--- a/docs/spp.docx
+++ b/docs/spp.docx
@@ -1,6 +1,6 @@
 
 <file path=word/document.xml><?xml version="1.0" encoding="utf-8"?>
-<w:document xmlns:wpc="http://schemas.microsoft.com/office/word/2010/wordprocessingCanvas" xmlns:mc="http://schemas.openxmlformats.org/markup-compatibility/2006" xmlns:o="urn:schemas-microsoft-com:office:office" xmlns:r="http://schemas.openxmlformats.org/officeDocument/2006/relationships" xmlns:m="http://schemas.openxmlformats.org/officeDocument/2006/math" xmlns:v="urn:schemas-microsoft-com:vml" xmlns:wp14="http://schemas.microsoft.com/office/word/2010/wordprocessingDrawing" xmlns:wp="http://schemas.openxmlformats.org/drawingml/2006/wordprocessingDrawing" xmlns:w10="urn:schemas-microsoft-com:office:word" xmlns:w="http://schemas.openxmlformats.org/wordprocessingml/2006/main" xmlns:w14="http://schemas.microsoft.com/office/word/2010/wordml" xmlns:w15="http://schemas.microsoft.com/office/word/2012/wordml" xmlns:wpg="http://schemas.microsoft.com/office/word/2010/wordprocessingGroup" xmlns:wpi="http://schemas.microsoft.com/office/word/2010/wordprocessingInk" xmlns:wne="http://schemas.microsoft.com/office/word/2006/wordml" xmlns:wps="http://schemas.microsoft.com/office/word/2010/wordprocessingShape" xmlns:cx="http://schemas.microsoft.com/office/drawing/2014/chartex" xmlns:cx1="http://schemas.microsoft.com/office/drawing/2015/9/8/chartex" xmlns:cx2="http://schemas.microsoft.com/office/drawing/2015/10/21/chartex" xmlns:cx3="http://schemas.microsoft.com/office/drawing/2016/5/9/chartex" xmlns:cx4="http://schemas.microsoft.com/office/drawing/2016/5/10/chartex" xmlns:cx5="http://schemas.microsoft.com/office/drawing/2016/5/11/chartex" xmlns:cx6="http://schemas.microsoft.com/office/drawing/2016/5/12/chartex" xmlns:cx7="http://schemas.microsoft.com/office/drawing/2016/5/13/chartex" xmlns:cx8="http://schemas.microsoft.com/office/drawing/2016/5/14/chartex" xmlns:aink="http://schemas.microsoft.com/office/drawing/2016/ink" xmlns:am3d="http://schemas.microsoft.com/office/drawing/2017/model3d" xmlns:w16cex="http://schemas.microsoft.com/office/word/2018/wordml/cex" xmlns:w16cid="http://schemas.microsoft.com/office/word/2016/wordml/cid" xmlns:w16="http://schemas.microsoft.com/office/word/2018/wordml" xmlns:w16sdtdh="http://schemas.microsoft.com/office/word/2020/wordml/sdtdatahash" xmlns:w16se="http://schemas.microsoft.com/office/word/2015/wordml/symex" mc:Ignorable="w14 w15 wp14">
+<w:document xmlns:wpc="http://schemas.microsoft.com/office/word/2010/wordprocessingCanvas" xmlns:cx="http://schemas.microsoft.com/office/drawing/2014/chartex" xmlns:cx1="http://schemas.microsoft.com/office/drawing/2015/9/8/chartex" xmlns:cx2="http://schemas.microsoft.com/office/drawing/2015/10/21/chartex" xmlns:cx3="http://schemas.microsoft.com/office/drawing/2016/5/9/chartex" xmlns:cx4="http://schemas.microsoft.com/office/drawing/2016/5/10/chartex" xmlns:cx5="http://schemas.microsoft.com/office/drawing/2016/5/11/chartex" xmlns:cx6="http://schemas.microsoft.com/office/drawing/2016/5/12/chartex" xmlns:cx7="http://schemas.microsoft.com/office/drawing/2016/5/13/chartex" xmlns:cx8="http://schemas.microsoft.com/office/drawing/2016/5/14/chartex" xmlns:mc="http://schemas.openxmlformats.org/markup-compatibility/2006" xmlns:aink="http://schemas.microsoft.com/office/drawing/2016/ink" xmlns:am3d="http://schemas.microsoft.com/office/drawing/2017/model3d" xmlns:o="urn:schemas-microsoft-com:office:office" xmlns:oel="http://schemas.microsoft.com/office/2019/extlst" xmlns:r="http://schemas.openxmlformats.org/officeDocument/2006/relationships" xmlns:m="http://schemas.openxmlformats.org/officeDocument/2006/math" xmlns:v="urn:schemas-microsoft-com:vml" xmlns:wp14="http://schemas.microsoft.com/office/word/2010/wordprocessingDrawing" xmlns:wp="http://schemas.openxmlformats.org/drawingml/2006/wordprocessingDrawing" xmlns:w10="urn:schemas-microsoft-com:office:word" xmlns:w="http://schemas.openxmlformats.org/wordprocessingml/2006/main" xmlns:w14="http://schemas.microsoft.com/office/word/2010/wordml" xmlns:w15="http://schemas.microsoft.com/office/word/2012/wordml" xmlns:w16cex="http://schemas.microsoft.com/office/word/2018/wordml/cex" xmlns:w16cid="http://schemas.microsoft.com/office/word/2016/wordml/cid" xmlns:w16="http://schemas.microsoft.com/office/word/2018/wordml" xmlns:w16du="http://schemas.microsoft.com/office/word/2023/wordml/word16du" xmlns:w16sdtdh="http://schemas.microsoft.com/office/word/2020/wordml/sdtdatahash" xmlns:w16sdtfl="http://schemas.microsoft.com/office/word/2024/wordml/sdtformatlock" xmlns:w16se="http://schemas.microsoft.com/office/word/2015/wordml/symex" xmlns:wpg="http://schemas.microsoft.com/office/word/2010/wordprocessingGroup" xmlns:wpi="http://schemas.microsoft.com/office/word/2010/wordprocessingInk" xmlns:wne="http://schemas.microsoft.com/office/word/2006/wordml" xmlns:wps="http://schemas.microsoft.com/office/word/2010/wordprocessingShape" mc:Ignorable="w14 w15 w16se w16cid w16 w16cex w16sdtdh w16sdtfl w16du wp14">
   <w:body>
     <w:p>
       <w:pPr>
@@ -18,7 +18,16 @@
           <w:sz w:val="32"/>
           <w:szCs w:val="32"/>
         </w:rPr>
-        <w:t xml:space="preserve">Smart Parking Platform</w:t>
+        <w:t>Smart Parking Platfor</w:t>
+      </w:r>
+      <w:r>
+        <w:rPr>
+          <w:b/>
+          <w:bCs/>
+          <w:sz w:val="32"/>
+          <w:szCs w:val="32"/>
+        </w:rPr>
+        <w:t>m</w:t>
       </w:r>
     </w:p>
     <w:p>
@@ -27,7 +36,7 @@
         <w:jc w:val="center"/>
       </w:pPr>
       <w:r>
-        <w:t xml:space="preserve">Project Management Plan</w:t>
+        <w:t>Project Management Plan</w:t>
       </w:r>
     </w:p>
     <w:p>
@@ -36,7 +45,15 @@
         <w:jc w:val="center"/>
       </w:pPr>
       <w:r>
-        <w:t xml:space="preserve">WE ARE $oftware Corp.</w:t>
+        <w:t>WE ARE $</w:t>
+      </w:r>
+      <w:proofErr w:type="spellStart"/>
+      <w:r>
+        <w:t>oftware</w:t>
+      </w:r>
+      <w:proofErr w:type="spellEnd"/>
+      <w:r>
+        <w:t xml:space="preserve"> Corp.</w:t>
       </w:r>
     </w:p>
     <w:p>
@@ -49,7 +66,14 @@
           <w:b/>
           <w:bCs/>
         </w:rPr>
-        <w:t xml:space="preserve">Version 1.0</w:t>
+        <w:t>Version 1.</w:t>
+      </w:r>
+      <w:r>
+        <w:rPr>
+          <w:b/>
+          <w:bCs/>
+        </w:rPr>
+        <w:t>1</w:t>
       </w:r>
     </w:p>
     <w:p>
@@ -58,7 +82,7 @@
         <w:jc w:val="center"/>
       </w:pPr>
       <w:r>
-        <w:t xml:space="preserve">Prepared by: Rayyan</w:t>
+        <w:t>Prepared by: Rayyan</w:t>
       </w:r>
     </w:p>
     <w:p>
@@ -67,7 +91,7 @@
         <w:jc w:val="center"/>
       </w:pPr>
       <w:r>
-        <w:t xml:space="preserve">CIS 4374 - Information Systems Project Management</w:t>
+        <w:t>CIS 4374 - Information Systems Project Management</w:t>
       </w:r>
     </w:p>
     <w:p>
@@ -76,7 +100,7 @@
         <w:jc w:val="center"/>
       </w:pPr>
       <w:r>
-        <w:t xml:space="preserve">University of Houston</w:t>
+        <w:t>University of Houston</w:t>
       </w:r>
     </w:p>
     <w:p>
@@ -88,39 +112,708 @@
       <w:pPr>
         <w:pStyle w:val="Heading1"/>
       </w:pPr>
-      <w:r>
-        <w:t xml:space="preserve">Table of Contents</w:t>
-      </w:r>
+      <w:bookmarkStart w:id="0" w:name="_Toc239843400"/>
+      <w:r>
+        <w:t>Table of Contents</w:t>
+      </w:r>
+      <w:bookmarkEnd w:id="0"/>
     </w:p>
+    <w:sdt>
+      <w:sdtPr>
+        <w:id w:val="1936626412"/>
+        <w:docPartObj>
+          <w:docPartGallery w:val="Table of Contents"/>
+          <w:docPartUnique/>
+        </w:docPartObj>
+      </w:sdtPr>
+      <w:sdtEndPr>
+        <w:rPr>
+          <w:rFonts w:ascii="Times New Roman" w:eastAsia="Times New Roman" w:hAnsi="Times New Roman" w:cs="Times New Roman"/>
+          <w:b/>
+          <w:bCs/>
+          <w:noProof/>
+          <w:color w:val="auto"/>
+          <w:sz w:val="20"/>
+          <w:szCs w:val="20"/>
+        </w:rPr>
+      </w:sdtEndPr>
+      <w:sdtContent>
+        <w:p>
+          <w:pPr>
+            <w:pStyle w:val="TOCHeading"/>
+          </w:pPr>
+          <w:r>
+            <w:t>Contents</w:t>
+          </w:r>
+        </w:p>
+        <w:p>
+          <w:pPr>
+            <w:pStyle w:val="TOC1"/>
+            <w:tabs>
+              <w:tab w:val="right" w:leader="dot" w:pos="9350"/>
+            </w:tabs>
+            <w:rPr>
+              <w:rFonts w:asciiTheme="minorHAnsi" w:eastAsiaTheme="minorEastAsia" w:hAnsiTheme="minorHAnsi" w:cstheme="minorBidi"/>
+              <w:noProof/>
+              <w:kern w:val="2"/>
+              <w:sz w:val="24"/>
+              <w:szCs w:val="24"/>
+              <w14:ligatures w14:val="standardContextual"/>
+            </w:rPr>
+          </w:pPr>
+          <w:r>
+            <w:fldChar w:fldCharType="begin"/>
+          </w:r>
+          <w:r>
+            <w:instrText xml:space="preserve"> TOC \o "1-3" \h \z \u </w:instrText>
+          </w:r>
+          <w:r>
+            <w:fldChar w:fldCharType="separate"/>
+          </w:r>
+          <w:hyperlink w:anchor="_Toc239843400" w:history="1">
+            <w:r>
+              <w:rPr>
+                <w:rStyle w:val="Hyperlink"/>
+                <w:noProof/>
+              </w:rPr>
+              <w:t>Table of Contents</w:t>
+            </w:r>
+            <w:r>
+              <w:rPr>
+                <w:noProof/>
+                <w:webHidden/>
+              </w:rPr>
+              <w:tab/>
+            </w:r>
+            <w:r>
+              <w:rPr>
+                <w:noProof/>
+                <w:webHidden/>
+              </w:rPr>
+              <w:fldChar w:fldCharType="begin"/>
+            </w:r>
+            <w:r>
+              <w:rPr>
+                <w:noProof/>
+                <w:webHidden/>
+              </w:rPr>
+              <w:instrText xml:space="preserve"> PAGEREF _Toc239843400 \h </w:instrText>
+            </w:r>
+            <w:r>
+              <w:rPr>
+                <w:noProof/>
+                <w:webHidden/>
+              </w:rPr>
+            </w:r>
+            <w:r>
+              <w:rPr>
+                <w:noProof/>
+                <w:webHidden/>
+              </w:rPr>
+              <w:fldChar w:fldCharType="separate"/>
+            </w:r>
+            <w:r>
+              <w:rPr>
+                <w:noProof/>
+                <w:webHidden/>
+              </w:rPr>
+              <w:t>2</w:t>
+            </w:r>
+            <w:r>
+              <w:rPr>
+                <w:noProof/>
+                <w:webHidden/>
+              </w:rPr>
+              <w:fldChar w:fldCharType="end"/>
+            </w:r>
+          </w:hyperlink>
+        </w:p>
+        <w:p>
+          <w:pPr>
+            <w:pStyle w:val="TOC1"/>
+            <w:tabs>
+              <w:tab w:val="right" w:leader="dot" w:pos="9350"/>
+            </w:tabs>
+            <w:rPr>
+              <w:rFonts w:asciiTheme="minorHAnsi" w:eastAsiaTheme="minorEastAsia" w:hAnsiTheme="minorHAnsi" w:cstheme="minorBidi"/>
+              <w:noProof/>
+              <w:kern w:val="2"/>
+              <w:sz w:val="24"/>
+              <w:szCs w:val="24"/>
+              <w14:ligatures w14:val="standardContextual"/>
+            </w:rPr>
+          </w:pPr>
+          <w:hyperlink w:anchor="_Toc239843401" w:history="1">
+            <w:r>
+              <w:rPr>
+                <w:rStyle w:val="Hyperlink"/>
+                <w:noProof/>
+              </w:rPr>
+              <w:t>Existing Software Landscape/Competitive Analysis</w:t>
+            </w:r>
+            <w:r>
+              <w:rPr>
+                <w:noProof/>
+                <w:webHidden/>
+              </w:rPr>
+              <w:tab/>
+            </w:r>
+            <w:r>
+              <w:rPr>
+                <w:noProof/>
+                <w:webHidden/>
+              </w:rPr>
+              <w:fldChar w:fldCharType="begin"/>
+            </w:r>
+            <w:r>
+              <w:rPr>
+                <w:noProof/>
+                <w:webHidden/>
+              </w:rPr>
+              <w:instrText xml:space="preserve"> PAGEREF _Toc239843401 \h </w:instrText>
+            </w:r>
+            <w:r>
+              <w:rPr>
+                <w:noProof/>
+                <w:webHidden/>
+              </w:rPr>
+            </w:r>
+            <w:r>
+              <w:rPr>
+                <w:noProof/>
+                <w:webHidden/>
+              </w:rPr>
+              <w:fldChar w:fldCharType="separate"/>
+            </w:r>
+            <w:r>
+              <w:rPr>
+                <w:noProof/>
+                <w:webHidden/>
+              </w:rPr>
+              <w:t>3</w:t>
+            </w:r>
+            <w:r>
+              <w:rPr>
+                <w:noProof/>
+                <w:webHidden/>
+              </w:rPr>
+              <w:fldChar w:fldCharType="end"/>
+            </w:r>
+          </w:hyperlink>
+        </w:p>
+        <w:p>
+          <w:r>
+            <w:rPr>
+              <w:b/>
+              <w:bCs/>
+              <w:noProof/>
+            </w:rPr>
+            <w:fldChar w:fldCharType="end"/>
+          </w:r>
+        </w:p>
+      </w:sdtContent>
+    </w:sdt>
+    <w:p>
+      <w:r>
+        <w:br w:type="page"/>
+      </w:r>
+    </w:p>
+    <w:p>
+      <w:pPr>
+        <w:pStyle w:val="Heading1"/>
+      </w:pPr>
+      <w:bookmarkStart w:id="1" w:name="_Toc239843401"/>
+      <w:r>
+        <w:lastRenderedPageBreak/>
+        <w:t>Existing Software Landscape/Competitive Analysis</w:t>
+      </w:r>
+      <w:bookmarkEnd w:id="1"/>
+    </w:p>
+    <w:p/>
+    <w:p>
+      <w:r>
+        <w:rPr>
+          <w:b/>
+          <w:bCs/>
+        </w:rPr>
+        <w:t>Driver-Facing Reservation Platforms</w:t>
+      </w:r>
+      <w:r>
+        <w:t xml:space="preserve">: The most popular consumer parking apps are ParkMobile, </w:t>
+      </w:r>
+      <w:proofErr w:type="spellStart"/>
+      <w:r>
+        <w:t>SpotHero</w:t>
+      </w:r>
+      <w:proofErr w:type="spellEnd"/>
+      <w:r>
+        <w:t xml:space="preserve">, and </w:t>
+      </w:r>
+      <w:proofErr w:type="spellStart"/>
+      <w:r>
+        <w:t>ParkWhiz</w:t>
+      </w:r>
+      <w:proofErr w:type="spellEnd"/>
+      <w:r>
+        <w:t xml:space="preserve">. ParkMobile is the biggest by coverage in the United States, focusing mainly on pay-per-session payments for on-street meters and municipal lots, where they charge a small convenience fee per transaction. </w:t>
+      </w:r>
+      <w:proofErr w:type="spellStart"/>
+      <w:r>
+        <w:t>SpotHero</w:t>
+      </w:r>
+      <w:proofErr w:type="spellEnd"/>
+      <w:r>
+        <w:t xml:space="preserve"> and </w:t>
+      </w:r>
+      <w:proofErr w:type="spellStart"/>
+      <w:r>
+        <w:t>ParkWhiz</w:t>
+      </w:r>
+      <w:proofErr w:type="spellEnd"/>
+      <w:r>
+        <w:t xml:space="preserve"> specialize in reservations at commercial garages and lots, using book-ahead pricing to offer discounted rates compared to drive-up prices, and are popular for </w:t>
+      </w:r>
+      <w:proofErr w:type="gramStart"/>
+      <w:r>
+        <w:t>event</w:t>
+      </w:r>
+      <w:proofErr w:type="gramEnd"/>
+      <w:r>
+        <w:t xml:space="preserve"> and stadium parking. However, these platforms' inventories are very limited to commercial garages and lots, they generally don't support smaller, independently operated parking facilities. They also don't provide any tools for the facility operators themselves.</w:t>
+      </w:r>
+    </w:p>
+    <w:p/>
+    <w:p>
+      <w:r>
+        <w:rPr>
+          <w:b/>
+          <w:bCs/>
+        </w:rPr>
+        <w:t>Operator-Facing Management Platforms</w:t>
+      </w:r>
+      <w:r>
+        <w:t xml:space="preserve">: Platforms such as </w:t>
+      </w:r>
+      <w:proofErr w:type="spellStart"/>
+      <w:r>
+        <w:t>AirGarage</w:t>
+      </w:r>
+      <w:proofErr w:type="spellEnd"/>
+      <w:r>
+        <w:t xml:space="preserve"> and similar parking management systems serve garage and lot operators rather than drivers. These systems combine occupancy tracking, pricing methods, license plate recognition, and centralized analytics dashboards, allowing operators to monitor performance and adjust pricing. These tools have shown noticeable revenue increases for operators through demand-based pricing. However, these platforms are built for the </w:t>
+      </w:r>
+      <w:proofErr w:type="gramStart"/>
+      <w:r>
+        <w:t>operator</w:t>
+      </w:r>
+      <w:proofErr w:type="gramEnd"/>
+      <w:r>
+        <w:t xml:space="preserve"> use only, they don't offer a </w:t>
+      </w:r>
+      <w:proofErr w:type="gramStart"/>
+      <w:r>
+        <w:t>client side</w:t>
+      </w:r>
+      <w:proofErr w:type="gramEnd"/>
+      <w:r>
+        <w:t xml:space="preserve"> reservation </w:t>
+      </w:r>
+      <w:proofErr w:type="gramStart"/>
+      <w:r>
+        <w:t>experience, and</w:t>
+      </w:r>
+      <w:proofErr w:type="gramEnd"/>
+      <w:r>
+        <w:t xml:space="preserve"> are often bundled into full-service management contracts rather than being available as standalone software an independent garage could use.</w:t>
+      </w:r>
+    </w:p>
+    <w:p/>
+    <w:p>
+      <w:r>
+        <w:rPr>
+          <w:b/>
+          <w:bCs/>
+        </w:rPr>
+        <w:t>Market Gap and Differentiation:</w:t>
+      </w:r>
+      <w:r>
+        <w:t xml:space="preserve"> The competitive landscape reveals a clear divide: driver-facing apps handle discovery, reservation, and payment, while operator-facing platforms handle occupancy monitoring and analytics, but few, if any, products combine them into a single platform available directly to individual/small-scale parking operators. The Smart Parking Platform is made to close this gap by offering a single system that gives drivers availability, interactive maps, reservations, and payments, while also giving parking operators an administrative dashboard for occupancy reporting and analytics, without needing them to adopt a large-scale, vendor-managed enterprise solution like </w:t>
+      </w:r>
+      <w:proofErr w:type="spellStart"/>
+      <w:r>
+        <w:t>AirGarage's</w:t>
+      </w:r>
+      <w:proofErr w:type="spellEnd"/>
+      <w:r>
+        <w:t xml:space="preserve"> model.</w:t>
+      </w:r>
+    </w:p>
+    <w:p/>
+    <w:tbl>
+      <w:tblPr>
+        <w:tblStyle w:val="GridTable1Light"/>
+        <w:tblW w:w="9594" w:type="dxa"/>
+        <w:tblLook w:val="04A0" w:firstRow="1" w:lastRow="0" w:firstColumn="1" w:lastColumn="0" w:noHBand="0" w:noVBand="1"/>
+      </w:tblPr>
+      <w:tblGrid>
+        <w:gridCol w:w="2398"/>
+        <w:gridCol w:w="2398"/>
+        <w:gridCol w:w="2399"/>
+        <w:gridCol w:w="2399"/>
+      </w:tblGrid>
+      <w:tr>
+        <w:trPr>
+          <w:cnfStyle w:val="100000000000" w:firstRow="1" w:lastRow="0" w:firstColumn="0" w:lastColumn="0" w:oddVBand="0" w:evenVBand="0" w:oddHBand="0" w:evenHBand="0" w:firstRowFirstColumn="0" w:firstRowLastColumn="0" w:lastRowFirstColumn="0" w:lastRowLastColumn="0"/>
+          <w:trHeight w:val="428"/>
+        </w:trPr>
+        <w:tc>
+          <w:tcPr>
+            <w:cnfStyle w:val="001000000000" w:firstRow="0" w:lastRow="0" w:firstColumn="1" w:lastColumn="0" w:oddVBand="0" w:evenVBand="0" w:oddHBand="0" w:evenHBand="0" w:firstRowFirstColumn="0" w:firstRowLastColumn="0" w:lastRowFirstColumn="0" w:lastRowLastColumn="0"/>
+            <w:tcW w:w="2398" w:type="dxa"/>
+          </w:tcPr>
+          <w:p>
+            <w:r>
+              <w:t>Product</w:t>
+            </w:r>
+          </w:p>
+        </w:tc>
+        <w:tc>
+          <w:tcPr>
+            <w:tcW w:w="2398" w:type="dxa"/>
+          </w:tcPr>
+          <w:p>
+            <w:pPr>
+              <w:cnfStyle w:val="100000000000" w:firstRow="1" w:lastRow="0" w:firstColumn="0" w:lastColumn="0" w:oddVBand="0" w:evenVBand="0" w:oddHBand="0" w:evenHBand="0" w:firstRowFirstColumn="0" w:firstRowLastColumn="0" w:lastRowFirstColumn="0" w:lastRowLastColumn="0"/>
+            </w:pPr>
+            <w:r>
+              <w:t>Type</w:t>
+            </w:r>
+          </w:p>
+        </w:tc>
+        <w:tc>
+          <w:tcPr>
+            <w:tcW w:w="2399" w:type="dxa"/>
+          </w:tcPr>
+          <w:p>
+            <w:pPr>
+              <w:cnfStyle w:val="100000000000" w:firstRow="1" w:lastRow="0" w:firstColumn="0" w:lastColumn="0" w:oddVBand="0" w:evenVBand="0" w:oddHBand="0" w:evenHBand="0" w:firstRowFirstColumn="0" w:firstRowLastColumn="0" w:lastRowFirstColumn="0" w:lastRowLastColumn="0"/>
+            </w:pPr>
+            <w:proofErr w:type="gramStart"/>
+            <w:r>
+              <w:t>Main focus</w:t>
+            </w:r>
+            <w:proofErr w:type="gramEnd"/>
+          </w:p>
+        </w:tc>
+        <w:tc>
+          <w:tcPr>
+            <w:tcW w:w="2399" w:type="dxa"/>
+          </w:tcPr>
+          <w:p>
+            <w:pPr>
+              <w:cnfStyle w:val="100000000000" w:firstRow="1" w:lastRow="0" w:firstColumn="0" w:lastColumn="0" w:oddVBand="0" w:evenVBand="0" w:oddHBand="0" w:evenHBand="0" w:firstRowFirstColumn="0" w:firstRowLastColumn="0" w:lastRowFirstColumn="0" w:lastRowLastColumn="0"/>
+            </w:pPr>
+            <w:r>
+              <w:t>Limitation</w:t>
+            </w:r>
+          </w:p>
+        </w:tc>
+      </w:tr>
+      <w:tr>
+        <w:trPr>
+          <w:trHeight w:val="455"/>
+        </w:trPr>
+        <w:tc>
+          <w:tcPr>
+            <w:cnfStyle w:val="001000000000" w:firstRow="0" w:lastRow="0" w:firstColumn="1" w:lastColumn="0" w:oddVBand="0" w:evenVBand="0" w:oddHBand="0" w:evenHBand="0" w:firstRowFirstColumn="0" w:firstRowLastColumn="0" w:lastRowFirstColumn="0" w:lastRowLastColumn="0"/>
+            <w:tcW w:w="2398" w:type="dxa"/>
+          </w:tcPr>
+          <w:p>
+            <w:pPr>
+              <w:rPr>
+                <w:b w:val="0"/>
+                <w:bCs w:val="0"/>
+              </w:rPr>
+            </w:pPr>
+            <w:r>
+              <w:rPr>
+                <w:b w:val="0"/>
+                <w:bCs w:val="0"/>
+              </w:rPr>
+              <w:t>Park Mobile</w:t>
+            </w:r>
+          </w:p>
+        </w:tc>
+        <w:tc>
+          <w:tcPr>
+            <w:tcW w:w="2398" w:type="dxa"/>
+          </w:tcPr>
+          <w:p>
+            <w:pPr>
+              <w:cnfStyle w:val="000000000000" w:firstRow="0" w:lastRow="0" w:firstColumn="0" w:lastColumn="0" w:oddVBand="0" w:evenVBand="0" w:oddHBand="0" w:evenHBand="0" w:firstRowFirstColumn="0" w:firstRowLastColumn="0" w:lastRowFirstColumn="0" w:lastRowLastColumn="0"/>
+            </w:pPr>
+            <w:r>
+              <w:t>Driver-side</w:t>
+            </w:r>
+          </w:p>
+        </w:tc>
+        <w:tc>
+          <w:tcPr>
+            <w:tcW w:w="2399" w:type="dxa"/>
+          </w:tcPr>
+          <w:p>
+            <w:pPr>
+              <w:cnfStyle w:val="000000000000" w:firstRow="0" w:lastRow="0" w:firstColumn="0" w:lastColumn="0" w:oddVBand="0" w:evenVBand="0" w:oddHBand="0" w:evenHBand="0" w:firstRowFirstColumn="0" w:firstRowLastColumn="0" w:lastRowFirstColumn="0" w:lastRowLastColumn="0"/>
+            </w:pPr>
+            <w:r>
+              <w:t>Meter/lot payments</w:t>
+            </w:r>
+          </w:p>
+        </w:tc>
+        <w:tc>
+          <w:tcPr>
+            <w:tcW w:w="2399" w:type="dxa"/>
+          </w:tcPr>
+          <w:p>
+            <w:pPr>
+              <w:cnfStyle w:val="000000000000" w:firstRow="0" w:lastRow="0" w:firstColumn="0" w:lastColumn="0" w:oddVBand="0" w:evenVBand="0" w:oddHBand="0" w:evenHBand="0" w:firstRowFirstColumn="0" w:firstRowLastColumn="0" w:lastRowFirstColumn="0" w:lastRowLastColumn="0"/>
+            </w:pPr>
+            <w:r>
+              <w:t>No operator dashboard</w:t>
+            </w:r>
+          </w:p>
+        </w:tc>
+      </w:tr>
+      <w:tr>
+        <w:trPr>
+          <w:trHeight w:val="455"/>
+        </w:trPr>
+        <w:tc>
+          <w:tcPr>
+            <w:cnfStyle w:val="001000000000" w:firstRow="0" w:lastRow="0" w:firstColumn="1" w:lastColumn="0" w:oddVBand="0" w:evenVBand="0" w:oddHBand="0" w:evenHBand="0" w:firstRowFirstColumn="0" w:firstRowLastColumn="0" w:lastRowFirstColumn="0" w:lastRowLastColumn="0"/>
+            <w:tcW w:w="2398" w:type="dxa"/>
+          </w:tcPr>
+          <w:p>
+            <w:pPr>
+              <w:rPr>
+                <w:b w:val="0"/>
+                <w:bCs w:val="0"/>
+              </w:rPr>
+            </w:pPr>
+            <w:proofErr w:type="spellStart"/>
+            <w:r>
+              <w:rPr>
+                <w:b w:val="0"/>
+                <w:bCs w:val="0"/>
+              </w:rPr>
+              <w:t>SpotHero</w:t>
+            </w:r>
+            <w:proofErr w:type="spellEnd"/>
+          </w:p>
+        </w:tc>
+        <w:tc>
+          <w:tcPr>
+            <w:tcW w:w="2398" w:type="dxa"/>
+          </w:tcPr>
+          <w:p>
+            <w:pPr>
+              <w:cnfStyle w:val="000000000000" w:firstRow="0" w:lastRow="0" w:firstColumn="0" w:lastColumn="0" w:oddVBand="0" w:evenVBand="0" w:oddHBand="0" w:evenHBand="0" w:firstRowFirstColumn="0" w:firstRowLastColumn="0" w:lastRowFirstColumn="0" w:lastRowLastColumn="0"/>
+            </w:pPr>
+            <w:r>
+              <w:t>Driver-side</w:t>
+            </w:r>
+          </w:p>
+        </w:tc>
+        <w:tc>
+          <w:tcPr>
+            <w:tcW w:w="2399" w:type="dxa"/>
+          </w:tcPr>
+          <w:p>
+            <w:pPr>
+              <w:cnfStyle w:val="000000000000" w:firstRow="0" w:lastRow="0" w:firstColumn="0" w:lastColumn="0" w:oddVBand="0" w:evenVBand="0" w:oddHBand="0" w:evenHBand="0" w:firstRowFirstColumn="0" w:firstRowLastColumn="0" w:lastRowFirstColumn="0" w:lastRowLastColumn="0"/>
+            </w:pPr>
+            <w:r>
+              <w:t>Garage reservations</w:t>
+            </w:r>
+          </w:p>
+        </w:tc>
+        <w:tc>
+          <w:tcPr>
+            <w:tcW w:w="2399" w:type="dxa"/>
+          </w:tcPr>
+          <w:p>
+            <w:pPr>
+              <w:cnfStyle w:val="000000000000" w:firstRow="0" w:lastRow="0" w:firstColumn="0" w:lastColumn="0" w:oddVBand="0" w:evenVBand="0" w:oddHBand="0" w:evenHBand="0" w:firstRowFirstColumn="0" w:firstRowLastColumn="0" w:lastRowFirstColumn="0" w:lastRowLastColumn="0"/>
+            </w:pPr>
+            <w:r>
+              <w:t>No operator dashboard</w:t>
+            </w:r>
+          </w:p>
+        </w:tc>
+      </w:tr>
+      <w:tr>
+        <w:trPr>
+          <w:trHeight w:val="887"/>
+        </w:trPr>
+        <w:tc>
+          <w:tcPr>
+            <w:cnfStyle w:val="001000000000" w:firstRow="0" w:lastRow="0" w:firstColumn="1" w:lastColumn="0" w:oddVBand="0" w:evenVBand="0" w:oddHBand="0" w:evenHBand="0" w:firstRowFirstColumn="0" w:firstRowLastColumn="0" w:lastRowFirstColumn="0" w:lastRowLastColumn="0"/>
+            <w:tcW w:w="2398" w:type="dxa"/>
+          </w:tcPr>
+          <w:p>
+            <w:pPr>
+              <w:rPr>
+                <w:b w:val="0"/>
+                <w:bCs w:val="0"/>
+              </w:rPr>
+            </w:pPr>
+            <w:proofErr w:type="spellStart"/>
+            <w:r>
+              <w:rPr>
+                <w:b w:val="0"/>
+                <w:bCs w:val="0"/>
+              </w:rPr>
+              <w:t>ParkWhiz</w:t>
+            </w:r>
+            <w:proofErr w:type="spellEnd"/>
+          </w:p>
+        </w:tc>
+        <w:tc>
+          <w:tcPr>
+            <w:tcW w:w="2398" w:type="dxa"/>
+          </w:tcPr>
+          <w:p>
+            <w:pPr>
+              <w:cnfStyle w:val="000000000000" w:firstRow="0" w:lastRow="0" w:firstColumn="0" w:lastColumn="0" w:oddVBand="0" w:evenVBand="0" w:oddHBand="0" w:evenHBand="0" w:firstRowFirstColumn="0" w:firstRowLastColumn="0" w:lastRowFirstColumn="0" w:lastRowLastColumn="0"/>
+            </w:pPr>
+            <w:r>
+              <w:t>Driver-side</w:t>
+            </w:r>
+          </w:p>
+        </w:tc>
+        <w:tc>
+          <w:tcPr>
+            <w:tcW w:w="2399" w:type="dxa"/>
+          </w:tcPr>
+          <w:p>
+            <w:pPr>
+              <w:cnfStyle w:val="000000000000" w:firstRow="0" w:lastRow="0" w:firstColumn="0" w:lastColumn="0" w:oddVBand="0" w:evenVBand="0" w:oddHBand="0" w:evenHBand="0" w:firstRowFirstColumn="0" w:firstRowLastColumn="0" w:lastRowFirstColumn="0" w:lastRowLastColumn="0"/>
+            </w:pPr>
+            <w:r>
+              <w:t>Garage reservations</w:t>
+            </w:r>
+            <w:r>
+              <w:t>/events</w:t>
+            </w:r>
+          </w:p>
+        </w:tc>
+        <w:tc>
+          <w:tcPr>
+            <w:tcW w:w="2399" w:type="dxa"/>
+          </w:tcPr>
+          <w:p>
+            <w:pPr>
+              <w:cnfStyle w:val="000000000000" w:firstRow="0" w:lastRow="0" w:firstColumn="0" w:lastColumn="0" w:oddVBand="0" w:evenVBand="0" w:oddHBand="0" w:evenHBand="0" w:firstRowFirstColumn="0" w:firstRowLastColumn="0" w:lastRowFirstColumn="0" w:lastRowLastColumn="0"/>
+            </w:pPr>
+            <w:r>
+              <w:t>No operator dashboard</w:t>
+            </w:r>
+          </w:p>
+        </w:tc>
+      </w:tr>
+      <w:tr>
+        <w:trPr>
+          <w:trHeight w:val="887"/>
+        </w:trPr>
+        <w:tc>
+          <w:tcPr>
+            <w:cnfStyle w:val="001000000000" w:firstRow="0" w:lastRow="0" w:firstColumn="1" w:lastColumn="0" w:oddVBand="0" w:evenVBand="0" w:oddHBand="0" w:evenHBand="0" w:firstRowFirstColumn="0" w:firstRowLastColumn="0" w:lastRowFirstColumn="0" w:lastRowLastColumn="0"/>
+            <w:tcW w:w="2398" w:type="dxa"/>
+          </w:tcPr>
+          <w:p>
+            <w:pPr>
+              <w:rPr>
+                <w:b w:val="0"/>
+                <w:bCs w:val="0"/>
+              </w:rPr>
+            </w:pPr>
+            <w:proofErr w:type="spellStart"/>
+            <w:r>
+              <w:rPr>
+                <w:b w:val="0"/>
+                <w:bCs w:val="0"/>
+              </w:rPr>
+              <w:t>AirGarage</w:t>
+            </w:r>
+            <w:proofErr w:type="spellEnd"/>
+          </w:p>
+        </w:tc>
+        <w:tc>
+          <w:tcPr>
+            <w:tcW w:w="2398" w:type="dxa"/>
+          </w:tcPr>
+          <w:p>
+            <w:pPr>
+              <w:cnfStyle w:val="000000000000" w:firstRow="0" w:lastRow="0" w:firstColumn="0" w:lastColumn="0" w:oddVBand="0" w:evenVBand="0" w:oddHBand="0" w:evenHBand="0" w:firstRowFirstColumn="0" w:firstRowLastColumn="0" w:lastRowFirstColumn="0" w:lastRowLastColumn="0"/>
+            </w:pPr>
+            <w:r>
+              <w:t>Operator-side</w:t>
+            </w:r>
+          </w:p>
+        </w:tc>
+        <w:tc>
+          <w:tcPr>
+            <w:tcW w:w="2399" w:type="dxa"/>
+          </w:tcPr>
+          <w:p>
+            <w:pPr>
+              <w:cnfStyle w:val="000000000000" w:firstRow="0" w:lastRow="0" w:firstColumn="0" w:lastColumn="0" w:oddVBand="0" w:evenVBand="0" w:oddHBand="0" w:evenHBand="0" w:firstRowFirstColumn="0" w:firstRowLastColumn="0" w:lastRowFirstColumn="0" w:lastRowLastColumn="0"/>
+            </w:pPr>
+            <w:r>
+              <w:t>Occupancy, pricing, enforcement</w:t>
+            </w:r>
+          </w:p>
+        </w:tc>
+        <w:tc>
+          <w:tcPr>
+            <w:tcW w:w="2399" w:type="dxa"/>
+          </w:tcPr>
+          <w:p>
+            <w:pPr>
+              <w:cnfStyle w:val="000000000000" w:firstRow="0" w:lastRow="0" w:firstColumn="0" w:lastColumn="0" w:oddVBand="0" w:evenVBand="0" w:oddHBand="0" w:evenHBand="0" w:firstRowFirstColumn="0" w:firstRowLastColumn="0" w:lastRowFirstColumn="0" w:lastRowLastColumn="0"/>
+            </w:pPr>
+            <w:r>
+              <w:t xml:space="preserve">No consumer-side app, </w:t>
+            </w:r>
+            <w:proofErr w:type="gramStart"/>
+            <w:r>
+              <w:t>full service</w:t>
+            </w:r>
+            <w:proofErr w:type="gramEnd"/>
+            <w:r>
+              <w:t xml:space="preserve"> model</w:t>
+            </w:r>
+          </w:p>
+        </w:tc>
+      </w:tr>
+    </w:tbl>
+    <w:p/>
     <w:sectPr>
-      <w:headerReference w:type="default" r:id="rId7"/>
-      <w:footerReference w:type="default" r:id="rId8"/>
-      <w:pgSz w:w="12240" w:h="15840" w:orient="portrait"/>
+      <w:headerReference w:type="default" r:id="rId8"/>
+      <w:footerReference w:type="default" r:id="rId9"/>
+      <w:pgSz w:w="12240" w:h="15840"/>
       <w:pgMar w:top="1440" w:right="1440" w:bottom="1440" w:left="1440" w:header="708" w:footer="708" w:gutter="0"/>
-      <w:pgNumType/>
+      <w:cols w:space="720"/>
       <w:docGrid w:linePitch="360"/>
     </w:sectPr>
   </w:body>
 </w:document>
 </file>
 
-<file path=word/comments.xml><?xml version="1.0" encoding="utf-8"?>
-<w:comments xmlns:cx="http://schemas.microsoft.com/office/drawing/2014/chartex" xmlns:cx1="http://schemas.microsoft.com/office/drawing/2015/9/8/chartex" xmlns:cx2="http://schemas.microsoft.com/office/drawing/2015/10/21/chartex" xmlns:cx3="http://schemas.microsoft.com/office/drawing/2016/5/9/chartex" xmlns:cx4="http://schemas.microsoft.com/office/drawing/2016/5/10/chartex" xmlns:cx5="http://schemas.microsoft.com/office/drawing/2016/5/11/chartex" xmlns:cx6="http://schemas.microsoft.com/office/drawing/2016/5/12/chartex" xmlns:cx7="http://schemas.microsoft.com/office/drawing/2016/5/13/chartex" xmlns:cx8="http://schemas.microsoft.com/office/drawing/2016/5/14/chartex" xmlns:mc="http://schemas.openxmlformats.org/markup-compatibility/2006" xmlns:aink="http://schemas.microsoft.com/office/drawing/2016/ink" xmlns:am3d="http://schemas.microsoft.com/office/drawing/2017/model3d" xmlns:o="urn:schemas-microsoft-com:office:office" xmlns:r="http://schemas.openxmlformats.org/officeDocument/2006/relationships" xmlns:m="http://schemas.openxmlformats.org/officeDocument/2006/math" xmlns:v="urn:schemas-microsoft-com:vml" xmlns:wp14="http://schemas.microsoft.com/office/word/2010/wordprocessingDrawing" xmlns:wp="http://schemas.openxmlformats.org/drawingml/2006/wordprocessingDrawing" xmlns:w10="urn:schemas-microsoft-com:office:word" xmlns:w="http://schemas.openxmlformats.org/wordprocessingml/2006/main" xmlns:w14="http://schemas.microsoft.com/office/word/2010/wordml" xmlns:w15="http://schemas.microsoft.com/office/word/2012/wordml" xmlns:w16cex="http://schemas.microsoft.com/office/word/2018/wordml/cex" xmlns:w16cid="http://schemas.microsoft.com/office/word/2016/wordml/cid" xmlns:w16="http://schemas.microsoft.com/office/word/2018/wordml" xmlns:w16sdtdh="http://schemas.microsoft.com/office/word/2020/wordml/sdtdatahash" xmlns:w16se="http://schemas.microsoft.com/office/word/2015/wordml/symex" xmlns:wpg="http://schemas.microsoft.com/office/word/2010/wordprocessingGroup" xmlns:wpi="http://schemas.microsoft.com/office/word/2010/wordprocessingInk" xmlns:wne="http://schemas.microsoft.com/office/word/2006/wordml" xmlns:wps="http://schemas.microsoft.com/office/word/2010/wordprocessingShape"/>
-</file>
-
 <file path=word/endnotes.xml><?xml version="1.0" encoding="utf-8"?>
-<w:endnotes xmlns:wpc="http://schemas.microsoft.com/office/word/2010/wordprocessingCanvas" xmlns:mc="http://schemas.openxmlformats.org/markup-compatibility/2006" xmlns:o="urn:schemas-microsoft-com:office:office" xmlns:r="http://schemas.openxmlformats.org/officeDocument/2006/relationships" xmlns:m="http://schemas.openxmlformats.org/officeDocument/2006/math" xmlns:v="urn:schemas-microsoft-com:vml" xmlns:wp14="http://schemas.microsoft.com/office/word/2010/wordprocessingDrawing" xmlns:wp="http://schemas.openxmlformats.org/drawingml/2006/wordprocessingDrawing" xmlns:w10="urn:schemas-microsoft-com:office:word" xmlns:w="http://schemas.openxmlformats.org/wordprocessingml/2006/main" xmlns:w14="http://schemas.microsoft.com/office/word/2010/wordml" xmlns:w15="http://schemas.microsoft.com/office/word/2012/wordml" xmlns:wpg="http://schemas.microsoft.com/office/word/2010/wordprocessingGroup" xmlns:wpi="http://schemas.microsoft.com/office/word/2010/wordprocessingInk" xmlns:wne="http://schemas.microsoft.com/office/word/2006/wordml" xmlns:wps="http://schemas.microsoft.com/office/word/2010/wordprocessingShape" mc:Ignorable="w14 w15 wp14">
+<w:endnotes xmlns:wpc="http://schemas.microsoft.com/office/word/2010/wordprocessingCanvas" xmlns:cx="http://schemas.microsoft.com/office/drawing/2014/chartex" xmlns:cx1="http://schemas.microsoft.com/office/drawing/2015/9/8/chartex" xmlns:cx2="http://schemas.microsoft.com/office/drawing/2015/10/21/chartex" xmlns:cx3="http://schemas.microsoft.com/office/drawing/2016/5/9/chartex" xmlns:cx4="http://schemas.microsoft.com/office/drawing/2016/5/10/chartex" xmlns:cx5="http://schemas.microsoft.com/office/drawing/2016/5/11/chartex" xmlns:cx6="http://schemas.microsoft.com/office/drawing/2016/5/12/chartex" xmlns:cx7="http://schemas.microsoft.com/office/drawing/2016/5/13/chartex" xmlns:cx8="http://schemas.microsoft.com/office/drawing/2016/5/14/chartex" xmlns:mc="http://schemas.openxmlformats.org/markup-compatibility/2006" xmlns:aink="http://schemas.microsoft.com/office/drawing/2016/ink" xmlns:am3d="http://schemas.microsoft.com/office/drawing/2017/model3d" xmlns:o="urn:schemas-microsoft-com:office:office" xmlns:oel="http://schemas.microsoft.com/office/2019/extlst" xmlns:r="http://schemas.openxmlformats.org/officeDocument/2006/relationships" xmlns:m="http://schemas.openxmlformats.org/officeDocument/2006/math" xmlns:v="urn:schemas-microsoft-com:vml" xmlns:wp14="http://schemas.microsoft.com/office/word/2010/wordprocessingDrawing" xmlns:wp="http://schemas.openxmlformats.org/drawingml/2006/wordprocessingDrawing" xmlns:w10="urn:schemas-microsoft-com:office:word" xmlns:w="http://schemas.openxmlformats.org/wordprocessingml/2006/main" xmlns:w14="http://schemas.microsoft.com/office/word/2010/wordml" xmlns:w15="http://schemas.microsoft.com/office/word/2012/wordml" xmlns:w16cex="http://schemas.microsoft.com/office/word/2018/wordml/cex" xmlns:w16cid="http://schemas.microsoft.com/office/word/2016/wordml/cid" xmlns:w16="http://schemas.microsoft.com/office/word/2018/wordml" xmlns:w16du="http://schemas.microsoft.com/office/word/2023/wordml/word16du" xmlns:w16sdtdh="http://schemas.microsoft.com/office/word/2020/wordml/sdtdatahash" xmlns:w16sdtfl="http://schemas.microsoft.com/office/word/2024/wordml/sdtformatlock" xmlns:w16se="http://schemas.microsoft.com/office/word/2015/wordml/symex" xmlns:wpg="http://schemas.microsoft.com/office/word/2010/wordprocessingGroup" xmlns:wpi="http://schemas.microsoft.com/office/word/2010/wordprocessingInk" xmlns:wne="http://schemas.microsoft.com/office/word/2006/wordml" xmlns:wps="http://schemas.microsoft.com/office/word/2010/wordprocessingShape" mc:Ignorable="w14 w15 w16se w16cid w16 w16cex w16sdtdh w16sdtfl w16du wp14">
   <w:endnote w:type="separator" w:id="-1">
     <w:p>
-      <w:pPr>
-        <w:spacing w:after="0" w:line="240" w:lineRule="auto"/>
-      </w:pPr>
-      <w:r>
-        <w:rPr>
-          <w:rStyle w:val="EndnoteReference"/>
-        </w:rPr>
-        <w:endnoteRef/>
-      </w:r>
       <w:r>
         <w:separator/>
       </w:r>
@@ -128,15 +821,6 @@
   </w:endnote>
   <w:endnote w:type="continuationSeparator" w:id="0">
     <w:p>
-      <w:pPr>
-        <w:spacing w:after="0" w:line="240" w:lineRule="auto"/>
-      </w:pPr>
-      <w:r>
-        <w:rPr>
-          <w:rStyle w:val="EndnoteReference"/>
-        </w:rPr>
-        <w:endnoteRef/>
-      </w:r>
       <w:r>
         <w:continuationSeparator/>
       </w:r>
@@ -146,21 +830,51 @@
 </file>
 
 <file path=word/footer1.xml><?xml version="1.0" encoding="utf-8"?>
-<w:ftr xmlns:wpc="http://schemas.microsoft.com/office/word/2010/wordprocessingCanvas" xmlns:mc="http://schemas.openxmlformats.org/markup-compatibility/2006" xmlns:o="urn:schemas-microsoft-com:office:office" xmlns:r="http://schemas.openxmlformats.org/officeDocument/2006/relationships" xmlns:m="http://schemas.openxmlformats.org/officeDocument/2006/math" xmlns:v="urn:schemas-microsoft-com:vml" xmlns:wp14="http://schemas.microsoft.com/office/word/2010/wordprocessingDrawing" xmlns:wp="http://schemas.openxmlformats.org/drawingml/2006/wordprocessingDrawing" xmlns:w10="urn:schemas-microsoft-com:office:word" xmlns:w="http://schemas.openxmlformats.org/wordprocessingml/2006/main" xmlns:w14="http://schemas.microsoft.com/office/word/2010/wordml" xmlns:w15="http://schemas.microsoft.com/office/word/2012/wordml" xmlns:wpg="http://schemas.microsoft.com/office/word/2010/wordprocessingGroup" xmlns:wpi="http://schemas.microsoft.com/office/word/2010/wordprocessingInk" xmlns:wne="http://schemas.microsoft.com/office/word/2006/wordml" xmlns:wps="http://schemas.microsoft.com/office/word/2010/wordprocessingShape">
+<w:ftr xmlns:wpc="http://schemas.microsoft.com/office/word/2010/wordprocessingCanvas" xmlns:cx="http://schemas.microsoft.com/office/drawing/2014/chartex" xmlns:cx1="http://schemas.microsoft.com/office/drawing/2015/9/8/chartex" xmlns:cx2="http://schemas.microsoft.com/office/drawing/2015/10/21/chartex" xmlns:cx3="http://schemas.microsoft.com/office/drawing/2016/5/9/chartex" xmlns:cx4="http://schemas.microsoft.com/office/drawing/2016/5/10/chartex" xmlns:cx5="http://schemas.microsoft.com/office/drawing/2016/5/11/chartex" xmlns:cx6="http://schemas.microsoft.com/office/drawing/2016/5/12/chartex" xmlns:cx7="http://schemas.microsoft.com/office/drawing/2016/5/13/chartex" xmlns:cx8="http://schemas.microsoft.com/office/drawing/2016/5/14/chartex" xmlns:mc="http://schemas.openxmlformats.org/markup-compatibility/2006" xmlns:aink="http://schemas.microsoft.com/office/drawing/2016/ink" xmlns:am3d="http://schemas.microsoft.com/office/drawing/2017/model3d" xmlns:o="urn:schemas-microsoft-com:office:office" xmlns:oel="http://schemas.microsoft.com/office/2019/extlst" xmlns:r="http://schemas.openxmlformats.org/officeDocument/2006/relationships" xmlns:m="http://schemas.openxmlformats.org/officeDocument/2006/math" xmlns:v="urn:schemas-microsoft-com:vml" xmlns:wp14="http://schemas.microsoft.com/office/word/2010/wordprocessingDrawing" xmlns:wp="http://schemas.openxmlformats.org/drawingml/2006/wordprocessingDrawing" xmlns:w10="urn:schemas-microsoft-com:office:word" xmlns:w="http://schemas.openxmlformats.org/wordprocessingml/2006/main" xmlns:w14="http://schemas.microsoft.com/office/word/2010/wordml" xmlns:w15="http://schemas.microsoft.com/office/word/2012/wordml" xmlns:w16cex="http://schemas.microsoft.com/office/word/2018/wordml/cex" xmlns:w16cid="http://schemas.microsoft.com/office/word/2016/wordml/cid" xmlns:w16="http://schemas.microsoft.com/office/word/2018/wordml" xmlns:w16du="http://schemas.microsoft.com/office/word/2023/wordml/word16du" xmlns:w16sdtdh="http://schemas.microsoft.com/office/word/2020/wordml/sdtdatahash" xmlns:w16sdtfl="http://schemas.microsoft.com/office/word/2024/wordml/sdtformatlock" xmlns:w16se="http://schemas.microsoft.com/office/word/2015/wordml/symex" xmlns:wpg="http://schemas.microsoft.com/office/word/2010/wordprocessingGroup" xmlns:wpi="http://schemas.microsoft.com/office/word/2010/wordprocessingInk" xmlns:wne="http://schemas.microsoft.com/office/word/2006/wordml" xmlns:wps="http://schemas.microsoft.com/office/word/2010/wordprocessingShape" mc:Ignorable="w14 w15 w16se w16cid w16 w16cex w16sdtdh w16sdtfl w16du wp14">
   <w:p>
     <w:pPr>
       <w:jc w:val="center"/>
     </w:pPr>
     <w:r>
       <w:t xml:space="preserve">Page </w:t>
+    </w:r>
+    <w:r>
       <w:fldChar w:fldCharType="begin"/>
-      <w:instrText xml:space="preserve">PAGE</w:instrText>
+    </w:r>
+    <w:r>
+      <w:instrText>PAGE</w:instrText>
+    </w:r>
+    <w:r>
       <w:fldChar w:fldCharType="separate"/>
+    </w:r>
+    <w:r>
+      <w:rPr>
+        <w:noProof/>
+      </w:rPr>
+      <w:t>1</w:t>
+    </w:r>
+    <w:r>
       <w:fldChar w:fldCharType="end"/>
+    </w:r>
+    <w:r>
       <w:t xml:space="preserve"> of </w:t>
+    </w:r>
+    <w:r>
       <w:fldChar w:fldCharType="begin"/>
-      <w:instrText xml:space="preserve">NUMPAGES</w:instrText>
+    </w:r>
+    <w:r>
+      <w:instrText>NUMPAGES</w:instrText>
+    </w:r>
+    <w:r>
       <w:fldChar w:fldCharType="separate"/>
+    </w:r>
+    <w:r>
+      <w:rPr>
+        <w:noProof/>
+      </w:rPr>
+      <w:t>2</w:t>
+    </w:r>
+    <w:r>
       <w:fldChar w:fldCharType="end"/>
     </w:r>
   </w:p>
@@ -168,18 +882,9 @@
 </file>
 
 <file path=word/footnotes.xml><?xml version="1.0" encoding="utf-8"?>
-<w:footnotes xmlns:wpc="http://schemas.microsoft.com/office/word/2010/wordprocessingCanvas" xmlns:mc="http://schemas.openxmlformats.org/markup-compatibility/2006" xmlns:o="urn:schemas-microsoft-com:office:office" xmlns:r="http://schemas.openxmlformats.org/officeDocument/2006/relationships" xmlns:m="http://schemas.openxmlformats.org/officeDocument/2006/math" xmlns:v="urn:schemas-microsoft-com:vml" xmlns:wp14="http://schemas.microsoft.com/office/word/2010/wordprocessingDrawing" xmlns:wp="http://schemas.openxmlformats.org/drawingml/2006/wordprocessingDrawing" xmlns:w10="urn:schemas-microsoft-com:office:word" xmlns:w="http://schemas.openxmlformats.org/wordprocessingml/2006/main" xmlns:w14="http://schemas.microsoft.com/office/word/2010/wordml" xmlns:w15="http://schemas.microsoft.com/office/word/2012/wordml" xmlns:wpg="http://schemas.microsoft.com/office/word/2010/wordprocessingGroup" xmlns:wpi="http://schemas.microsoft.com/office/word/2010/wordprocessingInk" xmlns:wne="http://schemas.microsoft.com/office/word/2006/wordml" xmlns:wps="http://schemas.microsoft.com/office/word/2010/wordprocessingShape" mc:Ignorable="w14 w15 wp14">
+<w:footnotes xmlns:wpc="http://schemas.microsoft.com/office/word/2010/wordprocessingCanvas" xmlns:cx="http://schemas.microsoft.com/office/drawing/2014/chartex" xmlns:cx1="http://schemas.microsoft.com/office/drawing/2015/9/8/chartex" xmlns:cx2="http://schemas.microsoft.com/office/drawing/2015/10/21/chartex" xmlns:cx3="http://schemas.microsoft.com/office/drawing/2016/5/9/chartex" xmlns:cx4="http://schemas.microsoft.com/office/drawing/2016/5/10/chartex" xmlns:cx5="http://schemas.microsoft.com/office/drawing/2016/5/11/chartex" xmlns:cx6="http://schemas.microsoft.com/office/drawing/2016/5/12/chartex" xmlns:cx7="http://schemas.microsoft.com/office/drawing/2016/5/13/chartex" xmlns:cx8="http://schemas.microsoft.com/office/drawing/2016/5/14/chartex" xmlns:mc="http://schemas.openxmlformats.org/markup-compatibility/2006" xmlns:aink="http://schemas.microsoft.com/office/drawing/2016/ink" xmlns:am3d="http://schemas.microsoft.com/office/drawing/2017/model3d" xmlns:o="urn:schemas-microsoft-com:office:office" xmlns:oel="http://schemas.microsoft.com/office/2019/extlst" xmlns:r="http://schemas.openxmlformats.org/officeDocument/2006/relationships" xmlns:m="http://schemas.openxmlformats.org/officeDocument/2006/math" xmlns:v="urn:schemas-microsoft-com:vml" xmlns:wp14="http://schemas.microsoft.com/office/word/2010/wordprocessingDrawing" xmlns:wp="http://schemas.openxmlformats.org/drawingml/2006/wordprocessingDrawing" xmlns:w10="urn:schemas-microsoft-com:office:word" xmlns:w="http://schemas.openxmlformats.org/wordprocessingml/2006/main" xmlns:w14="http://schemas.microsoft.com/office/word/2010/wordml" xmlns:w15="http://schemas.microsoft.com/office/word/2012/wordml" xmlns:w16cex="http://schemas.microsoft.com/office/word/2018/wordml/cex" xmlns:w16cid="http://schemas.microsoft.com/office/word/2016/wordml/cid" xmlns:w16="http://schemas.microsoft.com/office/word/2018/wordml" xmlns:w16du="http://schemas.microsoft.com/office/word/2023/wordml/word16du" xmlns:w16sdtdh="http://schemas.microsoft.com/office/word/2020/wordml/sdtdatahash" xmlns:w16sdtfl="http://schemas.microsoft.com/office/word/2024/wordml/sdtformatlock" xmlns:w16se="http://schemas.microsoft.com/office/word/2015/wordml/symex" xmlns:wpg="http://schemas.microsoft.com/office/word/2010/wordprocessingGroup" xmlns:wpi="http://schemas.microsoft.com/office/word/2010/wordprocessingInk" xmlns:wne="http://schemas.microsoft.com/office/word/2006/wordml" xmlns:wps="http://schemas.microsoft.com/office/word/2010/wordprocessingShape" mc:Ignorable="w14 w15 w16se w16cid w16 w16cex w16sdtdh w16sdtfl w16du wp14">
   <w:footnote w:type="separator" w:id="-1">
     <w:p>
-      <w:pPr>
-        <w:spacing w:after="0" w:line="240" w:lineRule="auto"/>
-      </w:pPr>
-      <w:r>
-        <w:rPr>
-          <w:rStyle w:val="FootnoteReference"/>
-        </w:rPr>
-        <w:footnoteRef/>
-      </w:r>
       <w:r>
         <w:separator/>
       </w:r>
@@ -187,15 +892,6 @@
   </w:footnote>
   <w:footnote w:type="continuationSeparator" w:id="0">
     <w:p>
-      <w:pPr>
-        <w:spacing w:after="0" w:line="240" w:lineRule="auto"/>
-      </w:pPr>
-      <w:r>
-        <w:rPr>
-          <w:rStyle w:val="FootnoteReference"/>
-        </w:rPr>
-        <w:footnoteRef/>
-      </w:r>
       <w:r>
         <w:continuationSeparator/>
       </w:r>
@@ -205,23 +901,25 @@
 </file>
 
 <file path=word/header1.xml><?xml version="1.0" encoding="utf-8"?>
-<w:hdr xmlns:wpc="http://schemas.microsoft.com/office/word/2010/wordprocessingCanvas" xmlns:mc="http://schemas.openxmlformats.org/markup-compatibility/2006" xmlns:o="urn:schemas-microsoft-com:office:office" xmlns:r="http://schemas.openxmlformats.org/officeDocument/2006/relationships" xmlns:m="http://schemas.openxmlformats.org/officeDocument/2006/math" xmlns:v="urn:schemas-microsoft-com:vml" xmlns:wp14="http://schemas.microsoft.com/office/word/2010/wordprocessingDrawing" xmlns:wp="http://schemas.openxmlformats.org/drawingml/2006/wordprocessingDrawing" xmlns:w10="urn:schemas-microsoft-com:office:word" xmlns:w="http://schemas.openxmlformats.org/wordprocessingml/2006/main" xmlns:w14="http://schemas.microsoft.com/office/word/2010/wordml" xmlns:w15="http://schemas.microsoft.com/office/word/2012/wordml" xmlns:wpg="http://schemas.microsoft.com/office/word/2010/wordprocessingGroup" xmlns:wpi="http://schemas.microsoft.com/office/word/2010/wordprocessingInk" xmlns:wne="http://schemas.microsoft.com/office/word/2006/wordml" xmlns:wps="http://schemas.microsoft.com/office/word/2010/wordprocessingShape" xmlns:cx="http://schemas.microsoft.com/office/drawing/2014/chartex" xmlns:cx1="http://schemas.microsoft.com/office/drawing/2015/9/8/chartex" xmlns:cx2="http://schemas.microsoft.com/office/drawing/2015/10/21/chartex" xmlns:cx3="http://schemas.microsoft.com/office/drawing/2016/5/9/chartex" xmlns:cx4="http://schemas.microsoft.com/office/drawing/2016/5/10/chartex" xmlns:cx5="http://schemas.microsoft.com/office/drawing/2016/5/11/chartex" xmlns:cx6="http://schemas.microsoft.com/office/drawing/2016/5/12/chartex" xmlns:cx7="http://schemas.microsoft.com/office/drawing/2016/5/13/chartex" xmlns:cx8="http://schemas.microsoft.com/office/drawing/2016/5/14/chartex" xmlns:w16cid="http://schemas.microsoft.com/office/word/2016/wordml/cid" xmlns:w16se="http://schemas.microsoft.com/office/word/2015/wordml/symex">
+<w:hdr xmlns:wpc="http://schemas.microsoft.com/office/word/2010/wordprocessingCanvas" xmlns:cx="http://schemas.microsoft.com/office/drawing/2014/chartex" xmlns:cx1="http://schemas.microsoft.com/office/drawing/2015/9/8/chartex" xmlns:cx2="http://schemas.microsoft.com/office/drawing/2015/10/21/chartex" xmlns:cx3="http://schemas.microsoft.com/office/drawing/2016/5/9/chartex" xmlns:cx4="http://schemas.microsoft.com/office/drawing/2016/5/10/chartex" xmlns:cx5="http://schemas.microsoft.com/office/drawing/2016/5/11/chartex" xmlns:cx6="http://schemas.microsoft.com/office/drawing/2016/5/12/chartex" xmlns:cx7="http://schemas.microsoft.com/office/drawing/2016/5/13/chartex" xmlns:cx8="http://schemas.microsoft.com/office/drawing/2016/5/14/chartex" xmlns:mc="http://schemas.openxmlformats.org/markup-compatibility/2006" xmlns:aink="http://schemas.microsoft.com/office/drawing/2016/ink" xmlns:am3d="http://schemas.microsoft.com/office/drawing/2017/model3d" xmlns:o="urn:schemas-microsoft-com:office:office" xmlns:oel="http://schemas.microsoft.com/office/2019/extlst" xmlns:r="http://schemas.openxmlformats.org/officeDocument/2006/relationships" xmlns:m="http://schemas.openxmlformats.org/officeDocument/2006/math" xmlns:v="urn:schemas-microsoft-com:vml" xmlns:wp14="http://schemas.microsoft.com/office/word/2010/wordprocessingDrawing" xmlns:wp="http://schemas.openxmlformats.org/drawingml/2006/wordprocessingDrawing" xmlns:w10="urn:schemas-microsoft-com:office:word" xmlns:w="http://schemas.openxmlformats.org/wordprocessingml/2006/main" xmlns:w14="http://schemas.microsoft.com/office/word/2010/wordml" xmlns:w15="http://schemas.microsoft.com/office/word/2012/wordml" xmlns:w16cex="http://schemas.microsoft.com/office/word/2018/wordml/cex" xmlns:w16cid="http://schemas.microsoft.com/office/word/2016/wordml/cid" xmlns:w16="http://schemas.microsoft.com/office/word/2018/wordml" xmlns:w16du="http://schemas.microsoft.com/office/word/2023/wordml/word16du" xmlns:w16sdtdh="http://schemas.microsoft.com/office/word/2020/wordml/sdtdatahash" xmlns:w16sdtfl="http://schemas.microsoft.com/office/word/2024/wordml/sdtformatlock" xmlns:w16se="http://schemas.microsoft.com/office/word/2015/wordml/symex" xmlns:wpg="http://schemas.microsoft.com/office/word/2010/wordprocessingGroup" xmlns:wpi="http://schemas.microsoft.com/office/word/2010/wordprocessingInk" xmlns:wne="http://schemas.microsoft.com/office/word/2006/wordml" xmlns:wps="http://schemas.microsoft.com/office/word/2010/wordprocessingShape" mc:Ignorable="w14 w15 w16se w16cid w16 w16cex w16sdtdh w16sdtfl w16du wp14">
   <w:p>
     <w:pPr>
       <w:jc w:val="center"/>
     </w:pPr>
     <w:r>
-      <w:t xml:space="preserve">CIS 4374 - Smart Parking Platform</w:t>
+      <w:t>CIS 4374 - Smart Parking Platform</w:t>
     </w:r>
   </w:p>
 </w:hdr>
 </file>
 
 <file path=word/numbering.xml><?xml version="1.0" encoding="utf-8"?>
-<w:numbering xmlns:wpc="http://schemas.microsoft.com/office/word/2010/wordprocessingCanvas" xmlns:mc="http://schemas.openxmlformats.org/markup-compatibility/2006" xmlns:o="urn:schemas-microsoft-com:office:office" xmlns:r="http://schemas.openxmlformats.org/officeDocument/2006/relationships" xmlns:m="http://schemas.openxmlformats.org/officeDocument/2006/math" xmlns:v="urn:schemas-microsoft-com:vml" xmlns:wp14="http://schemas.microsoft.com/office/word/2010/wordprocessingDrawing" xmlns:wp="http://schemas.openxmlformats.org/drawingml/2006/wordprocessingDrawing" xmlns:w10="urn:schemas-microsoft-com:office:word" xmlns:w="http://schemas.openxmlformats.org/wordprocessingml/2006/main" xmlns:w14="http://schemas.microsoft.com/office/word/2010/wordml" xmlns:w15="http://schemas.microsoft.com/office/word/2012/wordml" xmlns:wpg="http://schemas.microsoft.com/office/word/2010/wordprocessingGroup" xmlns:wpi="http://schemas.microsoft.com/office/word/2010/wordprocessingInk" xmlns:wne="http://schemas.microsoft.com/office/word/2006/wordml" xmlns:wps="http://schemas.microsoft.com/office/word/2010/wordprocessingShape" mc:Ignorable="w14 w15 wp14">
-  <w:abstractNum w:abstractNumId="1" w15:restartNumberingAfterBreak="0">
+<w:numbering xmlns:wpc="http://schemas.microsoft.com/office/word/2010/wordprocessingCanvas" xmlns:cx="http://schemas.microsoft.com/office/drawing/2014/chartex" xmlns:cx1="http://schemas.microsoft.com/office/drawing/2015/9/8/chartex" xmlns:cx2="http://schemas.microsoft.com/office/drawing/2015/10/21/chartex" xmlns:cx3="http://schemas.microsoft.com/office/drawing/2016/5/9/chartex" xmlns:cx4="http://schemas.microsoft.com/office/drawing/2016/5/10/chartex" xmlns:cx5="http://schemas.microsoft.com/office/drawing/2016/5/11/chartex" xmlns:cx6="http://schemas.microsoft.com/office/drawing/2016/5/12/chartex" xmlns:cx7="http://schemas.microsoft.com/office/drawing/2016/5/13/chartex" xmlns:cx8="http://schemas.microsoft.com/office/drawing/2016/5/14/chartex" xmlns:mc="http://schemas.openxmlformats.org/markup-compatibility/2006" xmlns:aink="http://schemas.microsoft.com/office/drawing/2016/ink" xmlns:am3d="http://schemas.microsoft.com/office/drawing/2017/model3d" xmlns:o="urn:schemas-microsoft-com:office:office" xmlns:oel="http://schemas.microsoft.com/office/2019/extlst" xmlns:r="http://schemas.openxmlformats.org/officeDocument/2006/relationships" xmlns:m="http://schemas.openxmlformats.org/officeDocument/2006/math" xmlns:v="urn:schemas-microsoft-com:vml" xmlns:wp14="http://schemas.microsoft.com/office/word/2010/wordprocessingDrawing" xmlns:wp="http://schemas.openxmlformats.org/drawingml/2006/wordprocessingDrawing" xmlns:w10="urn:schemas-microsoft-com:office:word" xmlns:w="http://schemas.openxmlformats.org/wordprocessingml/2006/main" xmlns:w14="http://schemas.microsoft.com/office/word/2010/wordml" xmlns:w15="http://schemas.microsoft.com/office/word/2012/wordml" xmlns:w16cex="http://schemas.microsoft.com/office/word/2018/wordml/cex" xmlns:w16cid="http://schemas.microsoft.com/office/word/2016/wordml/cid" xmlns:w16="http://schemas.microsoft.com/office/word/2018/wordml" xmlns:w16du="http://schemas.microsoft.com/office/word/2023/wordml/word16du" xmlns:w16sdtdh="http://schemas.microsoft.com/office/word/2020/wordml/sdtdatahash" xmlns:w16sdtfl="http://schemas.microsoft.com/office/word/2024/wordml/sdtformatlock" xmlns:w16se="http://schemas.microsoft.com/office/word/2015/wordml/symex" xmlns:wpg="http://schemas.microsoft.com/office/word/2010/wordprocessingGroup" xmlns:wpi="http://schemas.microsoft.com/office/word/2010/wordprocessingInk" xmlns:wne="http://schemas.microsoft.com/office/word/2006/wordml" xmlns:wps="http://schemas.microsoft.com/office/word/2010/wordprocessingShape" mc:Ignorable="w14 w15 w16se w16cid w16 w16cex w16sdtdh w16sdtfl w16du wp14">
+  <w:abstractNum w:abstractNumId="0" w15:restartNumberingAfterBreak="0">
+    <w:nsid w:val="395405C7"/>
     <w:multiLevelType w:val="hybridMultilevel"/>
-    <w:lvl w:ilvl="0" w15:tentative="1">
+    <w:tmpl w:val="7E0E74B4"/>
+    <w:lvl w:ilvl="0" w:tplc="8EBEA5E0">
       <w:start w:val="1"/>
       <w:numFmt w:val="bullet"/>
       <w:lvlText w:val="●"/>
@@ -230,7 +928,7 @@
         <w:ind w:left="720" w:hanging="360"/>
       </w:pPr>
     </w:lvl>
-    <w:lvl w:ilvl="1" w15:tentative="1">
+    <w:lvl w:ilvl="1" w:tplc="0DDAD13E">
       <w:start w:val="1"/>
       <w:numFmt w:val="bullet"/>
       <w:lvlText w:val="○"/>
@@ -239,7 +937,7 @@
         <w:ind w:left="1440" w:hanging="360"/>
       </w:pPr>
     </w:lvl>
-    <w:lvl w:ilvl="2" w15:tentative="1">
+    <w:lvl w:ilvl="2" w:tplc="C016A854">
       <w:start w:val="1"/>
       <w:numFmt w:val="bullet"/>
       <w:lvlText w:val="■"/>
@@ -248,7 +946,7 @@
         <w:ind w:left="2160" w:hanging="360"/>
       </w:pPr>
     </w:lvl>
-    <w:lvl w:ilvl="3" w15:tentative="1">
+    <w:lvl w:ilvl="3" w:tplc="4C18A838">
       <w:start w:val="1"/>
       <w:numFmt w:val="bullet"/>
       <w:lvlText w:val="●"/>
@@ -257,7 +955,7 @@
         <w:ind w:left="2880" w:hanging="360"/>
       </w:pPr>
     </w:lvl>
-    <w:lvl w:ilvl="4" w15:tentative="1">
+    <w:lvl w:ilvl="4" w:tplc="1278E1B6">
       <w:start w:val="1"/>
       <w:numFmt w:val="bullet"/>
       <w:lvlText w:val="○"/>
@@ -266,7 +964,7 @@
         <w:ind w:left="3600" w:hanging="360"/>
       </w:pPr>
     </w:lvl>
-    <w:lvl w:ilvl="5" w15:tentative="1">
+    <w:lvl w:ilvl="5" w:tplc="9FB0C1B6">
       <w:start w:val="1"/>
       <w:numFmt w:val="bullet"/>
       <w:lvlText w:val="■"/>
@@ -275,7 +973,7 @@
         <w:ind w:left="4320" w:hanging="360"/>
       </w:pPr>
     </w:lvl>
-    <w:lvl w:ilvl="6" w15:tentative="1">
+    <w:lvl w:ilvl="6" w:tplc="0AA6EC40">
       <w:start w:val="1"/>
       <w:numFmt w:val="bullet"/>
       <w:lvlText w:val="●"/>
@@ -284,7 +982,7 @@
         <w:ind w:left="5040" w:hanging="360"/>
       </w:pPr>
     </w:lvl>
-    <w:lvl w:ilvl="7" w15:tentative="1">
+    <w:lvl w:ilvl="7" w:tplc="16EE2936">
       <w:start w:val="1"/>
       <w:numFmt w:val="bullet"/>
       <w:lvlText w:val="●"/>
@@ -293,7 +991,7 @@
         <w:ind w:left="5760" w:hanging="360"/>
       </w:pPr>
     </w:lvl>
-    <w:lvl w:ilvl="8" w15:tentative="1">
+    <w:lvl w:ilvl="8" w:tplc="4B6031F4">
       <w:start w:val="1"/>
       <w:numFmt w:val="bullet"/>
       <w:lvlText w:val="●"/>
@@ -303,8 +1001,8 @@
       </w:pPr>
     </w:lvl>
   </w:abstractNum>
-  <w:num w:numId="1">
-    <w:abstractNumId w:val="1"/>
+  <w:num w:numId="1" w16cid:durableId="1178034950">
+    <w:abstractNumId w:val="0"/>
     <w:lvlOverride w:ilvl="0">
       <w:startOverride w:val="1"/>
     </w:lvlOverride>
@@ -313,87 +1011,520 @@
 </file>
 
 <file path=word/styles.xml><?xml version="1.0" encoding="utf-8"?>
-<w:styles xmlns:mc="http://schemas.openxmlformats.org/markup-compatibility/2006" xmlns:r="http://schemas.openxmlformats.org/officeDocument/2006/relationships" xmlns:w="http://schemas.openxmlformats.org/wordprocessingml/2006/main" xmlns:w14="http://schemas.microsoft.com/office/word/2010/wordml" xmlns:w15="http://schemas.microsoft.com/office/word/2012/wordml" mc:Ignorable="w14 w15">
+<w:styles xmlns:mc="http://schemas.openxmlformats.org/markup-compatibility/2006" xmlns:r="http://schemas.openxmlformats.org/officeDocument/2006/relationships" xmlns:w="http://schemas.openxmlformats.org/wordprocessingml/2006/main" xmlns:w14="http://schemas.microsoft.com/office/word/2010/wordml" xmlns:w15="http://schemas.microsoft.com/office/word/2012/wordml" xmlns:w16cex="http://schemas.microsoft.com/office/word/2018/wordml/cex" xmlns:w16cid="http://schemas.microsoft.com/office/word/2016/wordml/cid" xmlns:w16="http://schemas.microsoft.com/office/word/2018/wordml" xmlns:w16du="http://schemas.microsoft.com/office/word/2023/wordml/word16du" xmlns:w16sdtdh="http://schemas.microsoft.com/office/word/2020/wordml/sdtdatahash" xmlns:w16sdtfl="http://schemas.microsoft.com/office/word/2024/wordml/sdtformatlock" xmlns:w16se="http://schemas.microsoft.com/office/word/2015/wordml/symex" mc:Ignorable="w14 w15 w16se w16cid w16 w16cex w16sdtdh w16sdtfl w16du">
   <w:docDefaults>
-    <w:rPrDefault/>
+    <w:rPrDefault>
+      <w:rPr>
+        <w:rFonts w:ascii="Times New Roman" w:eastAsia="Times New Roman" w:hAnsi="Times New Roman" w:cs="Times New Roman"/>
+        <w:lang w:val="en-US" w:eastAsia="en-US" w:bidi="ar-SA"/>
+      </w:rPr>
+    </w:rPrDefault>
     <w:pPrDefault/>
   </w:docDefaults>
+  <w:latentStyles w:defLockedState="0" w:defUIPriority="99" w:defSemiHidden="0" w:defUnhideWhenUsed="0" w:defQFormat="0" w:count="376">
+    <w:lsdException w:name="Normal" w:uiPriority="0" w:qFormat="1"/>
+    <w:lsdException w:name="heading 1" w:uiPriority="9" w:qFormat="1"/>
+    <w:lsdException w:name="heading 2" w:semiHidden="1" w:uiPriority="9" w:unhideWhenUsed="1" w:qFormat="1"/>
+    <w:lsdException w:name="heading 3" w:semiHidden="1" w:uiPriority="9" w:unhideWhenUsed="1" w:qFormat="1"/>
+    <w:lsdException w:name="heading 4" w:semiHidden="1" w:uiPriority="9" w:unhideWhenUsed="1" w:qFormat="1"/>
+    <w:lsdException w:name="heading 5" w:semiHidden="1" w:uiPriority="9" w:unhideWhenUsed="1" w:qFormat="1"/>
+    <w:lsdException w:name="heading 6" w:semiHidden="1" w:uiPriority="9" w:unhideWhenUsed="1" w:qFormat="1"/>
+    <w:lsdException w:name="heading 7" w:semiHidden="1" w:uiPriority="9" w:unhideWhenUsed="1" w:qFormat="1"/>
+    <w:lsdException w:name="heading 8" w:semiHidden="1" w:uiPriority="9" w:unhideWhenUsed="1" w:qFormat="1"/>
+    <w:lsdException w:name="heading 9" w:semiHidden="1" w:uiPriority="9" w:unhideWhenUsed="1" w:qFormat="1"/>
+    <w:lsdException w:name="index 1" w:semiHidden="1" w:unhideWhenUsed="1"/>
+    <w:lsdException w:name="index 2" w:semiHidden="1" w:unhideWhenUsed="1"/>
+    <w:lsdException w:name="index 3" w:semiHidden="1" w:unhideWhenUsed="1"/>
+    <w:lsdException w:name="index 4" w:semiHidden="1" w:unhideWhenUsed="1"/>
+    <w:lsdException w:name="index 5" w:semiHidden="1" w:unhideWhenUsed="1"/>
+    <w:lsdException w:name="index 6" w:semiHidden="1" w:unhideWhenUsed="1"/>
+    <w:lsdException w:name="index 7" w:semiHidden="1" w:unhideWhenUsed="1"/>
+    <w:lsdException w:name="index 8" w:semiHidden="1" w:unhideWhenUsed="1"/>
+    <w:lsdException w:name="index 9" w:semiHidden="1" w:unhideWhenUsed="1"/>
+    <w:lsdException w:name="toc 1" w:semiHidden="1" w:uiPriority="39" w:unhideWhenUsed="1"/>
+    <w:lsdException w:name="toc 2" w:semiHidden="1" w:uiPriority="39" w:unhideWhenUsed="1"/>
+    <w:lsdException w:name="toc 3" w:semiHidden="1" w:uiPriority="39" w:unhideWhenUsed="1"/>
+    <w:lsdException w:name="toc 4" w:semiHidden="1" w:uiPriority="39" w:unhideWhenUsed="1"/>
+    <w:lsdException w:name="toc 5" w:semiHidden="1" w:uiPriority="39" w:unhideWhenUsed="1"/>
+    <w:lsdException w:name="toc 6" w:semiHidden="1" w:uiPriority="39" w:unhideWhenUsed="1"/>
+    <w:lsdException w:name="toc 7" w:semiHidden="1" w:uiPriority="39" w:unhideWhenUsed="1"/>
+    <w:lsdException w:name="toc 8" w:semiHidden="1" w:uiPriority="39" w:unhideWhenUsed="1"/>
+    <w:lsdException w:name="toc 9" w:semiHidden="1" w:uiPriority="39" w:unhideWhenUsed="1"/>
+    <w:lsdException w:name="Normal Indent" w:semiHidden="1" w:unhideWhenUsed="1"/>
+    <w:lsdException w:name="footnote text" w:semiHidden="1" w:unhideWhenUsed="1"/>
+    <w:lsdException w:name="annotation text" w:semiHidden="1" w:unhideWhenUsed="1"/>
+    <w:lsdException w:name="header" w:semiHidden="1" w:unhideWhenUsed="1"/>
+    <w:lsdException w:name="footer" w:semiHidden="1" w:unhideWhenUsed="1"/>
+    <w:lsdException w:name="index heading" w:semiHidden="1" w:unhideWhenUsed="1"/>
+    <w:lsdException w:name="caption" w:semiHidden="1" w:uiPriority="35" w:unhideWhenUsed="1" w:qFormat="1"/>
+    <w:lsdException w:name="table of figures" w:semiHidden="1" w:unhideWhenUsed="1"/>
+    <w:lsdException w:name="envelope address" w:semiHidden="1" w:unhideWhenUsed="1"/>
+    <w:lsdException w:name="envelope return" w:semiHidden="1" w:unhideWhenUsed="1"/>
+    <w:lsdException w:name="footnote reference" w:semiHidden="1" w:unhideWhenUsed="1"/>
+    <w:lsdException w:name="annotation reference" w:semiHidden="1" w:unhideWhenUsed="1"/>
+    <w:lsdException w:name="line number" w:semiHidden="1" w:unhideWhenUsed="1"/>
+    <w:lsdException w:name="page number" w:semiHidden="1" w:unhideWhenUsed="1"/>
+    <w:lsdException w:name="endnote reference" w:semiHidden="1" w:unhideWhenUsed="1"/>
+    <w:lsdException w:name="endnote text" w:semiHidden="1" w:unhideWhenUsed="1"/>
+    <w:lsdException w:name="table of authorities" w:semiHidden="1" w:unhideWhenUsed="1"/>
+    <w:lsdException w:name="macro" w:semiHidden="1" w:unhideWhenUsed="1"/>
+    <w:lsdException w:name="toa heading" w:semiHidden="1" w:unhideWhenUsed="1"/>
+    <w:lsdException w:name="List" w:semiHidden="1" w:unhideWhenUsed="1"/>
+    <w:lsdException w:name="List Bullet" w:semiHidden="1" w:unhideWhenUsed="1"/>
+    <w:lsdException w:name="List Number" w:semiHidden="1" w:unhideWhenUsed="1"/>
+    <w:lsdException w:name="List 2" w:semiHidden="1" w:unhideWhenUsed="1"/>
+    <w:lsdException w:name="List 3" w:semiHidden="1" w:unhideWhenUsed="1"/>
+    <w:lsdException w:name="List 4" w:semiHidden="1" w:unhideWhenUsed="1"/>
+    <w:lsdException w:name="List 5" w:semiHidden="1" w:unhideWhenUsed="1"/>
+    <w:lsdException w:name="List Bullet 2" w:semiHidden="1" w:unhideWhenUsed="1"/>
+    <w:lsdException w:name="List Bullet 3" w:semiHidden="1" w:unhideWhenUsed="1"/>
+    <w:lsdException w:name="List Bullet 4" w:semiHidden="1" w:unhideWhenUsed="1"/>
+    <w:lsdException w:name="List Bullet 5" w:semiHidden="1" w:unhideWhenUsed="1"/>
+    <w:lsdException w:name="List Number 2" w:semiHidden="1" w:unhideWhenUsed="1"/>
+    <w:lsdException w:name="List Number 3" w:semiHidden="1" w:unhideWhenUsed="1"/>
+    <w:lsdException w:name="List Number 4" w:semiHidden="1" w:unhideWhenUsed="1"/>
+    <w:lsdException w:name="List Number 5" w:semiHidden="1" w:unhideWhenUsed="1"/>
+    <w:lsdException w:name="Title" w:uiPriority="10" w:qFormat="1"/>
+    <w:lsdException w:name="Closing" w:semiHidden="1" w:unhideWhenUsed="1"/>
+    <w:lsdException w:name="Signature" w:semiHidden="1" w:unhideWhenUsed="1"/>
+    <w:lsdException w:name="Default Paragraph Font" w:semiHidden="1" w:uiPriority="1" w:unhideWhenUsed="1"/>
+    <w:lsdException w:name="Body Text" w:semiHidden="1" w:unhideWhenUsed="1"/>
+    <w:lsdException w:name="Body Text Indent" w:semiHidden="1" w:unhideWhenUsed="1"/>
+    <w:lsdException w:name="List Continue" w:semiHidden="1" w:unhideWhenUsed="1"/>
+    <w:lsdException w:name="List Continue 2" w:semiHidden="1" w:unhideWhenUsed="1"/>
+    <w:lsdException w:name="List Continue 3" w:semiHidden="1" w:unhideWhenUsed="1"/>
+    <w:lsdException w:name="List Continue 4" w:semiHidden="1" w:unhideWhenUsed="1"/>
+    <w:lsdException w:name="List Continue 5" w:semiHidden="1" w:unhideWhenUsed="1"/>
+    <w:lsdException w:name="Message Header" w:semiHidden="1" w:unhideWhenUsed="1"/>
+    <w:lsdException w:name="Subtitle" w:uiPriority="11" w:qFormat="1"/>
+    <w:lsdException w:name="Salutation" w:semiHidden="1" w:unhideWhenUsed="1"/>
+    <w:lsdException w:name="Date" w:semiHidden="1" w:unhideWhenUsed="1"/>
+    <w:lsdException w:name="Body Text First Indent" w:semiHidden="1" w:unhideWhenUsed="1"/>
+    <w:lsdException w:name="Body Text First Indent 2" w:semiHidden="1" w:unhideWhenUsed="1"/>
+    <w:lsdException w:name="Note Heading" w:semiHidden="1" w:unhideWhenUsed="1"/>
+    <w:lsdException w:name="Body Text 2" w:semiHidden="1" w:unhideWhenUsed="1"/>
+    <w:lsdException w:name="Body Text 3" w:semiHidden="1" w:unhideWhenUsed="1"/>
+    <w:lsdException w:name="Body Text Indent 2" w:semiHidden="1" w:unhideWhenUsed="1"/>
+    <w:lsdException w:name="Body Text Indent 3" w:semiHidden="1" w:unhideWhenUsed="1"/>
+    <w:lsdException w:name="Block Text" w:semiHidden="1" w:unhideWhenUsed="1"/>
+    <w:lsdException w:name="Hyperlink" w:semiHidden="1" w:unhideWhenUsed="1"/>
+    <w:lsdException w:name="FollowedHyperlink" w:semiHidden="1" w:unhideWhenUsed="1"/>
+    <w:lsdException w:name="Strong" w:uiPriority="22" w:qFormat="1"/>
+    <w:lsdException w:name="Emphasis" w:uiPriority="20" w:qFormat="1"/>
+    <w:lsdException w:name="Document Map" w:semiHidden="1" w:unhideWhenUsed="1"/>
+    <w:lsdException w:name="Plain Text" w:semiHidden="1" w:unhideWhenUsed="1"/>
+    <w:lsdException w:name="E-mail Signature" w:semiHidden="1" w:unhideWhenUsed="1"/>
+    <w:lsdException w:name="HTML Top of Form" w:semiHidden="1" w:unhideWhenUsed="1"/>
+    <w:lsdException w:name="HTML Bottom of Form" w:semiHidden="1" w:unhideWhenUsed="1"/>
+    <w:lsdException w:name="Normal (Web)" w:semiHidden="1" w:unhideWhenUsed="1"/>
+    <w:lsdException w:name="HTML Acronym" w:semiHidden="1" w:unhideWhenUsed="1"/>
+    <w:lsdException w:name="HTML Address" w:semiHidden="1" w:unhideWhenUsed="1"/>
+    <w:lsdException w:name="HTML Cite" w:semiHidden="1" w:unhideWhenUsed="1"/>
+    <w:lsdException w:name="HTML Code" w:semiHidden="1" w:unhideWhenUsed="1"/>
+    <w:lsdException w:name="HTML Definition" w:semiHidden="1" w:unhideWhenUsed="1"/>
+    <w:lsdException w:name="HTML Keyboard" w:semiHidden="1" w:unhideWhenUsed="1"/>
+    <w:lsdException w:name="HTML Preformatted" w:semiHidden="1" w:unhideWhenUsed="1"/>
+    <w:lsdException w:name="HTML Sample" w:semiHidden="1" w:unhideWhenUsed="1"/>
+    <w:lsdException w:name="HTML Typewriter" w:semiHidden="1" w:unhideWhenUsed="1"/>
+    <w:lsdException w:name="HTML Variable" w:semiHidden="1" w:unhideWhenUsed="1"/>
+    <w:lsdException w:name="Normal Table" w:semiHidden="1" w:unhideWhenUsed="1"/>
+    <w:lsdException w:name="annotation subject" w:semiHidden="1" w:unhideWhenUsed="1"/>
+    <w:lsdException w:name="No List" w:semiHidden="1" w:unhideWhenUsed="1"/>
+    <w:lsdException w:name="Outline List 1" w:semiHidden="1" w:unhideWhenUsed="1"/>
+    <w:lsdException w:name="Outline List 2" w:semiHidden="1" w:unhideWhenUsed="1"/>
+    <w:lsdException w:name="Outline List 3" w:semiHidden="1" w:unhideWhenUsed="1"/>
+    <w:lsdException w:name="Table Simple 1" w:semiHidden="1" w:unhideWhenUsed="1"/>
+    <w:lsdException w:name="Table Simple 2" w:semiHidden="1" w:unhideWhenUsed="1"/>
+    <w:lsdException w:name="Table Simple 3" w:semiHidden="1" w:unhideWhenUsed="1"/>
+    <w:lsdException w:name="Table Classic 1" w:semiHidden="1" w:unhideWhenUsed="1"/>
+    <w:lsdException w:name="Table Classic 2" w:semiHidden="1" w:unhideWhenUsed="1"/>
+    <w:lsdException w:name="Table Classic 3" w:semiHidden="1" w:unhideWhenUsed="1"/>
+    <w:lsdException w:name="Table Classic 4" w:semiHidden="1" w:unhideWhenUsed="1"/>
+    <w:lsdException w:name="Table Colorful 1" w:semiHidden="1" w:unhideWhenUsed="1"/>
+    <w:lsdException w:name="Table Colorful 2" w:semiHidden="1" w:unhideWhenUsed="1"/>
+    <w:lsdException w:name="Table Colorful 3" w:semiHidden="1" w:unhideWhenUsed="1"/>
+    <w:lsdException w:name="Table Columns 1" w:semiHidden="1" w:unhideWhenUsed="1"/>
+    <w:lsdException w:name="Table Columns 2" w:semiHidden="1" w:unhideWhenUsed="1"/>
+    <w:lsdException w:name="Table Columns 3" w:semiHidden="1" w:unhideWhenUsed="1"/>
+    <w:lsdException w:name="Table Columns 4" w:semiHidden="1" w:unhideWhenUsed="1"/>
+    <w:lsdException w:name="Table Columns 5" w:semiHidden="1" w:unhideWhenUsed="1"/>
+    <w:lsdException w:name="Table Grid 1" w:semiHidden="1" w:unhideWhenUsed="1"/>
+    <w:lsdException w:name="Table Grid 2" w:semiHidden="1" w:unhideWhenUsed="1"/>
+    <w:lsdException w:name="Table Grid 3" w:semiHidden="1" w:unhideWhenUsed="1"/>
+    <w:lsdException w:name="Table Grid 4" w:semiHidden="1" w:unhideWhenUsed="1"/>
+    <w:lsdException w:name="Table Grid 5" w:semiHidden="1" w:unhideWhenUsed="1"/>
+    <w:lsdException w:name="Table Grid 6" w:semiHidden="1" w:unhideWhenUsed="1"/>
+    <w:lsdException w:name="Table Grid 7" w:semiHidden="1" w:unhideWhenUsed="1"/>
+    <w:lsdException w:name="Table Grid 8" w:semiHidden="1" w:unhideWhenUsed="1"/>
+    <w:lsdException w:name="Table List 1" w:semiHidden="1" w:unhideWhenUsed="1"/>
+    <w:lsdException w:name="Table List 2" w:semiHidden="1" w:unhideWhenUsed="1"/>
+    <w:lsdException w:name="Table List 3" w:semiHidden="1" w:unhideWhenUsed="1"/>
+    <w:lsdException w:name="Table List 4" w:semiHidden="1" w:unhideWhenUsed="1"/>
+    <w:lsdException w:name="Table List 5" w:semiHidden="1" w:unhideWhenUsed="1"/>
+    <w:lsdException w:name="Table List 6" w:semiHidden="1" w:unhideWhenUsed="1"/>
+    <w:lsdException w:name="Table List 7" w:semiHidden="1" w:unhideWhenUsed="1"/>
+    <w:lsdException w:name="Table List 8" w:semiHidden="1" w:unhideWhenUsed="1"/>
+    <w:lsdException w:name="Table 3D effects 1" w:semiHidden="1" w:unhideWhenUsed="1"/>
+    <w:lsdException w:name="Table 3D effects 2" w:semiHidden="1" w:unhideWhenUsed="1"/>
+    <w:lsdException w:name="Table 3D effects 3" w:semiHidden="1" w:unhideWhenUsed="1"/>
+    <w:lsdException w:name="Table Contemporary" w:semiHidden="1" w:unhideWhenUsed="1"/>
+    <w:lsdException w:name="Table Elegant" w:semiHidden="1" w:unhideWhenUsed="1"/>
+    <w:lsdException w:name="Table Professional" w:semiHidden="1" w:unhideWhenUsed="1"/>
+    <w:lsdException w:name="Table Subtle 1" w:semiHidden="1" w:unhideWhenUsed="1"/>
+    <w:lsdException w:name="Table Subtle 2" w:semiHidden="1" w:unhideWhenUsed="1"/>
+    <w:lsdException w:name="Table Web 1" w:semiHidden="1" w:unhideWhenUsed="1"/>
+    <w:lsdException w:name="Table Web 2" w:semiHidden="1" w:unhideWhenUsed="1"/>
+    <w:lsdException w:name="Table Web 3" w:semiHidden="1" w:unhideWhenUsed="1"/>
+    <w:lsdException w:name="Balloon Text" w:semiHidden="1" w:unhideWhenUsed="1"/>
+    <w:lsdException w:name="Table Grid" w:uiPriority="39"/>
+    <w:lsdException w:name="Table Theme" w:semiHidden="1" w:unhideWhenUsed="1"/>
+    <w:lsdException w:name="Placeholder Text" w:semiHidden="1"/>
+    <w:lsdException w:name="No Spacing" w:uiPriority="1" w:qFormat="1"/>
+    <w:lsdException w:name="Light Shading" w:uiPriority="60"/>
+    <w:lsdException w:name="Light List" w:uiPriority="61"/>
+    <w:lsdException w:name="Light Grid" w:uiPriority="62"/>
+    <w:lsdException w:name="Medium Shading 1" w:uiPriority="63"/>
+    <w:lsdException w:name="Medium Shading 2" w:uiPriority="64"/>
+    <w:lsdException w:name="Medium List 1" w:uiPriority="65"/>
+    <w:lsdException w:name="Medium List 2" w:uiPriority="66"/>
+    <w:lsdException w:name="Medium Grid 1" w:uiPriority="67"/>
+    <w:lsdException w:name="Medium Grid 2" w:uiPriority="68"/>
+    <w:lsdException w:name="Medium Grid 3" w:uiPriority="69"/>
+    <w:lsdException w:name="Dark List" w:uiPriority="70"/>
+    <w:lsdException w:name="Colorful Shading" w:uiPriority="71"/>
+    <w:lsdException w:name="Colorful List" w:uiPriority="72"/>
+    <w:lsdException w:name="Colorful Grid" w:uiPriority="73"/>
+    <w:lsdException w:name="Light Shading Accent 1" w:uiPriority="60"/>
+    <w:lsdException w:name="Light List Accent 1" w:uiPriority="61"/>
+    <w:lsdException w:name="Light Grid Accent 1" w:uiPriority="62"/>
+    <w:lsdException w:name="Medium Shading 1 Accent 1" w:uiPriority="63"/>
+    <w:lsdException w:name="Medium Shading 2 Accent 1" w:uiPriority="64"/>
+    <w:lsdException w:name="Medium List 1 Accent 1" w:uiPriority="65"/>
+    <w:lsdException w:name="Revision" w:semiHidden="1"/>
+    <w:lsdException w:name="List Paragraph" w:uiPriority="34" w:qFormat="1"/>
+    <w:lsdException w:name="Quote" w:uiPriority="29" w:qFormat="1"/>
+    <w:lsdException w:name="Intense Quote" w:uiPriority="30" w:qFormat="1"/>
+    <w:lsdException w:name="Medium List 2 Accent 1" w:uiPriority="66"/>
+    <w:lsdException w:name="Medium Grid 1 Accent 1" w:uiPriority="67"/>
+    <w:lsdException w:name="Medium Grid 2 Accent 1" w:uiPriority="68"/>
+    <w:lsdException w:name="Medium Grid 3 Accent 1" w:uiPriority="69"/>
+    <w:lsdException w:name="Dark List Accent 1" w:uiPriority="70"/>
+    <w:lsdException w:name="Colorful Shading Accent 1" w:uiPriority="71"/>
+    <w:lsdException w:name="Colorful List Accent 1" w:uiPriority="72"/>
+    <w:lsdException w:name="Colorful Grid Accent 1" w:uiPriority="73"/>
+    <w:lsdException w:name="Light Shading Accent 2" w:uiPriority="60"/>
+    <w:lsdException w:name="Light List Accent 2" w:uiPriority="61"/>
+    <w:lsdException w:name="Light Grid Accent 2" w:uiPriority="62"/>
+    <w:lsdException w:name="Medium Shading 1 Accent 2" w:uiPriority="63"/>
+    <w:lsdException w:name="Medium Shading 2 Accent 2" w:uiPriority="64"/>
+    <w:lsdException w:name="Medium List 1 Accent 2" w:uiPriority="65"/>
+    <w:lsdException w:name="Medium List 2 Accent 2" w:uiPriority="66"/>
+    <w:lsdException w:name="Medium Grid 1 Accent 2" w:uiPriority="67"/>
+    <w:lsdException w:name="Medium Grid 2 Accent 2" w:uiPriority="68"/>
+    <w:lsdException w:name="Medium Grid 3 Accent 2" w:uiPriority="69"/>
+    <w:lsdException w:name="Dark List Accent 2" w:uiPriority="70"/>
+    <w:lsdException w:name="Colorful Shading Accent 2" w:uiPriority="71"/>
+    <w:lsdException w:name="Colorful List Accent 2" w:uiPriority="72"/>
+    <w:lsdException w:name="Colorful Grid Accent 2" w:uiPriority="73"/>
+    <w:lsdException w:name="Light Shading Accent 3" w:uiPriority="60"/>
+    <w:lsdException w:name="Light List Accent 3" w:uiPriority="61"/>
+    <w:lsdException w:name="Light Grid Accent 3" w:uiPriority="62"/>
+    <w:lsdException w:name="Medium Shading 1 Accent 3" w:uiPriority="63"/>
+    <w:lsdException w:name="Medium Shading 2 Accent 3" w:uiPriority="64"/>
+    <w:lsdException w:name="Medium List 1 Accent 3" w:uiPriority="65"/>
+    <w:lsdException w:name="Medium List 2 Accent 3" w:uiPriority="66"/>
+    <w:lsdException w:name="Medium Grid 1 Accent 3" w:uiPriority="67"/>
+    <w:lsdException w:name="Medium Grid 2 Accent 3" w:uiPriority="68"/>
+    <w:lsdException w:name="Medium Grid 3 Accent 3" w:uiPriority="69"/>
+    <w:lsdException w:name="Dark List Accent 3" w:uiPriority="70"/>
+    <w:lsdException w:name="Colorful Shading Accent 3" w:uiPriority="71"/>
+    <w:lsdException w:name="Colorful List Accent 3" w:uiPriority="72"/>
+    <w:lsdException w:name="Colorful Grid Accent 3" w:uiPriority="73"/>
+    <w:lsdException w:name="Light Shading Accent 4" w:uiPriority="60"/>
+    <w:lsdException w:name="Light List Accent 4" w:uiPriority="61"/>
+    <w:lsdException w:name="Light Grid Accent 4" w:uiPriority="62"/>
+    <w:lsdException w:name="Medium Shading 1 Accent 4" w:uiPriority="63"/>
+    <w:lsdException w:name="Medium Shading 2 Accent 4" w:uiPriority="64"/>
+    <w:lsdException w:name="Medium List 1 Accent 4" w:uiPriority="65"/>
+    <w:lsdException w:name="Medium List 2 Accent 4" w:uiPriority="66"/>
+    <w:lsdException w:name="Medium Grid 1 Accent 4" w:uiPriority="67"/>
+    <w:lsdException w:name="Medium Grid 2 Accent 4" w:uiPriority="68"/>
+    <w:lsdException w:name="Medium Grid 3 Accent 4" w:uiPriority="69"/>
+    <w:lsdException w:name="Dark List Accent 4" w:uiPriority="70"/>
+    <w:lsdException w:name="Colorful Shading Accent 4" w:uiPriority="71"/>
+    <w:lsdException w:name="Colorful List Accent 4" w:uiPriority="72"/>
+    <w:lsdException w:name="Colorful Grid Accent 4" w:uiPriority="73"/>
+    <w:lsdException w:name="Light Shading Accent 5" w:uiPriority="60"/>
+    <w:lsdException w:name="Light List Accent 5" w:uiPriority="61"/>
+    <w:lsdException w:name="Light Grid Accent 5" w:uiPriority="62"/>
+    <w:lsdException w:name="Medium Shading 1 Accent 5" w:uiPriority="63"/>
+    <w:lsdException w:name="Medium Shading 2 Accent 5" w:uiPriority="64"/>
+    <w:lsdException w:name="Medium List 1 Accent 5" w:uiPriority="65"/>
+    <w:lsdException w:name="Medium List 2 Accent 5" w:uiPriority="66"/>
+    <w:lsdException w:name="Medium Grid 1 Accent 5" w:uiPriority="67"/>
+    <w:lsdException w:name="Medium Grid 2 Accent 5" w:uiPriority="68"/>
+    <w:lsdException w:name="Medium Grid 3 Accent 5" w:uiPriority="69"/>
+    <w:lsdException w:name="Dark List Accent 5" w:uiPriority="70"/>
+    <w:lsdException w:name="Colorful Shading Accent 5" w:uiPriority="71"/>
+    <w:lsdException w:name="Colorful List Accent 5" w:uiPriority="72"/>
+    <w:lsdException w:name="Colorful Grid Accent 5" w:uiPriority="73"/>
+    <w:lsdException w:name="Light Shading Accent 6" w:uiPriority="60"/>
+    <w:lsdException w:name="Light List Accent 6" w:uiPriority="61"/>
+    <w:lsdException w:name="Light Grid Accent 6" w:uiPriority="62"/>
+    <w:lsdException w:name="Medium Shading 1 Accent 6" w:uiPriority="63"/>
+    <w:lsdException w:name="Medium Shading 2 Accent 6" w:uiPriority="64"/>
+    <w:lsdException w:name="Medium List 1 Accent 6" w:uiPriority="65"/>
+    <w:lsdException w:name="Medium List 2 Accent 6" w:uiPriority="66"/>
+    <w:lsdException w:name="Medium Grid 1 Accent 6" w:uiPriority="67"/>
+    <w:lsdException w:name="Medium Grid 2 Accent 6" w:uiPriority="68"/>
+    <w:lsdException w:name="Medium Grid 3 Accent 6" w:uiPriority="69"/>
+    <w:lsdException w:name="Dark List Accent 6" w:uiPriority="70"/>
+    <w:lsdException w:name="Colorful Shading Accent 6" w:uiPriority="71"/>
+    <w:lsdException w:name="Colorful List Accent 6" w:uiPriority="72"/>
+    <w:lsdException w:name="Colorful Grid Accent 6" w:uiPriority="73"/>
+    <w:lsdException w:name="Subtle Emphasis" w:uiPriority="19" w:qFormat="1"/>
+    <w:lsdException w:name="Intense Emphasis" w:uiPriority="21" w:qFormat="1"/>
+    <w:lsdException w:name="Subtle Reference" w:uiPriority="31" w:qFormat="1"/>
+    <w:lsdException w:name="Intense Reference" w:uiPriority="32" w:qFormat="1"/>
+    <w:lsdException w:name="Book Title" w:uiPriority="33" w:qFormat="1"/>
+    <w:lsdException w:name="Bibliography" w:semiHidden="1" w:uiPriority="37" w:unhideWhenUsed="1"/>
+    <w:lsdException w:name="TOC Heading" w:semiHidden="1" w:uiPriority="39" w:unhideWhenUsed="1" w:qFormat="1"/>
+    <w:lsdException w:name="Plain Table 1" w:uiPriority="41"/>
+    <w:lsdException w:name="Plain Table 2" w:uiPriority="42"/>
+    <w:lsdException w:name="Plain Table 3" w:uiPriority="43"/>
+    <w:lsdException w:name="Plain Table 4" w:uiPriority="44"/>
+    <w:lsdException w:name="Plain Table 5" w:uiPriority="45"/>
+    <w:lsdException w:name="Grid Table Light" w:uiPriority="40"/>
+    <w:lsdException w:name="Grid Table 1 Light" w:uiPriority="46"/>
+    <w:lsdException w:name="Grid Table 2" w:uiPriority="47"/>
+    <w:lsdException w:name="Grid Table 3" w:uiPriority="48"/>
+    <w:lsdException w:name="Grid Table 4" w:uiPriority="49"/>
+    <w:lsdException w:name="Grid Table 5 Dark" w:uiPriority="50"/>
+    <w:lsdException w:name="Grid Table 6 Colorful" w:uiPriority="51"/>
+    <w:lsdException w:name="Grid Table 7 Colorful" w:uiPriority="52"/>
+    <w:lsdException w:name="Grid Table 1 Light Accent 1" w:uiPriority="46"/>
+    <w:lsdException w:name="Grid Table 2 Accent 1" w:uiPriority="47"/>
+    <w:lsdException w:name="Grid Table 3 Accent 1" w:uiPriority="48"/>
+    <w:lsdException w:name="Grid Table 4 Accent 1" w:uiPriority="49"/>
+    <w:lsdException w:name="Grid Table 5 Dark Accent 1" w:uiPriority="50"/>
+    <w:lsdException w:name="Grid Table 6 Colorful Accent 1" w:uiPriority="51"/>
+    <w:lsdException w:name="Grid Table 7 Colorful Accent 1" w:uiPriority="52"/>
+    <w:lsdException w:name="Grid Table 1 Light Accent 2" w:uiPriority="46"/>
+    <w:lsdException w:name="Grid Table 2 Accent 2" w:uiPriority="47"/>
+    <w:lsdException w:name="Grid Table 3 Accent 2" w:uiPriority="48"/>
+    <w:lsdException w:name="Grid Table 4 Accent 2" w:uiPriority="49"/>
+    <w:lsdException w:name="Grid Table 5 Dark Accent 2" w:uiPriority="50"/>
+    <w:lsdException w:name="Grid Table 6 Colorful Accent 2" w:uiPriority="51"/>
+    <w:lsdException w:name="Grid Table 7 Colorful Accent 2" w:uiPriority="52"/>
+    <w:lsdException w:name="Grid Table 1 Light Accent 3" w:uiPriority="46"/>
+    <w:lsdException w:name="Grid Table 2 Accent 3" w:uiPriority="47"/>
+    <w:lsdException w:name="Grid Table 3 Accent 3" w:uiPriority="48"/>
+    <w:lsdException w:name="Grid Table 4 Accent 3" w:uiPriority="49"/>
+    <w:lsdException w:name="Grid Table 5 Dark Accent 3" w:uiPriority="50"/>
+    <w:lsdException w:name="Grid Table 6 Colorful Accent 3" w:uiPriority="51"/>
+    <w:lsdException w:name="Grid Table 7 Colorful Accent 3" w:uiPriority="52"/>
+    <w:lsdException w:name="Grid Table 1 Light Accent 4" w:uiPriority="46"/>
+    <w:lsdException w:name="Grid Table 2 Accent 4" w:uiPriority="47"/>
+    <w:lsdException w:name="Grid Table 3 Accent 4" w:uiPriority="48"/>
+    <w:lsdException w:name="Grid Table 4 Accent 4" w:uiPriority="49"/>
+    <w:lsdException w:name="Grid Table 5 Dark Accent 4" w:uiPriority="50"/>
+    <w:lsdException w:name="Grid Table 6 Colorful Accent 4" w:uiPriority="51"/>
+    <w:lsdException w:name="Grid Table 7 Colorful Accent 4" w:uiPriority="52"/>
+    <w:lsdException w:name="Grid Table 1 Light Accent 5" w:uiPriority="46"/>
+    <w:lsdException w:name="Grid Table 2 Accent 5" w:uiPriority="47"/>
+    <w:lsdException w:name="Grid Table 3 Accent 5" w:uiPriority="48"/>
+    <w:lsdException w:name="Grid Table 4 Accent 5" w:uiPriority="49"/>
+    <w:lsdException w:name="Grid Table 5 Dark Accent 5" w:uiPriority="50"/>
+    <w:lsdException w:name="Grid Table 6 Colorful Accent 5" w:uiPriority="51"/>
+    <w:lsdException w:name="Grid Table 7 Colorful Accent 5" w:uiPriority="52"/>
+    <w:lsdException w:name="Grid Table 1 Light Accent 6" w:uiPriority="46"/>
+    <w:lsdException w:name="Grid Table 2 Accent 6" w:uiPriority="47"/>
+    <w:lsdException w:name="Grid Table 3 Accent 6" w:uiPriority="48"/>
+    <w:lsdException w:name="Grid Table 4 Accent 6" w:uiPriority="49"/>
+    <w:lsdException w:name="Grid Table 5 Dark Accent 6" w:uiPriority="50"/>
+    <w:lsdException w:name="Grid Table 6 Colorful Accent 6" w:uiPriority="51"/>
+    <w:lsdException w:name="Grid Table 7 Colorful Accent 6" w:uiPriority="52"/>
+    <w:lsdException w:name="List Table 1 Light" w:uiPriority="46"/>
+    <w:lsdException w:name="List Table 2" w:uiPriority="47"/>
+    <w:lsdException w:name="List Table 3" w:uiPriority="48"/>
+    <w:lsdException w:name="List Table 4" w:uiPriority="49"/>
+    <w:lsdException w:name="List Table 5 Dark" w:uiPriority="50"/>
+    <w:lsdException w:name="List Table 6 Colorful" w:uiPriority="51"/>
+    <w:lsdException w:name="List Table 7 Colorful" w:uiPriority="52"/>
+    <w:lsdException w:name="List Table 1 Light Accent 1" w:uiPriority="46"/>
+    <w:lsdException w:name="List Table 2 Accent 1" w:uiPriority="47"/>
+    <w:lsdException w:name="List Table 3 Accent 1" w:uiPriority="48"/>
+    <w:lsdException w:name="List Table 4 Accent 1" w:uiPriority="49"/>
+    <w:lsdException w:name="List Table 5 Dark Accent 1" w:uiPriority="50"/>
+    <w:lsdException w:name="List Table 6 Colorful Accent 1" w:uiPriority="51"/>
+    <w:lsdException w:name="List Table 7 Colorful Accent 1" w:uiPriority="52"/>
+    <w:lsdException w:name="List Table 1 Light Accent 2" w:uiPriority="46"/>
+    <w:lsdException w:name="List Table 2 Accent 2" w:uiPriority="47"/>
+    <w:lsdException w:name="List Table 3 Accent 2" w:uiPriority="48"/>
+    <w:lsdException w:name="List Table 4 Accent 2" w:uiPriority="49"/>
+    <w:lsdException w:name="List Table 5 Dark Accent 2" w:uiPriority="50"/>
+    <w:lsdException w:name="List Table 6 Colorful Accent 2" w:uiPriority="51"/>
+    <w:lsdException w:name="List Table 7 Colorful Accent 2" w:uiPriority="52"/>
+    <w:lsdException w:name="List Table 1 Light Accent 3" w:uiPriority="46"/>
+    <w:lsdException w:name="List Table 2 Accent 3" w:uiPriority="47"/>
+    <w:lsdException w:name="List Table 3 Accent 3" w:uiPriority="48"/>
+    <w:lsdException w:name="List Table 4 Accent 3" w:uiPriority="49"/>
+    <w:lsdException w:name="List Table 5 Dark Accent 3" w:uiPriority="50"/>
+    <w:lsdException w:name="List Table 6 Colorful Accent 3" w:uiPriority="51"/>
+    <w:lsdException w:name="List Table 7 Colorful Accent 3" w:uiPriority="52"/>
+    <w:lsdException w:name="List Table 1 Light Accent 4" w:uiPriority="46"/>
+    <w:lsdException w:name="List Table 2 Accent 4" w:uiPriority="47"/>
+    <w:lsdException w:name="List Table 3 Accent 4" w:uiPriority="48"/>
+    <w:lsdException w:name="List Table 4 Accent 4" w:uiPriority="49"/>
+    <w:lsdException w:name="List Table 5 Dark Accent 4" w:uiPriority="50"/>
+    <w:lsdException w:name="List Table 6 Colorful Accent 4" w:uiPriority="51"/>
+    <w:lsdException w:name="List Table 7 Colorful Accent 4" w:uiPriority="52"/>
+    <w:lsdException w:name="List Table 1 Light Accent 5" w:uiPriority="46"/>
+    <w:lsdException w:name="List Table 2 Accent 5" w:uiPriority="47"/>
+    <w:lsdException w:name="List Table 3 Accent 5" w:uiPriority="48"/>
+    <w:lsdException w:name="List Table 4 Accent 5" w:uiPriority="49"/>
+    <w:lsdException w:name="List Table 5 Dark Accent 5" w:uiPriority="50"/>
+    <w:lsdException w:name="List Table 6 Colorful Accent 5" w:uiPriority="51"/>
+    <w:lsdException w:name="List Table 7 Colorful Accent 5" w:uiPriority="52"/>
+    <w:lsdException w:name="List Table 1 Light Accent 6" w:uiPriority="46"/>
+    <w:lsdException w:name="List Table 2 Accent 6" w:uiPriority="47"/>
+    <w:lsdException w:name="List Table 3 Accent 6" w:uiPriority="48"/>
+    <w:lsdException w:name="List Table 4 Accent 6" w:uiPriority="49"/>
+    <w:lsdException w:name="List Table 5 Dark Accent 6" w:uiPriority="50"/>
+    <w:lsdException w:name="List Table 6 Colorful Accent 6" w:uiPriority="51"/>
+    <w:lsdException w:name="List Table 7 Colorful Accent 6" w:uiPriority="52"/>
+    <w:lsdException w:name="Mention" w:semiHidden="1" w:unhideWhenUsed="1"/>
+    <w:lsdException w:name="Smart Hyperlink" w:semiHidden="1" w:unhideWhenUsed="1"/>
+    <w:lsdException w:name="Hashtag" w:semiHidden="1" w:unhideWhenUsed="1"/>
+    <w:lsdException w:name="Unresolved Mention" w:semiHidden="1" w:unhideWhenUsed="1"/>
+    <w:lsdException w:name="Smart Link" w:semiHidden="1" w:unhideWhenUsed="1"/>
+  </w:latentStyles>
+  <w:style w:type="paragraph" w:default="1" w:styleId="Normal">
+    <w:name w:val="Normal"/>
+    <w:qFormat/>
+  </w:style>
+  <w:style w:type="paragraph" w:styleId="Heading1">
+    <w:name w:val="heading 1"/>
+    <w:uiPriority w:val="9"/>
+    <w:qFormat/>
+    <w:pPr>
+      <w:outlineLvl w:val="0"/>
+    </w:pPr>
+    <w:rPr>
+      <w:color w:val="2E74B5"/>
+      <w:sz w:val="32"/>
+      <w:szCs w:val="32"/>
+    </w:rPr>
+  </w:style>
+  <w:style w:type="paragraph" w:styleId="Heading2">
+    <w:name w:val="heading 2"/>
+    <w:uiPriority w:val="9"/>
+    <w:semiHidden/>
+    <w:unhideWhenUsed/>
+    <w:qFormat/>
+    <w:pPr>
+      <w:outlineLvl w:val="1"/>
+    </w:pPr>
+    <w:rPr>
+      <w:color w:val="2E74B5"/>
+      <w:sz w:val="26"/>
+      <w:szCs w:val="26"/>
+    </w:rPr>
+  </w:style>
+  <w:style w:type="paragraph" w:styleId="Heading3">
+    <w:name w:val="heading 3"/>
+    <w:uiPriority w:val="9"/>
+    <w:semiHidden/>
+    <w:unhideWhenUsed/>
+    <w:qFormat/>
+    <w:pPr>
+      <w:outlineLvl w:val="2"/>
+    </w:pPr>
+    <w:rPr>
+      <w:color w:val="1F4D78"/>
+      <w:sz w:val="24"/>
+      <w:szCs w:val="24"/>
+    </w:rPr>
+  </w:style>
+  <w:style w:type="paragraph" w:styleId="Heading4">
+    <w:name w:val="heading 4"/>
+    <w:uiPriority w:val="9"/>
+    <w:semiHidden/>
+    <w:unhideWhenUsed/>
+    <w:qFormat/>
+    <w:pPr>
+      <w:outlineLvl w:val="3"/>
+    </w:pPr>
+    <w:rPr>
+      <w:i/>
+      <w:iCs/>
+      <w:color w:val="2E74B5"/>
+    </w:rPr>
+  </w:style>
+  <w:style w:type="paragraph" w:styleId="Heading5">
+    <w:name w:val="heading 5"/>
+    <w:uiPriority w:val="9"/>
+    <w:semiHidden/>
+    <w:unhideWhenUsed/>
+    <w:qFormat/>
+    <w:pPr>
+      <w:outlineLvl w:val="4"/>
+    </w:pPr>
+    <w:rPr>
+      <w:color w:val="2E74B5"/>
+    </w:rPr>
+  </w:style>
+  <w:style w:type="paragraph" w:styleId="Heading6">
+    <w:name w:val="heading 6"/>
+    <w:uiPriority w:val="9"/>
+    <w:semiHidden/>
+    <w:unhideWhenUsed/>
+    <w:qFormat/>
+    <w:pPr>
+      <w:outlineLvl w:val="5"/>
+    </w:pPr>
+    <w:rPr>
+      <w:color w:val="1F4D78"/>
+    </w:rPr>
+  </w:style>
+  <w:style w:type="character" w:default="1" w:styleId="DefaultParagraphFont">
+    <w:name w:val="Default Paragraph Font"/>
+    <w:uiPriority w:val="1"/>
+    <w:semiHidden/>
+    <w:unhideWhenUsed/>
+  </w:style>
+  <w:style w:type="table" w:default="1" w:styleId="TableNormal">
+    <w:name w:val="Normal Table"/>
+    <w:uiPriority w:val="99"/>
+    <w:semiHidden/>
+    <w:unhideWhenUsed/>
+    <w:tblPr>
+      <w:tblInd w:w="0" w:type="dxa"/>
+      <w:tblCellMar>
+        <w:top w:w="0" w:type="dxa"/>
+        <w:left w:w="108" w:type="dxa"/>
+        <w:bottom w:w="0" w:type="dxa"/>
+        <w:right w:w="108" w:type="dxa"/>
+      </w:tblCellMar>
+    </w:tblPr>
+  </w:style>
+  <w:style w:type="numbering" w:default="1" w:styleId="NoList">
+    <w:name w:val="No List"/>
+    <w:uiPriority w:val="99"/>
+    <w:semiHidden/>
+    <w:unhideWhenUsed/>
+  </w:style>
   <w:style w:type="paragraph" w:styleId="Title">
     <w:name w:val="Title"/>
-    <w:basedOn w:val="Normal"/>
-    <w:next w:val="Normal"/>
+    <w:uiPriority w:val="10"/>
     <w:qFormat/>
     <w:rPr>
       <w:sz w:val="56"/>
       <w:szCs w:val="56"/>
     </w:rPr>
   </w:style>
-  <w:style w:type="paragraph" w:styleId="Heading1">
-    <w:name w:val="Heading 1"/>
-    <w:basedOn w:val="Normal"/>
-    <w:next w:val="Normal"/>
-    <w:qFormat/>
-    <w:rPr>
-      <w:color w:val="2E74B5"/>
-      <w:sz w:val="32"/>
-      <w:szCs w:val="32"/>
-    </w:rPr>
-  </w:style>
-  <w:style w:type="paragraph" w:styleId="Heading2">
-    <w:name w:val="Heading 2"/>
-    <w:basedOn w:val="Normal"/>
-    <w:next w:val="Normal"/>
-    <w:qFormat/>
-    <w:rPr>
-      <w:color w:val="2E74B5"/>
-      <w:sz w:val="26"/>
-      <w:szCs w:val="26"/>
-    </w:rPr>
-  </w:style>
-  <w:style w:type="paragraph" w:styleId="Heading3">
-    <w:name w:val="Heading 3"/>
-    <w:basedOn w:val="Normal"/>
-    <w:next w:val="Normal"/>
-    <w:qFormat/>
-    <w:rPr>
-      <w:color w:val="1F4D78"/>
-      <w:sz w:val="24"/>
-      <w:szCs w:val="24"/>
-    </w:rPr>
-  </w:style>
-  <w:style w:type="paragraph" w:styleId="Heading4">
-    <w:name w:val="Heading 4"/>
-    <w:basedOn w:val="Normal"/>
-    <w:next w:val="Normal"/>
-    <w:qFormat/>
-    <w:rPr>
-      <w:i/>
-      <w:iCs/>
-      <w:color w:val="2E74B5"/>
-    </w:rPr>
-  </w:style>
-  <w:style w:type="paragraph" w:styleId="Heading5">
-    <w:name w:val="Heading 5"/>
-    <w:basedOn w:val="Normal"/>
-    <w:next w:val="Normal"/>
-    <w:qFormat/>
-    <w:rPr>
-      <w:color w:val="2E74B5"/>
-    </w:rPr>
-  </w:style>
-  <w:style w:type="paragraph" w:styleId="Heading6">
-    <w:name w:val="Heading 6"/>
-    <w:basedOn w:val="Normal"/>
-    <w:next w:val="Normal"/>
-    <w:qFormat/>
-    <w:rPr>
-      <w:color w:val="1F4D78"/>
-    </w:rPr>
-  </w:style>
-  <w:style w:type="paragraph" w:styleId="Strong">
-    <w:name w:val="Strong"/>
-    <w:basedOn w:val="Normal"/>
-    <w:next w:val="Normal"/>
+  <w:style w:type="paragraph" w:customStyle="1" w:styleId="Strong1">
+    <w:name w:val="Strong1"/>
     <w:qFormat/>
     <w:rPr>
       <w:b/>
@@ -402,12 +1533,10 @@
   </w:style>
   <w:style w:type="paragraph" w:styleId="ListParagraph">
     <w:name w:val="List Paragraph"/>
-    <w:basedOn w:val="Normal"/>
     <w:qFormat/>
   </w:style>
   <w:style w:type="character" w:styleId="Hyperlink">
     <w:name w:val="Hyperlink"/>
-    <w:basedOn w:val="DefaultParagraphFont"/>
     <w:uiPriority w:val="99"/>
     <w:unhideWhenUsed/>
     <w:rPr>
@@ -417,7 +1546,6 @@
   </w:style>
   <w:style w:type="character" w:styleId="FootnoteReference">
     <w:name w:val="footnote reference"/>
-    <w:basedOn w:val="DefaultParagraphFont"/>
     <w:uiPriority w:val="99"/>
     <w:semiHidden/>
     <w:unhideWhenUsed/>
@@ -427,22 +1555,13 @@
   </w:style>
   <w:style w:type="paragraph" w:styleId="FootnoteText">
     <w:name w:val="footnote text"/>
-    <w:basedOn w:val="Normal"/>
     <w:link w:val="FootnoteTextChar"/>
     <w:uiPriority w:val="99"/>
     <w:semiHidden/>
     <w:unhideWhenUsed/>
-    <w:pPr>
-      <w:spacing w:after="0" w:line="240" w:lineRule="auto"/>
-    </w:pPr>
-    <w:rPr>
-      <w:sz w:val="20"/>
-      <w:szCs w:val="20"/>
-    </w:rPr>
-  </w:style>
-  <w:style w:type="character" w:styleId="FootnoteTextChar">
+  </w:style>
+  <w:style w:type="character" w:customStyle="1" w:styleId="FootnoteTextChar">
     <w:name w:val="Footnote Text Char"/>
-    <w:basedOn w:val="DefaultParagraphFont"/>
     <w:link w:val="FootnoteText"/>
     <w:uiPriority w:val="99"/>
     <w:semiHidden/>
@@ -454,7 +1573,6 @@
   </w:style>
   <w:style w:type="character" w:styleId="EndnoteReference">
     <w:name w:val="endnote reference"/>
-    <w:basedOn w:val="DefaultParagraphFont"/>
     <w:uiPriority w:val="99"/>
     <w:semiHidden/>
     <w:unhideWhenUsed/>
@@ -464,22 +1582,13 @@
   </w:style>
   <w:style w:type="paragraph" w:styleId="EndnoteText">
     <w:name w:val="endnote text"/>
-    <w:basedOn w:val="Normal"/>
     <w:link w:val="EndnoteTextChar"/>
     <w:uiPriority w:val="99"/>
     <w:semiHidden/>
     <w:unhideWhenUsed/>
-    <w:pPr>
-      <w:spacing w:after="0" w:line="240" w:lineRule="auto"/>
-    </w:pPr>
-    <w:rPr>
-      <w:sz w:val="20"/>
-      <w:szCs w:val="20"/>
-    </w:rPr>
-  </w:style>
-  <w:style w:type="character" w:styleId="EndnoteTextChar">
+  </w:style>
+  <w:style w:type="character" w:customStyle="1" w:styleId="EndnoteTextChar">
     <w:name w:val="Endnote Text Char"/>
-    <w:basedOn w:val="DefaultParagraphFont"/>
     <w:link w:val="EndnoteText"/>
     <w:uiPriority w:val="99"/>
     <w:semiHidden/>
@@ -489,5 +1598,433 @@
       <w:szCs w:val="20"/>
     </w:rPr>
   </w:style>
+  <w:style w:type="table" w:styleId="TableGrid">
+    <w:name w:val="Table Grid"/>
+    <w:basedOn w:val="TableNormal"/>
+    <w:uiPriority w:val="39"/>
+    <w:rsid w:val="009369A1"/>
+    <w:tblPr>
+      <w:tblBorders>
+        <w:top w:val="single" w:sz="4" w:space="0" w:color="auto"/>
+        <w:left w:val="single" w:sz="4" w:space="0" w:color="auto"/>
+        <w:bottom w:val="single" w:sz="4" w:space="0" w:color="auto"/>
+        <w:right w:val="single" w:sz="4" w:space="0" w:color="auto"/>
+        <w:insideH w:val="single" w:sz="4" w:space="0" w:color="auto"/>
+        <w:insideV w:val="single" w:sz="4" w:space="0" w:color="auto"/>
+      </w:tblBorders>
+    </w:tblPr>
+  </w:style>
+  <w:style w:type="table" w:styleId="GridTable1Light">
+    <w:name w:val="Grid Table 1 Light"/>
+    <w:basedOn w:val="TableNormal"/>
+    <w:uiPriority w:val="46"/>
+    <w:rsid w:val="009369A1"/>
+    <w:tblPr>
+      <w:tblStyleRowBandSize w:val="1"/>
+      <w:tblStyleColBandSize w:val="1"/>
+      <w:tblBorders>
+        <w:top w:val="single" w:sz="4" w:space="0" w:color="999999" w:themeColor="text1" w:themeTint="66"/>
+        <w:left w:val="single" w:sz="4" w:space="0" w:color="999999" w:themeColor="text1" w:themeTint="66"/>
+        <w:bottom w:val="single" w:sz="4" w:space="0" w:color="999999" w:themeColor="text1" w:themeTint="66"/>
+        <w:right w:val="single" w:sz="4" w:space="0" w:color="999999" w:themeColor="text1" w:themeTint="66"/>
+        <w:insideH w:val="single" w:sz="4" w:space="0" w:color="999999" w:themeColor="text1" w:themeTint="66"/>
+        <w:insideV w:val="single" w:sz="4" w:space="0" w:color="999999" w:themeColor="text1" w:themeTint="66"/>
+      </w:tblBorders>
+    </w:tblPr>
+    <w:tblStylePr w:type="firstRow">
+      <w:rPr>
+        <w:b/>
+        <w:bCs/>
+      </w:rPr>
+      <w:tblPr/>
+      <w:tcPr>
+        <w:tcBorders>
+          <w:bottom w:val="single" w:sz="12" w:space="0" w:color="666666" w:themeColor="text1" w:themeTint="99"/>
+        </w:tcBorders>
+      </w:tcPr>
+    </w:tblStylePr>
+    <w:tblStylePr w:type="lastRow">
+      <w:rPr>
+        <w:b/>
+        <w:bCs/>
+      </w:rPr>
+      <w:tblPr/>
+      <w:tcPr>
+        <w:tcBorders>
+          <w:top w:val="double" w:sz="2" w:space="0" w:color="666666" w:themeColor="text1" w:themeTint="99"/>
+        </w:tcBorders>
+      </w:tcPr>
+    </w:tblStylePr>
+    <w:tblStylePr w:type="firstCol">
+      <w:rPr>
+        <w:b/>
+        <w:bCs/>
+      </w:rPr>
+    </w:tblStylePr>
+    <w:tblStylePr w:type="lastCol">
+      <w:rPr>
+        <w:b/>
+        <w:bCs/>
+      </w:rPr>
+    </w:tblStylePr>
+  </w:style>
+  <w:style w:type="paragraph" w:styleId="TOCHeading">
+    <w:name w:val="TOC Heading"/>
+    <w:basedOn w:val="Heading1"/>
+    <w:next w:val="Normal"/>
+    <w:uiPriority w:val="39"/>
+    <w:unhideWhenUsed/>
+    <w:qFormat/>
+    <w:rsid w:val="00DD3A25"/>
+    <w:pPr>
+      <w:keepNext/>
+      <w:keepLines/>
+      <w:spacing w:before="240" w:line="259" w:lineRule="auto"/>
+      <w:outlineLvl w:val="9"/>
+    </w:pPr>
+    <w:rPr>
+      <w:rFonts w:asciiTheme="majorHAnsi" w:eastAsiaTheme="majorEastAsia" w:hAnsiTheme="majorHAnsi" w:cstheme="majorBidi"/>
+      <w:color w:val="0F4761" w:themeColor="accent1" w:themeShade="BF"/>
+    </w:rPr>
+  </w:style>
+  <w:style w:type="paragraph" w:styleId="TOC1">
+    <w:name w:val="toc 1"/>
+    <w:basedOn w:val="Normal"/>
+    <w:next w:val="Normal"/>
+    <w:autoRedefine/>
+    <w:uiPriority w:val="39"/>
+    <w:unhideWhenUsed/>
+    <w:rsid w:val="00DD3A25"/>
+    <w:pPr>
+      <w:spacing w:after="100"/>
+    </w:pPr>
+  </w:style>
 </w:styles>
+</file>
+
+<file path=word/theme/theme1.xml><?xml version="1.0" encoding="utf-8"?>
+<a:theme xmlns:a="http://schemas.openxmlformats.org/drawingml/2006/main" name="Office Theme">
+  <a:themeElements>
+    <a:clrScheme name="Office">
+      <a:dk1>
+        <a:sysClr val="windowText" lastClr="000000"/>
+      </a:dk1>
+      <a:lt1>
+        <a:sysClr val="window" lastClr="FFFFFF"/>
+      </a:lt1>
+      <a:dk2>
+        <a:srgbClr val="0E2841"/>
+      </a:dk2>
+      <a:lt2>
+        <a:srgbClr val="E8E8E8"/>
+      </a:lt2>
+      <a:accent1>
+        <a:srgbClr val="156082"/>
+      </a:accent1>
+      <a:accent2>
+        <a:srgbClr val="E97132"/>
+      </a:accent2>
+      <a:accent3>
+        <a:srgbClr val="196B24"/>
+      </a:accent3>
+      <a:accent4>
+        <a:srgbClr val="0F9ED5"/>
+      </a:accent4>
+      <a:accent5>
+        <a:srgbClr val="A02B93"/>
+      </a:accent5>
+      <a:accent6>
+        <a:srgbClr val="4EA72E"/>
+      </a:accent6>
+      <a:hlink>
+        <a:srgbClr val="467886"/>
+      </a:hlink>
+      <a:folHlink>
+        <a:srgbClr val="96607D"/>
+      </a:folHlink>
+    </a:clrScheme>
+    <a:fontScheme name="Office">
+      <a:majorFont>
+        <a:latin typeface="Aptos Display" panose="02110004020202020204"/>
+        <a:ea typeface=""/>
+        <a:cs typeface=""/>
+        <a:font script="Jpan" typeface="游ゴシック Light"/>
+        <a:font script="Hang" typeface="맑은 고딕"/>
+        <a:font script="Hans" typeface="等线 Light"/>
+        <a:font script="Hant" typeface="新細明體"/>
+        <a:font script="Arab" typeface="Times New Roman"/>
+        <a:font script="Hebr" typeface="Times New Roman"/>
+        <a:font script="Thai" typeface="Angsana New"/>
+        <a:font script="Ethi" typeface="Nyala"/>
+        <a:font script="Beng" typeface="Vrinda"/>
+        <a:font script="Gujr" typeface="Shruti"/>
+        <a:font script="Khmr" typeface="MoolBoran"/>
+        <a:font script="Knda" typeface="Tunga"/>
+        <a:font script="Guru" typeface="Raavi"/>
+        <a:font script="Cans" typeface="Euphemia"/>
+        <a:font script="Cher" typeface="Plantagenet Cherokee"/>
+        <a:font script="Yiii" typeface="Microsoft Yi Baiti"/>
+        <a:font script="Tibt" typeface="Microsoft Himalaya"/>
+        <a:font script="Thaa" typeface="MV Boli"/>
+        <a:font script="Deva" typeface="Mangal"/>
+        <a:font script="Telu" typeface="Gautami"/>
+        <a:font script="Taml" typeface="Latha"/>
+        <a:font script="Syrc" typeface="Estrangelo Edessa"/>
+        <a:font script="Orya" typeface="Kalinga"/>
+        <a:font script="Mlym" typeface="Kartika"/>
+        <a:font script="Laoo" typeface="DokChampa"/>
+        <a:font script="Sinh" typeface="Iskoola Pota"/>
+        <a:font script="Mong" typeface="Mongolian Baiti"/>
+        <a:font script="Viet" typeface="Times New Roman"/>
+        <a:font script="Uigh" typeface="Microsoft Uighur"/>
+        <a:font script="Geor" typeface="Sylfaen"/>
+        <a:font script="Armn" typeface="Arial"/>
+        <a:font script="Bugi" typeface="Leelawadee UI"/>
+        <a:font script="Bopo" typeface="Microsoft JhengHei"/>
+        <a:font script="Java" typeface="Javanese Text"/>
+        <a:font script="Lisu" typeface="Segoe UI"/>
+        <a:font script="Mymr" typeface="Myanmar Text"/>
+        <a:font script="Nkoo" typeface="Ebrima"/>
+        <a:font script="Olck" typeface="Nirmala UI"/>
+        <a:font script="Osma" typeface="Ebrima"/>
+        <a:font script="Phag" typeface="Phagspa"/>
+        <a:font script="Syrn" typeface="Estrangelo Edessa"/>
+        <a:font script="Syrj" typeface="Estrangelo Edessa"/>
+        <a:font script="Syre" typeface="Estrangelo Edessa"/>
+        <a:font script="Sora" typeface="Nirmala UI"/>
+        <a:font script="Tale" typeface="Microsoft Tai Le"/>
+        <a:font script="Talu" typeface="Microsoft New Tai Lue"/>
+        <a:font script="Tfng" typeface="Ebrima"/>
+      </a:majorFont>
+      <a:minorFont>
+        <a:latin typeface="Aptos" panose="02110004020202020204"/>
+        <a:ea typeface=""/>
+        <a:cs typeface=""/>
+        <a:font script="Jpan" typeface="游明朝"/>
+        <a:font script="Hang" typeface="맑은 고딕"/>
+        <a:font script="Hans" typeface="等线"/>
+        <a:font script="Hant" typeface="新細明體"/>
+        <a:font script="Arab" typeface="Arial"/>
+        <a:font script="Hebr" typeface="Arial"/>
+        <a:font script="Thai" typeface="Cordia New"/>
+        <a:font script="Ethi" typeface="Nyala"/>
+        <a:font script="Beng" typeface="Vrinda"/>
+        <a:font script="Gujr" typeface="Shruti"/>
+        <a:font script="Khmr" typeface="DaunPenh"/>
+        <a:font script="Knda" typeface="Tunga"/>
+        <a:font script="Guru" typeface="Raavi"/>
+        <a:font script="Cans" typeface="Euphemia"/>
+        <a:font script="Cher" typeface="Plantagenet Cherokee"/>
+        <a:font script="Yiii" typeface="Microsoft Yi Baiti"/>
+        <a:font script="Tibt" typeface="Microsoft Himalaya"/>
+        <a:font script="Thaa" typeface="MV Boli"/>
+        <a:font script="Deva" typeface="Mangal"/>
+        <a:font script="Telu" typeface="Gautami"/>
+        <a:font script="Taml" typeface="Latha"/>
+        <a:font script="Syrc" typeface="Estrangelo Edessa"/>
+        <a:font script="Orya" typeface="Kalinga"/>
+        <a:font script="Mlym" typeface="Kartika"/>
+        <a:font script="Laoo" typeface="DokChampa"/>
+        <a:font script="Sinh" typeface="Iskoola Pota"/>
+        <a:font script="Mong" typeface="Mongolian Baiti"/>
+        <a:font script="Viet" typeface="Arial"/>
+        <a:font script="Uigh" typeface="Microsoft Uighur"/>
+        <a:font script="Geor" typeface="Sylfaen"/>
+        <a:font script="Armn" typeface="Arial"/>
+        <a:font script="Bugi" typeface="Leelawadee UI"/>
+        <a:font script="Bopo" typeface="Microsoft JhengHei"/>
+        <a:font script="Java" typeface="Javanese Text"/>
+        <a:font script="Lisu" typeface="Segoe UI"/>
+        <a:font script="Mymr" typeface="Myanmar Text"/>
+        <a:font script="Nkoo" typeface="Ebrima"/>
+        <a:font script="Olck" typeface="Nirmala UI"/>
+        <a:font script="Osma" typeface="Ebrima"/>
+        <a:font script="Phag" typeface="Phagspa"/>
+        <a:font script="Syrn" typeface="Estrangelo Edessa"/>
+        <a:font script="Syrj" typeface="Estrangelo Edessa"/>
+        <a:font script="Syre" typeface="Estrangelo Edessa"/>
+        <a:font script="Sora" typeface="Nirmala UI"/>
+        <a:font script="Tale" typeface="Microsoft Tai Le"/>
+        <a:font script="Talu" typeface="Microsoft New Tai Lue"/>
+        <a:font script="Tfng" typeface="Ebrima"/>
+      </a:minorFont>
+    </a:fontScheme>
+    <a:fmtScheme name="Office">
+      <a:fillStyleLst>
+        <a:solidFill>
+          <a:schemeClr val="phClr"/>
+        </a:solidFill>
+        <a:gradFill rotWithShape="1">
+          <a:gsLst>
+            <a:gs pos="0">
+              <a:schemeClr val="phClr">
+                <a:lumMod val="110000"/>
+                <a:satMod val="105000"/>
+                <a:tint val="67000"/>
+              </a:schemeClr>
+            </a:gs>
+            <a:gs pos="50000">
+              <a:schemeClr val="phClr">
+                <a:lumMod val="105000"/>
+                <a:satMod val="103000"/>
+                <a:tint val="73000"/>
+              </a:schemeClr>
+            </a:gs>
+            <a:gs pos="100000">
+              <a:schemeClr val="phClr">
+                <a:lumMod val="105000"/>
+                <a:satMod val="109000"/>
+                <a:tint val="81000"/>
+              </a:schemeClr>
+            </a:gs>
+          </a:gsLst>
+          <a:lin ang="5400000" scaled="0"/>
+        </a:gradFill>
+        <a:gradFill rotWithShape="1">
+          <a:gsLst>
+            <a:gs pos="0">
+              <a:schemeClr val="phClr">
+                <a:satMod val="103000"/>
+                <a:lumMod val="102000"/>
+                <a:tint val="94000"/>
+              </a:schemeClr>
+            </a:gs>
+            <a:gs pos="50000">
+              <a:schemeClr val="phClr">
+                <a:satMod val="110000"/>
+                <a:lumMod val="100000"/>
+                <a:shade val="100000"/>
+              </a:schemeClr>
+            </a:gs>
+            <a:gs pos="100000">
+              <a:schemeClr val="phClr">
+                <a:lumMod val="99000"/>
+                <a:satMod val="120000"/>
+                <a:shade val="78000"/>
+              </a:schemeClr>
+            </a:gs>
+          </a:gsLst>
+          <a:lin ang="5400000" scaled="0"/>
+        </a:gradFill>
+      </a:fillStyleLst>
+      <a:lnStyleLst>
+        <a:ln w="12700" cap="flat" cmpd="sng" algn="ctr">
+          <a:solidFill>
+            <a:schemeClr val="phClr"/>
+          </a:solidFill>
+          <a:prstDash val="solid"/>
+          <a:miter lim="800000"/>
+        </a:ln>
+        <a:ln w="19050" cap="flat" cmpd="sng" algn="ctr">
+          <a:solidFill>
+            <a:schemeClr val="phClr"/>
+          </a:solidFill>
+          <a:prstDash val="solid"/>
+          <a:miter lim="800000"/>
+        </a:ln>
+        <a:ln w="25400" cap="flat" cmpd="sng" algn="ctr">
+          <a:solidFill>
+            <a:schemeClr val="phClr"/>
+          </a:solidFill>
+          <a:prstDash val="solid"/>
+          <a:miter lim="800000"/>
+        </a:ln>
+      </a:lnStyleLst>
+      <a:effectStyleLst>
+        <a:effectStyle>
+          <a:effectLst/>
+        </a:effectStyle>
+        <a:effectStyle>
+          <a:effectLst/>
+        </a:effectStyle>
+        <a:effectStyle>
+          <a:effectLst>
+            <a:outerShdw blurRad="57150" dist="19050" dir="5400000" algn="ctr" rotWithShape="0">
+              <a:srgbClr val="000000">
+                <a:alpha val="63000"/>
+              </a:srgbClr>
+            </a:outerShdw>
+          </a:effectLst>
+        </a:effectStyle>
+      </a:effectStyleLst>
+      <a:bgFillStyleLst>
+        <a:solidFill>
+          <a:schemeClr val="phClr"/>
+        </a:solidFill>
+        <a:solidFill>
+          <a:schemeClr val="phClr">
+            <a:tint val="95000"/>
+            <a:satMod val="170000"/>
+          </a:schemeClr>
+        </a:solidFill>
+        <a:gradFill rotWithShape="1">
+          <a:gsLst>
+            <a:gs pos="0">
+              <a:schemeClr val="phClr">
+                <a:tint val="93000"/>
+                <a:satMod val="150000"/>
+                <a:shade val="98000"/>
+                <a:lumMod val="102000"/>
+              </a:schemeClr>
+            </a:gs>
+            <a:gs pos="50000">
+              <a:schemeClr val="phClr">
+                <a:tint val="98000"/>
+                <a:satMod val="130000"/>
+                <a:shade val="90000"/>
+                <a:lumMod val="103000"/>
+              </a:schemeClr>
+            </a:gs>
+            <a:gs pos="100000">
+              <a:schemeClr val="phClr">
+                <a:shade val="63000"/>
+                <a:satMod val="120000"/>
+              </a:schemeClr>
+            </a:gs>
+          </a:gsLst>
+          <a:lin ang="5400000" scaled="0"/>
+        </a:gradFill>
+      </a:bgFillStyleLst>
+    </a:fmtScheme>
+  </a:themeElements>
+  <a:objectDefaults>
+    <a:lnDef>
+      <a:spPr/>
+      <a:bodyPr/>
+      <a:lstStyle/>
+      <a:style>
+        <a:lnRef idx="2">
+          <a:schemeClr val="accent1"/>
+        </a:lnRef>
+        <a:fillRef idx="0">
+          <a:schemeClr val="accent1"/>
+        </a:fillRef>
+        <a:effectRef idx="1">
+          <a:schemeClr val="accent1"/>
+        </a:effectRef>
+        <a:fontRef idx="minor">
+          <a:schemeClr val="tx1"/>
+        </a:fontRef>
+      </a:style>
+    </a:lnDef>
+  </a:objectDefaults>
+  <a:extraClrSchemeLst/>
+  <a:extLst>
+    <a:ext uri="{05A4C25C-085E-4340-85A3-A5531E510DB2}">
+      <thm15:themeFamily xmlns:thm15="http://schemas.microsoft.com/office/thememl/2012/main" name="Office Theme" id="{2E142A2C-CD16-42D6-873A-C26D2A0506FA}" vid="{1BDDFF52-6CD6-40A5-AB3C-68EB2F1E4D0A}"/>
+    </a:ext>
+  </a:extLst>
+</a:theme>
+</file>
+
+<file path=customXml/item1.xml><?xml version="1.0" encoding="utf-8"?>
+<b:Sources xmlns:b="http://schemas.openxmlformats.org/officeDocument/2006/bibliography" xmlns="http://schemas.openxmlformats.org/officeDocument/2006/bibliography" SelectedStyle="\APASixthEditionOfficeOnline.xsl" StyleName="APA" Version="6"/>
+</file>
+
+<file path=customXml/itemProps1.xml><?xml version="1.0" encoding="utf-8"?>
+<ds:datastoreItem xmlns:ds="http://schemas.openxmlformats.org/officeDocument/2006/customXml" ds:itemID="{11895674-094D-41B2-87F8-BB8BF43F4428}">
+  <ds:schemaRefs>
+    <ds:schemaRef ds:uri="http://schemas.openxmlformats.org/officeDocument/2006/bibliography"/>
+  </ds:schemaRefs>
+</ds:datastoreItem>
 </file>
--- a/docs/spp.docx
+++ b/docs/spp.docx
@@ -73,7 +73,7 @@
           <w:b/>
           <w:bCs/>
         </w:rPr>
-        <w:t>1</w:t>
+        <w:t>2</w:t>
       </w:r>
     </w:p>
     <w:p>
@@ -112,7 +112,7 @@
       <w:pPr>
         <w:pStyle w:val="Heading1"/>
       </w:pPr>
-      <w:bookmarkStart w:id="0" w:name="_Toc239843400"/>
+      <w:bookmarkStart w:id="0" w:name="_Toc239887220"/>
       <w:r>
         <w:t>Table of Contents</w:t>
       </w:r>
@@ -120,6 +120,12 @@
     </w:p>
     <w:sdt>
       <w:sdtPr>
+        <w:rPr>
+          <w:rFonts w:ascii="Times New Roman" w:eastAsia="Times New Roman" w:hAnsi="Times New Roman" w:cs="Times New Roman"/>
+          <w:color w:val="auto"/>
+          <w:sz w:val="20"/>
+          <w:szCs w:val="20"/>
+        </w:rPr>
         <w:id w:val="1936626412"/>
         <w:docPartObj>
           <w:docPartGallery w:val="Table of Contents"/>
@@ -128,13 +134,9 @@
       </w:sdtPr>
       <w:sdtEndPr>
         <w:rPr>
-          <w:rFonts w:ascii="Times New Roman" w:eastAsia="Times New Roman" w:hAnsi="Times New Roman" w:cs="Times New Roman"/>
           <w:b/>
           <w:bCs/>
           <w:noProof/>
-          <w:color w:val="auto"/>
-          <w:sz w:val="20"/>
-          <w:szCs w:val="20"/>
         </w:rPr>
       </w:sdtEndPr>
       <w:sdtContent>
@@ -170,7 +172,7 @@
           <w:r>
             <w:fldChar w:fldCharType="separate"/>
           </w:r>
-          <w:hyperlink w:anchor="_Toc239843400" w:history="1">
+          <w:hyperlink w:anchor="_Toc239887220" w:history="1">
             <w:r>
               <w:rPr>
                 <w:rStyle w:val="Hyperlink"/>
@@ -197,7 +199,7 @@
                 <w:noProof/>
                 <w:webHidden/>
               </w:rPr>
-              <w:instrText xml:space="preserve"> PAGEREF _Toc239843400 \h </w:instrText>
+              <w:instrText xml:space="preserve"> PAGEREF _Toc239887220 \h </w:instrText>
             </w:r>
             <w:r>
               <w:rPr>
@@ -243,7 +245,7 @@
               <w14:ligatures w14:val="standardContextual"/>
             </w:rPr>
           </w:pPr>
-          <w:hyperlink w:anchor="_Toc239843401" w:history="1">
+          <w:hyperlink w:anchor="_Toc239887221" w:history="1">
             <w:r>
               <w:rPr>
                 <w:rStyle w:val="Hyperlink"/>
@@ -270,7 +272,7 @@
                 <w:noProof/>
                 <w:webHidden/>
               </w:rPr>
-              <w:instrText xml:space="preserve"> PAGEREF _Toc239843401 \h </w:instrText>
+              <w:instrText xml:space="preserve"> PAGEREF _Toc239887221 \h </w:instrText>
             </w:r>
             <w:r>
               <w:rPr>
@@ -291,6 +293,152 @@
                 <w:webHidden/>
               </w:rPr>
               <w:t>3</w:t>
+            </w:r>
+            <w:r>
+              <w:rPr>
+                <w:noProof/>
+                <w:webHidden/>
+              </w:rPr>
+              <w:fldChar w:fldCharType="end"/>
+            </w:r>
+          </w:hyperlink>
+        </w:p>
+        <w:p>
+          <w:pPr>
+            <w:pStyle w:val="TOC1"/>
+            <w:tabs>
+              <w:tab w:val="right" w:leader="dot" w:pos="9350"/>
+            </w:tabs>
+            <w:rPr>
+              <w:rFonts w:asciiTheme="minorHAnsi" w:eastAsiaTheme="minorEastAsia" w:hAnsiTheme="minorHAnsi" w:cstheme="minorBidi"/>
+              <w:noProof/>
+              <w:kern w:val="2"/>
+              <w:sz w:val="24"/>
+              <w:szCs w:val="24"/>
+              <w14:ligatures w14:val="standardContextual"/>
+            </w:rPr>
+          </w:pPr>
+          <w:hyperlink w:anchor="_Toc239887222" w:history="1">
+            <w:r>
+              <w:rPr>
+                <w:rStyle w:val="Hyperlink"/>
+                <w:noProof/>
+              </w:rPr>
+              <w:t>Vision and Scope</w:t>
+            </w:r>
+            <w:r>
+              <w:rPr>
+                <w:noProof/>
+                <w:webHidden/>
+              </w:rPr>
+              <w:tab/>
+            </w:r>
+            <w:r>
+              <w:rPr>
+                <w:noProof/>
+                <w:webHidden/>
+              </w:rPr>
+              <w:fldChar w:fldCharType="begin"/>
+            </w:r>
+            <w:r>
+              <w:rPr>
+                <w:noProof/>
+                <w:webHidden/>
+              </w:rPr>
+              <w:instrText xml:space="preserve"> PAGEREF _Toc239887222 \h </w:instrText>
+            </w:r>
+            <w:r>
+              <w:rPr>
+                <w:noProof/>
+                <w:webHidden/>
+              </w:rPr>
+            </w:r>
+            <w:r>
+              <w:rPr>
+                <w:noProof/>
+                <w:webHidden/>
+              </w:rPr>
+              <w:fldChar w:fldCharType="separate"/>
+            </w:r>
+            <w:r>
+              <w:rPr>
+                <w:noProof/>
+                <w:webHidden/>
+              </w:rPr>
+              <w:t>4</w:t>
+            </w:r>
+            <w:r>
+              <w:rPr>
+                <w:noProof/>
+                <w:webHidden/>
+              </w:rPr>
+              <w:fldChar w:fldCharType="end"/>
+            </w:r>
+          </w:hyperlink>
+        </w:p>
+        <w:p>
+          <w:pPr>
+            <w:pStyle w:val="TOC1"/>
+            <w:tabs>
+              <w:tab w:val="right" w:leader="dot" w:pos="9350"/>
+            </w:tabs>
+            <w:rPr>
+              <w:rFonts w:asciiTheme="minorHAnsi" w:eastAsiaTheme="minorEastAsia" w:hAnsiTheme="minorHAnsi" w:cstheme="minorBidi"/>
+              <w:noProof/>
+              <w:kern w:val="2"/>
+              <w:sz w:val="24"/>
+              <w:szCs w:val="24"/>
+              <w14:ligatures w14:val="standardContextual"/>
+            </w:rPr>
+          </w:pPr>
+          <w:hyperlink w:anchor="_Toc239887223" w:history="1">
+            <w:r>
+              <w:rPr>
+                <w:rStyle w:val="Hyperlink"/>
+                <w:noProof/>
+              </w:rPr>
+              <w:t>Software Requirements Specifications</w:t>
+            </w:r>
+            <w:r>
+              <w:rPr>
+                <w:noProof/>
+                <w:webHidden/>
+              </w:rPr>
+              <w:tab/>
+            </w:r>
+            <w:r>
+              <w:rPr>
+                <w:noProof/>
+                <w:webHidden/>
+              </w:rPr>
+              <w:fldChar w:fldCharType="begin"/>
+            </w:r>
+            <w:r>
+              <w:rPr>
+                <w:noProof/>
+                <w:webHidden/>
+              </w:rPr>
+              <w:instrText xml:space="preserve"> PAGEREF _Toc239887223 \h </w:instrText>
+            </w:r>
+            <w:r>
+              <w:rPr>
+                <w:noProof/>
+                <w:webHidden/>
+              </w:rPr>
+            </w:r>
+            <w:r>
+              <w:rPr>
+                <w:noProof/>
+                <w:webHidden/>
+              </w:rPr>
+              <w:fldChar w:fldCharType="separate"/>
+            </w:r>
+            <w:r>
+              <w:rPr>
+                <w:noProof/>
+                <w:webHidden/>
+              </w:rPr>
+              <w:t>5</w:t>
             </w:r>
             <w:r>
               <w:rPr>
@@ -322,7 +470,7 @@
       <w:pPr>
         <w:pStyle w:val="Heading1"/>
       </w:pPr>
-      <w:bookmarkStart w:id="1" w:name="_Toc239843401"/>
+      <w:bookmarkStart w:id="1" w:name="_Toc239887221"/>
       <w:r>
         <w:lastRenderedPageBreak/>
         <w:t>Existing Software Landscape/Competitive Analysis</w:t>
@@ -700,10 +848,7 @@
               <w:cnfStyle w:val="000000000000" w:firstRow="0" w:lastRow="0" w:firstColumn="0" w:lastColumn="0" w:oddVBand="0" w:evenVBand="0" w:oddHBand="0" w:evenHBand="0" w:firstRowFirstColumn="0" w:firstRowLastColumn="0" w:lastRowFirstColumn="0" w:lastRowLastColumn="0"/>
             </w:pPr>
             <w:r>
-              <w:t>Garage reservations</w:t>
-            </w:r>
-            <w:r>
-              <w:t>/events</w:t>
+              <w:t>Garage reservations/events</w:t>
             </w:r>
           </w:p>
         </w:tc>
@@ -798,6 +943,1013 @@
       </w:tr>
     </w:tbl>
     <w:p/>
+    <w:p>
+      <w:r>
+        <w:br w:type="page"/>
+      </w:r>
+    </w:p>
+    <w:p>
+      <w:pPr>
+        <w:pStyle w:val="Heading1"/>
+      </w:pPr>
+      <w:bookmarkStart w:id="2" w:name="_Toc239887222"/>
+      <w:r>
+        <w:lastRenderedPageBreak/>
+        <w:t>Vision and Scope</w:t>
+      </w:r>
+      <w:bookmarkEnd w:id="2"/>
+    </w:p>
+    <w:p>
+      <w:pPr>
+        <w:rPr>
+          <w:b/>
+          <w:bCs/>
+        </w:rPr>
+      </w:pPr>
+      <w:r>
+        <w:rPr>
+          <w:b/>
+          <w:bCs/>
+        </w:rPr>
+        <w:t>Project Acquisition</w:t>
+      </w:r>
+    </w:p>
+    <w:p>
+      <w:r>
+        <w:t>WE ARE $</w:t>
+      </w:r>
+      <w:proofErr w:type="spellStart"/>
+      <w:r>
+        <w:t>oftware</w:t>
+      </w:r>
+      <w:proofErr w:type="spellEnd"/>
+      <w:r>
+        <w:t xml:space="preserve"> Corp. is a (fictitious) software development studio with unlimited resources and budget, founded to take on client projects without the usual funding constraints. This project was acquired through a direct client engagement: a coalition of city transportation departments and independent parking garage operators approached the studio after struggling with fragmented, old parking systems that couldn't really communicate. The client wanted a single platform that could serve both drivers looking for a spot and the operators running the garages, which the current market doesn't offer in one program. WE ARE $</w:t>
+      </w:r>
+      <w:proofErr w:type="spellStart"/>
+      <w:r>
+        <w:t>oftware</w:t>
+      </w:r>
+      <w:proofErr w:type="spellEnd"/>
+      <w:r>
+        <w:t xml:space="preserve"> Corp. won the engagement by proposing a unified system rather than another single-purpose app.</w:t>
+      </w:r>
+    </w:p>
+    <w:p/>
+    <w:p>
+      <w:pPr>
+        <w:rPr>
+          <w:b/>
+          <w:bCs/>
+        </w:rPr>
+      </w:pPr>
+      <w:r>
+        <w:rPr>
+          <w:b/>
+          <w:bCs/>
+        </w:rPr>
+        <w:t>Company Overview</w:t>
+      </w:r>
+    </w:p>
+    <w:p>
+      <w:r>
+        <w:t>WE ARE $</w:t>
+      </w:r>
+      <w:proofErr w:type="spellStart"/>
+      <w:r>
+        <w:t>oftware</w:t>
+      </w:r>
+      <w:proofErr w:type="spellEnd"/>
+      <w:r>
+        <w:t xml:space="preserve"> Corp. builds custom software solutions for clients across industries, with a focus on systems that connect different types of users (customers, operators, administrators) into a single product rather than juggling separate tools for each. The studio operates with cross-functional teams built around the specific needs of each engagement rather than fixed departments, letting it staff up quickly for a project like this one.</w:t>
+      </w:r>
+    </w:p>
+    <w:p/>
+    <w:p>
+      <w:pPr>
+        <w:rPr>
+          <w:b/>
+          <w:bCs/>
+        </w:rPr>
+      </w:pPr>
+      <w:r>
+        <w:rPr>
+          <w:b/>
+          <w:bCs/>
+        </w:rPr>
+        <w:t>Project Overview</w:t>
+      </w:r>
+    </w:p>
+    <w:p>
+      <w:r>
+        <w:t xml:space="preserve">The Smart Parking Platform is a web browser and mobile system that lets drivers find, reserve, and pay for parking spaces in real time, while giving parking operators a dashboard to manage availability, pricing, and occupancy analytics. Drivers get an interactive map showing live availability, the ability to reserve and pay ahead of time, and data that shows past reservations and receipts. Operators get tools to monitor how their facility is being used, generate reports, and manage listings without needing a separate management system. The platform is meant to combine the tools that exist as two </w:t>
+      </w:r>
+      <w:proofErr w:type="gramStart"/>
+      <w:r>
+        <w:t>completely separate</w:t>
+      </w:r>
+      <w:proofErr w:type="gramEnd"/>
+      <w:r>
+        <w:t xml:space="preserve"> products into one cohesive program.</w:t>
+      </w:r>
+    </w:p>
+    <w:p>
+      <w:r>
+        <w:br w:type="page"/>
+      </w:r>
+    </w:p>
+    <w:p>
+      <w:pPr>
+        <w:pStyle w:val="Heading1"/>
+      </w:pPr>
+      <w:bookmarkStart w:id="3" w:name="_Toc239887223"/>
+      <w:r>
+        <w:lastRenderedPageBreak/>
+        <w:t>Software Requirements Specifications</w:t>
+      </w:r>
+      <w:bookmarkEnd w:id="3"/>
+    </w:p>
+    <w:p>
+      <w:pPr>
+        <w:rPr>
+          <w:b/>
+          <w:bCs/>
+        </w:rPr>
+      </w:pPr>
+      <w:r>
+        <w:rPr>
+          <w:b/>
+          <w:bCs/>
+        </w:rPr>
+        <w:t>1. Introduction</w:t>
+      </w:r>
+    </w:p>
+    <w:p/>
+    <w:p>
+      <w:pPr>
+        <w:rPr>
+          <w:i/>
+          <w:iCs/>
+        </w:rPr>
+      </w:pPr>
+      <w:r>
+        <w:rPr>
+          <w:i/>
+          <w:iCs/>
+        </w:rPr>
+        <w:t>1.1 Purpose</w:t>
+      </w:r>
+    </w:p>
+    <w:p/>
+    <w:p>
+      <w:r>
+        <w:t>This document defines the requirements for the Smart Parking Platform, a system that lets drivers locate, reserve, and pay for parking in real time while giving parking operators tools to manage availability and track occupancy.</w:t>
+      </w:r>
+    </w:p>
+    <w:p/>
+    <w:p>
+      <w:pPr>
+        <w:rPr>
+          <w:i/>
+          <w:iCs/>
+        </w:rPr>
+      </w:pPr>
+      <w:r>
+        <w:rPr>
+          <w:i/>
+          <w:iCs/>
+        </w:rPr>
+        <w:t>1.2 Scope</w:t>
+      </w:r>
+    </w:p>
+    <w:p/>
+    <w:p>
+      <w:r>
+        <w:t>The platform covers driver-facing features (registration, real-time availability, interactive map, reservations, payment processing, reservation history) and operator-facing features (an admin dashboard, occupancy reporting, and analytics). It's built as a software layer on top of existing garage infrastructure and integrates with third-party mapping and payment providers. Out of scope: physical hardware installation (sensors, cameras, gates) and building payment processing or mapping services from scratch instead of integrating with existing providers.</w:t>
+      </w:r>
+    </w:p>
+    <w:p/>
+    <w:p>
+      <w:pPr>
+        <w:rPr>
+          <w:b/>
+          <w:bCs/>
+        </w:rPr>
+      </w:pPr>
+      <w:r>
+        <w:rPr>
+          <w:b/>
+          <w:bCs/>
+        </w:rPr>
+        <w:t>2. Overall Description</w:t>
+      </w:r>
+    </w:p>
+    <w:p/>
+    <w:p>
+      <w:pPr>
+        <w:rPr>
+          <w:i/>
+          <w:iCs/>
+        </w:rPr>
+      </w:pPr>
+      <w:r>
+        <w:rPr>
+          <w:i/>
+          <w:iCs/>
+        </w:rPr>
+        <w:t>Users</w:t>
+      </w:r>
+    </w:p>
+    <w:p/>
+    <w:p>
+      <w:pPr>
+        <w:pStyle w:val="ListParagraph"/>
+        <w:numPr>
+          <w:ilvl w:val="0"/>
+          <w:numId w:val="2"/>
+        </w:numPr>
+      </w:pPr>
+      <w:r>
+        <w:t>Drivers/vehicle owners looking to find and reserve parking</w:t>
+      </w:r>
+    </w:p>
+    <w:p>
+      <w:pPr>
+        <w:pStyle w:val="ListParagraph"/>
+        <w:numPr>
+          <w:ilvl w:val="0"/>
+          <w:numId w:val="2"/>
+        </w:numPr>
+      </w:pPr>
+      <w:r>
+        <w:t>Parking facility operators managing one or more garages/lots</w:t>
+      </w:r>
+    </w:p>
+    <w:p>
+      <w:pPr>
+        <w:pStyle w:val="ListParagraph"/>
+        <w:numPr>
+          <w:ilvl w:val="0"/>
+          <w:numId w:val="2"/>
+        </w:numPr>
+      </w:pPr>
+      <w:r>
+        <w:t>System administrators</w:t>
+      </w:r>
+    </w:p>
+    <w:p>
+      <w:pPr>
+        <w:pStyle w:val="ListParagraph"/>
+        <w:numPr>
+          <w:ilvl w:val="0"/>
+          <w:numId w:val="2"/>
+        </w:numPr>
+      </w:pPr>
+      <w:r>
+        <w:t>Finance/billing personnel</w:t>
+      </w:r>
+    </w:p>
+    <w:p>
+      <w:pPr>
+        <w:pStyle w:val="ListParagraph"/>
+        <w:numPr>
+          <w:ilvl w:val="0"/>
+          <w:numId w:val="2"/>
+        </w:numPr>
+      </w:pPr>
+      <w:r>
+        <w:t>Third-party payment providers (system-level integration, not direct users)</w:t>
+      </w:r>
+    </w:p>
+    <w:p/>
+    <w:p>
+      <w:pPr>
+        <w:rPr>
+          <w:i/>
+          <w:iCs/>
+        </w:rPr>
+      </w:pPr>
+      <w:r>
+        <w:rPr>
+          <w:i/>
+          <w:iCs/>
+        </w:rPr>
+        <w:t>System Environment</w:t>
+      </w:r>
+    </w:p>
+    <w:p/>
+    <w:p>
+      <w:r>
+        <w:t xml:space="preserve">Web-based and mobile </w:t>
+      </w:r>
+      <w:proofErr w:type="gramStart"/>
+      <w:r>
+        <w:t>application</w:t>
+      </w:r>
+      <w:proofErr w:type="gramEnd"/>
+      <w:r>
+        <w:t xml:space="preserve"> (iOS and Android), with a shared backend API serving both.</w:t>
+      </w:r>
+    </w:p>
+    <w:p/>
+    <w:p>
+      <w:pPr>
+        <w:rPr>
+          <w:i/>
+          <w:iCs/>
+        </w:rPr>
+      </w:pPr>
+      <w:r>
+        <w:rPr>
+          <w:i/>
+          <w:iCs/>
+        </w:rPr>
+        <w:t>Constraints</w:t>
+      </w:r>
+    </w:p>
+    <w:p/>
+    <w:p>
+      <w:pPr>
+        <w:pStyle w:val="ListParagraph"/>
+        <w:numPr>
+          <w:ilvl w:val="0"/>
+          <w:numId w:val="3"/>
+        </w:numPr>
+      </w:pPr>
+      <w:r>
+        <w:t>Must comply with security and privacy requirements, plus applicable city ordinances and laws</w:t>
+      </w:r>
+    </w:p>
+    <w:p>
+      <w:pPr>
+        <w:pStyle w:val="ListParagraph"/>
+        <w:numPr>
+          <w:ilvl w:val="0"/>
+          <w:numId w:val="3"/>
+        </w:numPr>
+      </w:pPr>
+      <w:r>
+        <w:t>Depends on third-party mapping/navigation and payment provider APIs</w:t>
+      </w:r>
+    </w:p>
+    <w:p>
+      <w:pPr>
+        <w:pStyle w:val="ListParagraph"/>
+        <w:numPr>
+          <w:ilvl w:val="0"/>
+          <w:numId w:val="3"/>
+        </w:numPr>
+      </w:pPr>
+      <w:r>
+        <w:t>Fixed semester timeline (theoretical unlimited budget per the studio's setup)</w:t>
+      </w:r>
+    </w:p>
+    <w:p/>
+    <w:p>
+      <w:pPr>
+        <w:rPr>
+          <w:i/>
+          <w:iCs/>
+        </w:rPr>
+      </w:pPr>
+      <w:r>
+        <w:rPr>
+          <w:i/>
+          <w:iCs/>
+        </w:rPr>
+        <w:t>Assumptions</w:t>
+      </w:r>
+    </w:p>
+    <w:p/>
+    <w:p>
+      <w:pPr>
+        <w:pStyle w:val="ListParagraph"/>
+        <w:numPr>
+          <w:ilvl w:val="0"/>
+          <w:numId w:val="4"/>
+        </w:numPr>
+      </w:pPr>
+      <w:r>
+        <w:t>Users have internet access on their device</w:t>
+      </w:r>
+    </w:p>
+    <w:p>
+      <w:pPr>
+        <w:pStyle w:val="ListParagraph"/>
+        <w:numPr>
+          <w:ilvl w:val="0"/>
+          <w:numId w:val="4"/>
+        </w:numPr>
+      </w:pPr>
+      <w:r>
+        <w:t xml:space="preserve">Parking facilities have some existing </w:t>
+      </w:r>
+      <w:proofErr w:type="gramStart"/>
+      <w:r>
+        <w:t>way</w:t>
+      </w:r>
+      <w:proofErr w:type="gramEnd"/>
+      <w:r>
+        <w:t xml:space="preserve"> to track physical occupancy (sensors, gate counters, or manual entry) that the platform can pull from or interface with</w:t>
+      </w:r>
+    </w:p>
+    <w:p>
+      <w:pPr>
+        <w:pStyle w:val="ListParagraph"/>
+        <w:numPr>
+          <w:ilvl w:val="0"/>
+          <w:numId w:val="4"/>
+        </w:numPr>
+      </w:pPr>
+      <w:r>
+        <w:t>Drivers have a valid payment method to link to their account</w:t>
+      </w:r>
+    </w:p>
+    <w:p/>
+    <w:p>
+      <w:pPr>
+        <w:rPr>
+          <w:b/>
+          <w:bCs/>
+        </w:rPr>
+      </w:pPr>
+      <w:r>
+        <w:rPr>
+          <w:b/>
+          <w:bCs/>
+        </w:rPr>
+        <w:t>3. Functional Requirements</w:t>
+      </w:r>
+    </w:p>
+    <w:p/>
+    <w:p>
+      <w:r>
+        <w:t>FR1: The system shall allow drivers to register and log in securely using email or a linked account.</w:t>
+      </w:r>
+    </w:p>
+    <w:p>
+      <w:r>
+        <w:t>FR2: The system shall display real-time parking space availability for all connected facilities.</w:t>
+      </w:r>
+    </w:p>
+    <w:p>
+      <w:r>
+        <w:t>FR3: The system shall show an interactive map with available parking locations near the driver's current or searched location.</w:t>
+      </w:r>
+    </w:p>
+    <w:p>
+      <w:r>
+        <w:t xml:space="preserve">FR4: The system </w:t>
+      </w:r>
+      <w:proofErr w:type="gramStart"/>
+      <w:r>
+        <w:t>shall</w:t>
+      </w:r>
+      <w:proofErr w:type="gramEnd"/>
+      <w:r>
+        <w:t xml:space="preserve"> let drivers reserve a specific parking space for a chosen time window.</w:t>
+      </w:r>
+    </w:p>
+    <w:p>
+      <w:r>
+        <w:t>FR5: The system shall process digital payments for reservations through an integrated third-party payment provider.</w:t>
+      </w:r>
+    </w:p>
+    <w:p>
+      <w:r>
+        <w:t>FR6: The system shall generate a digital receipt for every completed transaction.</w:t>
+      </w:r>
+    </w:p>
+    <w:p>
+      <w:r>
+        <w:t>FR7: The system shall let drivers view their reservation history and past receipts.</w:t>
+      </w:r>
+    </w:p>
+    <w:p>
+      <w:r>
+        <w:t>FR8: The system shall send drivers a notification when a reservation is about to start, end, or is canceled.</w:t>
+      </w:r>
+    </w:p>
+    <w:p>
+      <w:r>
+        <w:lastRenderedPageBreak/>
+        <w:t xml:space="preserve">FR9: The system shall provide parking </w:t>
+      </w:r>
+      <w:proofErr w:type="gramStart"/>
+      <w:r>
+        <w:t>operators</w:t>
+      </w:r>
+      <w:proofErr w:type="gramEnd"/>
+      <w:r>
+        <w:t xml:space="preserve"> an administrative dashboard showing real-time occupancy for their facility.</w:t>
+      </w:r>
+    </w:p>
+    <w:p>
+      <w:r>
+        <w:t>FR10: The system shall let operators generate occupancy and usage reports over a selected date range.</w:t>
+      </w:r>
+    </w:p>
+    <w:p>
+      <w:r>
+        <w:t>FR11: The system shall let operators update parking space availability, pricing, and facility details from the dashboard.</w:t>
+      </w:r>
+    </w:p>
+    <w:p>
+      <w:r>
+        <w:t>FR12: The system shall integrate with third-party mapping/navigation services to provide turn-by-turn directions to a reserved space.</w:t>
+      </w:r>
+    </w:p>
+    <w:p/>
+    <w:p>
+      <w:pPr>
+        <w:rPr>
+          <w:b/>
+          <w:bCs/>
+        </w:rPr>
+      </w:pPr>
+      <w:r>
+        <w:rPr>
+          <w:b/>
+          <w:bCs/>
+        </w:rPr>
+        <w:t>4. Non-Functional Requirements</w:t>
+      </w:r>
+    </w:p>
+    <w:p/>
+    <w:p>
+      <w:r>
+        <w:t>NFR1: The system shall load the interactive map and availability data within 2 seconds for up to 1,000 concurrent users.</w:t>
+      </w:r>
+    </w:p>
+    <w:p>
+      <w:r>
+        <w:t>NFR2: The system shall update parking space availability within 1 second of a change (new reservation, cancellation, or occupancy update).</w:t>
+      </w:r>
+    </w:p>
+    <w:p>
+      <w:r>
+        <w:t>NFR3: The system shall maintain 99.9% uptime.</w:t>
+      </w:r>
+    </w:p>
+    <w:p>
+      <w:r>
+        <w:t>NFR4: The system shall encrypt all payment information in transit and at rest, in compliance with PCI-DSS standards.</w:t>
+      </w:r>
+    </w:p>
+    <w:p>
+      <w:r>
+        <w:t>NFR5: The system shall support both web (desktop/mobile browser) and native mobile apps (iOS and Android) with consistent functionality across platforms.</w:t>
+      </w:r>
+    </w:p>
+    <w:p>
+      <w:r>
+        <w:t>NFR6: The system shall allow a new driver to complete registration and their first reservation within 5 steps.</w:t>
+      </w:r>
+    </w:p>
+    <w:p>
+      <w:r>
+        <w:t>NFR7: The system shall retain reservation history and receipts for at least 12 months.</w:t>
+      </w:r>
+    </w:p>
+    <w:p/>
+    <w:p>
+      <w:pPr>
+        <w:rPr>
+          <w:b/>
+          <w:bCs/>
+        </w:rPr>
+      </w:pPr>
+      <w:r>
+        <w:rPr>
+          <w:b/>
+          <w:bCs/>
+        </w:rPr>
+        <w:t>5. Use Cases</w:t>
+      </w:r>
+    </w:p>
+    <w:p/>
+    <w:p>
+      <w:r>
+        <w:t>UC1 - Register a New Account</w:t>
+      </w:r>
+    </w:p>
+    <w:p>
+      <w:r>
+        <w:t>Actor: Driver</w:t>
+      </w:r>
+    </w:p>
+    <w:p>
+      <w:r>
+        <w:t>Precondition: User has downloaded the app or opened the website and does not yet have an account.</w:t>
+      </w:r>
+    </w:p>
+    <w:p>
+      <w:r>
+        <w:t>Steps: 1. User selects "Sign Up." 2. User enters email, password, and basic profile info. 3. System verifies email address. 4. User confirms and completes registration.</w:t>
+      </w:r>
+    </w:p>
+    <w:p>
+      <w:r>
+        <w:t>Postcondition: Account is created and user is logged in.</w:t>
+      </w:r>
+    </w:p>
+    <w:p/>
+    <w:p>
+      <w:r>
+        <w:t xml:space="preserve">UC2-Log </w:t>
+      </w:r>
+      <w:proofErr w:type="gramStart"/>
+      <w:r>
+        <w:t>In</w:t>
+      </w:r>
+      <w:proofErr w:type="gramEnd"/>
+      <w:r>
+        <w:t xml:space="preserve"> to Existing Account</w:t>
+      </w:r>
+    </w:p>
+    <w:p>
+      <w:r>
+        <w:t>Actor: Driver</w:t>
+      </w:r>
+    </w:p>
+    <w:p>
+      <w:r>
+        <w:t>Precondition: User has an existing account.</w:t>
+      </w:r>
+    </w:p>
+    <w:p>
+      <w:r>
+        <w:t>Steps: 1. User selects "Log In." 2. User enters email and password. 3. System validates credentials.</w:t>
+      </w:r>
+    </w:p>
+    <w:p>
+      <w:r>
+        <w:t>Postcondition: User is authenticated and redirected to the main map/dashboard.</w:t>
+      </w:r>
+    </w:p>
+    <w:p/>
+    <w:p>
+      <w:r>
+        <w:t>UC3-Search for Available Parking</w:t>
+      </w:r>
+    </w:p>
+    <w:p>
+      <w:r>
+        <w:t>Actor: Driver</w:t>
+      </w:r>
+    </w:p>
+    <w:p>
+      <w:r>
+        <w:t>Precondition: User is logged in.</w:t>
+      </w:r>
+    </w:p>
+    <w:p>
+      <w:r>
+        <w:t>Steps: 1. User enters a destination or enables location access. 2. System queries real-time availability from nearby facilities. 3. System displays a list of available spaces sorted by distance.</w:t>
+      </w:r>
+    </w:p>
+    <w:p>
+      <w:r>
+        <w:t xml:space="preserve">Postcondition: Driver sees a list of </w:t>
+      </w:r>
+      <w:proofErr w:type="gramStart"/>
+      <w:r>
+        <w:t>nearby available parking options</w:t>
+      </w:r>
+      <w:proofErr w:type="gramEnd"/>
+      <w:r>
+        <w:t>.</w:t>
+      </w:r>
+    </w:p>
+    <w:p/>
+    <w:p>
+      <w:r>
+        <w:t>UC4-View Interactive Map of Available Spaces</w:t>
+      </w:r>
+    </w:p>
+    <w:p>
+      <w:r>
+        <w:t>Actor: Driver</w:t>
+      </w:r>
+    </w:p>
+    <w:p>
+      <w:r>
+        <w:t>Precondition: User has searched for parking or opened the map view.</w:t>
+      </w:r>
+    </w:p>
+    <w:p>
+      <w:r>
+        <w:t>Steps: 1. User opens the map tab. 2. System plots all nearby facilities with real-time availability indicators. 3. User taps a facility marker to see details.</w:t>
+      </w:r>
+    </w:p>
+    <w:p>
+      <w:r>
+        <w:t>Postcondition: Driver can visually browse and select a facility.</w:t>
+      </w:r>
+    </w:p>
+    <w:p/>
+    <w:p>
+      <w:r>
+        <w:t>UC5-Reserve a Parking Space</w:t>
+      </w:r>
+    </w:p>
+    <w:p>
+      <w:r>
+        <w:t>Actor: Driver</w:t>
+      </w:r>
+    </w:p>
+    <w:p>
+      <w:r>
+        <w:t>Precondition: User has selected an available facility with open spaces.</w:t>
+      </w:r>
+    </w:p>
+    <w:p>
+      <w:r>
+        <w:t>Steps: 1. User selects a facility and desired time window. 2. System confirms the space is still available. 3. User confirms reservation details.</w:t>
+      </w:r>
+    </w:p>
+    <w:p>
+      <w:r>
+        <w:lastRenderedPageBreak/>
+        <w:t>Postcondition: Space is held for the driver and marked unavailable to others.</w:t>
+      </w:r>
+    </w:p>
+    <w:p/>
+    <w:p>
+      <w:r>
+        <w:t>UC6-Pay for a Reservation</w:t>
+      </w:r>
+    </w:p>
+    <w:p>
+      <w:r>
+        <w:t>Actor: Driver</w:t>
+      </w:r>
+    </w:p>
+    <w:p>
+      <w:r>
+        <w:t>Precondition: User has an active reservation pending payment.</w:t>
+      </w:r>
+    </w:p>
+    <w:p>
+      <w:r>
+        <w:t>Steps: 1. User selects a saved payment method or enters a new one. 2. System sends payment request to the third-party payment provider. 3. Provider confirms transaction.</w:t>
+      </w:r>
+    </w:p>
+    <w:p>
+      <w:r>
+        <w:t>Postcondition: Reservation is confirmed and marked as paid.</w:t>
+      </w:r>
+    </w:p>
+    <w:p/>
+    <w:p>
+      <w:r>
+        <w:t>UC7-Receive Digital Receipt</w:t>
+      </w:r>
+    </w:p>
+    <w:p>
+      <w:r>
+        <w:t>Actor: Driver</w:t>
+      </w:r>
+    </w:p>
+    <w:p>
+      <w:r>
+        <w:t>Precondition: Payment for a reservation has been completed.</w:t>
+      </w:r>
+    </w:p>
+    <w:p>
+      <w:r>
+        <w:t>Steps: 1. System generates a receipt after successful payment. 2. System emails the receipt and stores it in the user's account.</w:t>
+      </w:r>
+    </w:p>
+    <w:p>
+      <w:r>
+        <w:t>Postcondition: Driver has a record of the transaction accessible in-app and via email.</w:t>
+      </w:r>
+    </w:p>
+    <w:p/>
+    <w:p>
+      <w:r>
+        <w:t>UC8-View Reservation History</w:t>
+      </w:r>
+    </w:p>
+    <w:p>
+      <w:r>
+        <w:t>Actor: Driver</w:t>
+      </w:r>
+    </w:p>
+    <w:p>
+      <w:r>
+        <w:t>Precondition: User is logged in and has at least one past reservation.</w:t>
+      </w:r>
+    </w:p>
+    <w:p>
+      <w:r>
+        <w:t>Steps: 1. User navigates to "My Reservations." 2. System displays past and upcoming reservations with statuses.</w:t>
+      </w:r>
+    </w:p>
+    <w:p>
+      <w:r>
+        <w:t>Postcondition: Driver can review or reference any past reservation and receipt.</w:t>
+      </w:r>
+    </w:p>
+    <w:p/>
+    <w:p>
+      <w:r>
+        <w:t>UC9-Cancel a Reservation</w:t>
+      </w:r>
+    </w:p>
+    <w:p>
+      <w:r>
+        <w:t>Actor: Driver</w:t>
+      </w:r>
+    </w:p>
+    <w:p>
+      <w:r>
+        <w:t>Precondition: User has an active, not-yet-started reservation.</w:t>
+      </w:r>
+    </w:p>
+    <w:p>
+      <w:r>
+        <w:t>Steps: 1. User opens the reservation from "My Reservations." 2. User selects "Cancel." 3. System processes cancellation and any applicable refund.</w:t>
+      </w:r>
+    </w:p>
+    <w:p>
+      <w:r>
+        <w:t>Postcondition: Space is released back into availability; driver is notified of cancellation status.</w:t>
+      </w:r>
+    </w:p>
+    <w:p/>
+    <w:p>
+      <w:r>
+        <w:t>UC10-Receive Reservation Notifications</w:t>
+      </w:r>
+    </w:p>
+    <w:p>
+      <w:r>
+        <w:t>Actor: Driver</w:t>
+      </w:r>
+    </w:p>
+    <w:p>
+      <w:r>
+        <w:t>Precondition: User has an upcoming or active reservation.</w:t>
+      </w:r>
+    </w:p>
+    <w:p>
+      <w:r>
+        <w:t>Steps: 1. System monitors reservation timing. 2. System sends a push notification before start time, near end time, and on cancellation events.</w:t>
+      </w:r>
+    </w:p>
+    <w:p>
+      <w:r>
+        <w:t>Postcondition: Driver stays informed of reservation status changes without checking the app manually.</w:t>
+      </w:r>
+    </w:p>
+    <w:p/>
+    <w:p>
+      <w:r>
+        <w:t>UC11-Get Directions to a Reserved Space</w:t>
+      </w:r>
+    </w:p>
+    <w:p>
+      <w:r>
+        <w:t>Actor: Driver</w:t>
+      </w:r>
+    </w:p>
+    <w:p>
+      <w:r>
+        <w:t>Precondition: User has a confirmed reservation.</w:t>
+      </w:r>
+    </w:p>
+    <w:p>
+      <w:r>
+        <w:t xml:space="preserve">Steps: 1. User selects "Navigate" on the reservation. 2. System hands off destination coordinates </w:t>
+      </w:r>
+      <w:proofErr w:type="gramStart"/>
+      <w:r>
+        <w:t>to</w:t>
+      </w:r>
+      <w:proofErr w:type="gramEnd"/>
+      <w:r>
+        <w:t xml:space="preserve"> the integrated mapping/navigation service. 3. External navigation app opens with turn-by-turn directions.</w:t>
+      </w:r>
+    </w:p>
+    <w:p>
+      <w:r>
+        <w:t>Postcondition: Driver is routed to the correct facility and space.</w:t>
+      </w:r>
+    </w:p>
+    <w:p/>
+    <w:p>
+      <w:r>
+        <w:t>UC12-View Real-Time Occupancy Dashboard</w:t>
+      </w:r>
+    </w:p>
+    <w:p>
+      <w:r>
+        <w:t>Actor: Parking Facility Operator</w:t>
+      </w:r>
+    </w:p>
+    <w:p>
+      <w:r>
+        <w:t>Precondition: Operator is logged into the admin dashboard.</w:t>
+      </w:r>
+    </w:p>
+    <w:p>
+      <w:r>
+        <w:t>Steps: 1. Operator opens the dashboard home screen. 2. System displays current occupancy, available spaces, and active reservations for the facility.</w:t>
+      </w:r>
+    </w:p>
+    <w:p>
+      <w:r>
+        <w:t>Postcondition: Operator has an up-to-date view of facility status.</w:t>
+      </w:r>
+    </w:p>
+    <w:p/>
+    <w:p>
+      <w:r>
+        <w:t>UC13-Generate Occupancy and Usage Report</w:t>
+      </w:r>
+    </w:p>
+    <w:p>
+      <w:r>
+        <w:t>Actor: Parking Facility Operator</w:t>
+      </w:r>
+    </w:p>
+    <w:p>
+      <w:r>
+        <w:t>Precondition: Operator is logged in and the facility has reservation/occupancy history.</w:t>
+      </w:r>
+    </w:p>
+    <w:p>
+      <w:r>
+        <w:t>Steps: 1. Operator selects "Reports." 2. Operator chooses a date range. 3. System compiles and displays occupancy, revenue, and usage statistics for that period.</w:t>
+      </w:r>
+    </w:p>
+    <w:p>
+      <w:r>
+        <w:t>Postcondition: Operator receives a report that can inform pricing or operational decisions.</w:t>
+      </w:r>
+    </w:p>
+    <w:p/>
+    <w:p>
+      <w:r>
+        <w:t>UC14-Update Facility Pricing</w:t>
+      </w:r>
+    </w:p>
+    <w:p>
+      <w:r>
+        <w:t>Actor: Parking Facility Operator</w:t>
+      </w:r>
+    </w:p>
+    <w:p>
+      <w:r>
+        <w:t>Precondition: Operator is logged in and has an existing facility profile.</w:t>
+      </w:r>
+    </w:p>
+    <w:p>
+      <w:r>
+        <w:t>Steps: 1. Operator navigates to facility settings. 2. Operator updates hourly/daily rates. 3. System saves and applies new pricing to future reservations.</w:t>
+      </w:r>
+    </w:p>
+    <w:p>
+      <w:r>
+        <w:t>Postcondition: Updated pricing is reflected immediately for new driver searches and reservations.</w:t>
+      </w:r>
+    </w:p>
+    <w:p/>
+    <w:p>
+      <w:r>
+        <w:t>UC15-Update Facility Details</w:t>
+      </w:r>
+    </w:p>
+    <w:p>
+      <w:r>
+        <w:t>Actor: Parking Facility Operator</w:t>
+      </w:r>
+    </w:p>
+    <w:p>
+      <w:r>
+        <w:t>Precondition: Operator is logged in and has an existing facility profile.</w:t>
+      </w:r>
+    </w:p>
+    <w:p>
+      <w:r>
+        <w:t>Steps: 1. Operator navigates to facility settings. 2. Operator edits details such as address, total space count, or hours of operation. 3. System validates and saves changes.</w:t>
+      </w:r>
+    </w:p>
+    <w:p>
+      <w:r>
+        <w:t xml:space="preserve">Postcondition: Updated facility information is visible to drivers </w:t>
+      </w:r>
+      <w:proofErr w:type="gramStart"/>
+      <w:r>
+        <w:t>searching</w:t>
+      </w:r>
+      <w:proofErr w:type="gramEnd"/>
+      <w:r>
+        <w:t xml:space="preserve"> the platform.</w:t>
+      </w:r>
+    </w:p>
     <w:sectPr>
       <w:headerReference w:type="default" r:id="rId8"/>
       <w:footerReference w:type="default" r:id="rId9"/>
@@ -916,6 +2068,232 @@
 <file path=word/numbering.xml><?xml version="1.0" encoding="utf-8"?>
 <w:numbering xmlns:wpc="http://schemas.microsoft.com/office/word/2010/wordprocessingCanvas" xmlns:cx="http://schemas.microsoft.com/office/drawing/2014/chartex" xmlns:cx1="http://schemas.microsoft.com/office/drawing/2015/9/8/chartex" xmlns:cx2="http://schemas.microsoft.com/office/drawing/2015/10/21/chartex" xmlns:cx3="http://schemas.microsoft.com/office/drawing/2016/5/9/chartex" xmlns:cx4="http://schemas.microsoft.com/office/drawing/2016/5/10/chartex" xmlns:cx5="http://schemas.microsoft.com/office/drawing/2016/5/11/chartex" xmlns:cx6="http://schemas.microsoft.com/office/drawing/2016/5/12/chartex" xmlns:cx7="http://schemas.microsoft.com/office/drawing/2016/5/13/chartex" xmlns:cx8="http://schemas.microsoft.com/office/drawing/2016/5/14/chartex" xmlns:mc="http://schemas.openxmlformats.org/markup-compatibility/2006" xmlns:aink="http://schemas.microsoft.com/office/drawing/2016/ink" xmlns:am3d="http://schemas.microsoft.com/office/drawing/2017/model3d" xmlns:o="urn:schemas-microsoft-com:office:office" xmlns:oel="http://schemas.microsoft.com/office/2019/extlst" xmlns:r="http://schemas.openxmlformats.org/officeDocument/2006/relationships" xmlns:m="http://schemas.openxmlformats.org/officeDocument/2006/math" xmlns:v="urn:schemas-microsoft-com:vml" xmlns:wp14="http://schemas.microsoft.com/office/word/2010/wordprocessingDrawing" xmlns:wp="http://schemas.openxmlformats.org/drawingml/2006/wordprocessingDrawing" xmlns:w10="urn:schemas-microsoft-com:office:word" xmlns:w="http://schemas.openxmlformats.org/wordprocessingml/2006/main" xmlns:w14="http://schemas.microsoft.com/office/word/2010/wordml" xmlns:w15="http://schemas.microsoft.com/office/word/2012/wordml" xmlns:w16cex="http://schemas.microsoft.com/office/word/2018/wordml/cex" xmlns:w16cid="http://schemas.microsoft.com/office/word/2016/wordml/cid" xmlns:w16="http://schemas.microsoft.com/office/word/2018/wordml" xmlns:w16du="http://schemas.microsoft.com/office/word/2023/wordml/word16du" xmlns:w16sdtdh="http://schemas.microsoft.com/office/word/2020/wordml/sdtdatahash" xmlns:w16sdtfl="http://schemas.microsoft.com/office/word/2024/wordml/sdtformatlock" xmlns:w16se="http://schemas.microsoft.com/office/word/2015/wordml/symex" xmlns:wpg="http://schemas.microsoft.com/office/word/2010/wordprocessingGroup" xmlns:wpi="http://schemas.microsoft.com/office/word/2010/wordprocessingInk" xmlns:wne="http://schemas.microsoft.com/office/word/2006/wordml" xmlns:wps="http://schemas.microsoft.com/office/word/2010/wordprocessingShape" mc:Ignorable="w14 w15 w16se w16cid w16 w16cex w16sdtdh w16sdtfl w16du wp14">
   <w:abstractNum w:abstractNumId="0" w15:restartNumberingAfterBreak="0">
+    <w:nsid w:val="098E3BD2"/>
+    <w:multiLevelType w:val="hybridMultilevel"/>
+    <w:tmpl w:val="ED8E0A26"/>
+    <w:lvl w:ilvl="0" w:tplc="04090001">
+      <w:start w:val="1"/>
+      <w:numFmt w:val="bullet"/>
+      <w:lvlText w:val=""/>
+      <w:lvlJc w:val="left"/>
+      <w:pPr>
+        <w:ind w:left="720" w:hanging="360"/>
+      </w:pPr>
+      <w:rPr>
+        <w:rFonts w:ascii="Symbol" w:hAnsi="Symbol" w:hint="default"/>
+      </w:rPr>
+    </w:lvl>
+    <w:lvl w:ilvl="1" w:tplc="04090003" w:tentative="1">
+      <w:start w:val="1"/>
+      <w:numFmt w:val="bullet"/>
+      <w:lvlText w:val="o"/>
+      <w:lvlJc w:val="left"/>
+      <w:pPr>
+        <w:ind w:left="1440" w:hanging="360"/>
+      </w:pPr>
+      <w:rPr>
+        <w:rFonts w:ascii="Courier New" w:hAnsi="Courier New" w:cs="Courier New" w:hint="default"/>
+      </w:rPr>
+    </w:lvl>
+    <w:lvl w:ilvl="2" w:tplc="04090005" w:tentative="1">
+      <w:start w:val="1"/>
+      <w:numFmt w:val="bullet"/>
+      <w:lvlText w:val=""/>
+      <w:lvlJc w:val="left"/>
+      <w:pPr>
+        <w:ind w:left="2160" w:hanging="360"/>
+      </w:pPr>
+      <w:rPr>
+        <w:rFonts w:ascii="Wingdings" w:hAnsi="Wingdings" w:hint="default"/>
+      </w:rPr>
+    </w:lvl>
+    <w:lvl w:ilvl="3" w:tplc="04090001" w:tentative="1">
+      <w:start w:val="1"/>
+      <w:numFmt w:val="bullet"/>
+      <w:lvlText w:val=""/>
+      <w:lvlJc w:val="left"/>
+      <w:pPr>
+        <w:ind w:left="2880" w:hanging="360"/>
+      </w:pPr>
+      <w:rPr>
+        <w:rFonts w:ascii="Symbol" w:hAnsi="Symbol" w:hint="default"/>
+      </w:rPr>
+    </w:lvl>
+    <w:lvl w:ilvl="4" w:tplc="04090003" w:tentative="1">
+      <w:start w:val="1"/>
+      <w:numFmt w:val="bullet"/>
+      <w:lvlText w:val="o"/>
+      <w:lvlJc w:val="left"/>
+      <w:pPr>
+        <w:ind w:left="3600" w:hanging="360"/>
+      </w:pPr>
+      <w:rPr>
+        <w:rFonts w:ascii="Courier New" w:hAnsi="Courier New" w:cs="Courier New" w:hint="default"/>
+      </w:rPr>
+    </w:lvl>
+    <w:lvl w:ilvl="5" w:tplc="04090005" w:tentative="1">
+      <w:start w:val="1"/>
+      <w:numFmt w:val="bullet"/>
+      <w:lvlText w:val=""/>
+      <w:lvlJc w:val="left"/>
+      <w:pPr>
+        <w:ind w:left="4320" w:hanging="360"/>
+      </w:pPr>
+      <w:rPr>
+        <w:rFonts w:ascii="Wingdings" w:hAnsi="Wingdings" w:hint="default"/>
+      </w:rPr>
+    </w:lvl>
+    <w:lvl w:ilvl="6" w:tplc="04090001" w:tentative="1">
+      <w:start w:val="1"/>
+      <w:numFmt w:val="bullet"/>
+      <w:lvlText w:val=""/>
+      <w:lvlJc w:val="left"/>
+      <w:pPr>
+        <w:ind w:left="5040" w:hanging="360"/>
+      </w:pPr>
+      <w:rPr>
+        <w:rFonts w:ascii="Symbol" w:hAnsi="Symbol" w:hint="default"/>
+      </w:rPr>
+    </w:lvl>
+    <w:lvl w:ilvl="7" w:tplc="04090003" w:tentative="1">
+      <w:start w:val="1"/>
+      <w:numFmt w:val="bullet"/>
+      <w:lvlText w:val="o"/>
+      <w:lvlJc w:val="left"/>
+      <w:pPr>
+        <w:ind w:left="5760" w:hanging="360"/>
+      </w:pPr>
+      <w:rPr>
+        <w:rFonts w:ascii="Courier New" w:hAnsi="Courier New" w:cs="Courier New" w:hint="default"/>
+      </w:rPr>
+    </w:lvl>
+    <w:lvl w:ilvl="8" w:tplc="04090005" w:tentative="1">
+      <w:start w:val="1"/>
+      <w:numFmt w:val="bullet"/>
+      <w:lvlText w:val=""/>
+      <w:lvlJc w:val="left"/>
+      <w:pPr>
+        <w:ind w:left="6480" w:hanging="360"/>
+      </w:pPr>
+      <w:rPr>
+        <w:rFonts w:ascii="Wingdings" w:hAnsi="Wingdings" w:hint="default"/>
+      </w:rPr>
+    </w:lvl>
+  </w:abstractNum>
+  <w:abstractNum w:abstractNumId="1" w15:restartNumberingAfterBreak="0">
+    <w:nsid w:val="1A944A5F"/>
+    <w:multiLevelType w:val="hybridMultilevel"/>
+    <w:tmpl w:val="18221356"/>
+    <w:lvl w:ilvl="0" w:tplc="04090001">
+      <w:start w:val="1"/>
+      <w:numFmt w:val="bullet"/>
+      <w:lvlText w:val=""/>
+      <w:lvlJc w:val="left"/>
+      <w:pPr>
+        <w:ind w:left="720" w:hanging="360"/>
+      </w:pPr>
+      <w:rPr>
+        <w:rFonts w:ascii="Symbol" w:hAnsi="Symbol" w:hint="default"/>
+      </w:rPr>
+    </w:lvl>
+    <w:lvl w:ilvl="1" w:tplc="04090003" w:tentative="1">
+      <w:start w:val="1"/>
+      <w:numFmt w:val="bullet"/>
+      <w:lvlText w:val="o"/>
+      <w:lvlJc w:val="left"/>
+      <w:pPr>
+        <w:ind w:left="1440" w:hanging="360"/>
+      </w:pPr>
+      <w:rPr>
+        <w:rFonts w:ascii="Courier New" w:hAnsi="Courier New" w:cs="Courier New" w:hint="default"/>
+      </w:rPr>
+    </w:lvl>
+    <w:lvl w:ilvl="2" w:tplc="04090005" w:tentative="1">
+      <w:start w:val="1"/>
+      <w:numFmt w:val="bullet"/>
+      <w:lvlText w:val=""/>
+      <w:lvlJc w:val="left"/>
+      <w:pPr>
+        <w:ind w:left="2160" w:hanging="360"/>
+      </w:pPr>
+      <w:rPr>
+        <w:rFonts w:ascii="Wingdings" w:hAnsi="Wingdings" w:hint="default"/>
+      </w:rPr>
+    </w:lvl>
+    <w:lvl w:ilvl="3" w:tplc="04090001" w:tentative="1">
+      <w:start w:val="1"/>
+      <w:numFmt w:val="bullet"/>
+      <w:lvlText w:val=""/>
+      <w:lvlJc w:val="left"/>
+      <w:pPr>
+        <w:ind w:left="2880" w:hanging="360"/>
+      </w:pPr>
+      <w:rPr>
+        <w:rFonts w:ascii="Symbol" w:hAnsi="Symbol" w:hint="default"/>
+      </w:rPr>
+    </w:lvl>
+    <w:lvl w:ilvl="4" w:tplc="04090003" w:tentative="1">
+      <w:start w:val="1"/>
+      <w:numFmt w:val="bullet"/>
+      <w:lvlText w:val="o"/>
+      <w:lvlJc w:val="left"/>
+      <w:pPr>
+        <w:ind w:left="3600" w:hanging="360"/>
+      </w:pPr>
+      <w:rPr>
+        <w:rFonts w:ascii="Courier New" w:hAnsi="Courier New" w:cs="Courier New" w:hint="default"/>
+      </w:rPr>
+    </w:lvl>
+    <w:lvl w:ilvl="5" w:tplc="04090005" w:tentative="1">
+      <w:start w:val="1"/>
+      <w:numFmt w:val="bullet"/>
+      <w:lvlText w:val=""/>
+      <w:lvlJc w:val="left"/>
+      <w:pPr>
+        <w:ind w:left="4320" w:hanging="360"/>
+      </w:pPr>
+      <w:rPr>
+        <w:rFonts w:ascii="Wingdings" w:hAnsi="Wingdings" w:hint="default"/>
+      </w:rPr>
+    </w:lvl>
+    <w:lvl w:ilvl="6" w:tplc="04090001" w:tentative="1">
+      <w:start w:val="1"/>
+      <w:numFmt w:val="bullet"/>
+      <w:lvlText w:val=""/>
+      <w:lvlJc w:val="left"/>
+      <w:pPr>
+        <w:ind w:left="5040" w:hanging="360"/>
+      </w:pPr>
+      <w:rPr>
+        <w:rFonts w:ascii="Symbol" w:hAnsi="Symbol" w:hint="default"/>
+      </w:rPr>
+    </w:lvl>
+    <w:lvl w:ilvl="7" w:tplc="04090003" w:tentative="1">
+      <w:start w:val="1"/>
+      <w:numFmt w:val="bullet"/>
+      <w:lvlText w:val="o"/>
+      <w:lvlJc w:val="left"/>
+      <w:pPr>
+        <w:ind w:left="5760" w:hanging="360"/>
+      </w:pPr>
+      <w:rPr>
+        <w:rFonts w:ascii="Courier New" w:hAnsi="Courier New" w:cs="Courier New" w:hint="default"/>
+      </w:rPr>
+    </w:lvl>
+    <w:lvl w:ilvl="8" w:tplc="04090005" w:tentative="1">
+      <w:start w:val="1"/>
+      <w:numFmt w:val="bullet"/>
+      <w:lvlText w:val=""/>
+      <w:lvlJc w:val="left"/>
+      <w:pPr>
+        <w:ind w:left="6480" w:hanging="360"/>
+      </w:pPr>
+      <w:rPr>
+        <w:rFonts w:ascii="Wingdings" w:hAnsi="Wingdings" w:hint="default"/>
+      </w:rPr>
+    </w:lvl>
+  </w:abstractNum>
+  <w:abstractNum w:abstractNumId="2" w15:restartNumberingAfterBreak="0">
     <w:nsid w:val="395405C7"/>
     <w:multiLevelType w:val="hybridMultilevel"/>
     <w:tmpl w:val="7E0E74B4"/>
@@ -1001,11 +2379,133 @@
       </w:pPr>
     </w:lvl>
   </w:abstractNum>
+  <w:abstractNum w:abstractNumId="3" w15:restartNumberingAfterBreak="0">
+    <w:nsid w:val="69C03208"/>
+    <w:multiLevelType w:val="hybridMultilevel"/>
+    <w:tmpl w:val="9132CFC4"/>
+    <w:lvl w:ilvl="0" w:tplc="04090001">
+      <w:start w:val="1"/>
+      <w:numFmt w:val="bullet"/>
+      <w:lvlText w:val=""/>
+      <w:lvlJc w:val="left"/>
+      <w:pPr>
+        <w:ind w:left="720" w:hanging="360"/>
+      </w:pPr>
+      <w:rPr>
+        <w:rFonts w:ascii="Symbol" w:hAnsi="Symbol" w:hint="default"/>
+      </w:rPr>
+    </w:lvl>
+    <w:lvl w:ilvl="1" w:tplc="04090003" w:tentative="1">
+      <w:start w:val="1"/>
+      <w:numFmt w:val="bullet"/>
+      <w:lvlText w:val="o"/>
+      <w:lvlJc w:val="left"/>
+      <w:pPr>
+        <w:ind w:left="1440" w:hanging="360"/>
+      </w:pPr>
+      <w:rPr>
+        <w:rFonts w:ascii="Courier New" w:hAnsi="Courier New" w:cs="Courier New" w:hint="default"/>
+      </w:rPr>
+    </w:lvl>
+    <w:lvl w:ilvl="2" w:tplc="04090005" w:tentative="1">
+      <w:start w:val="1"/>
+      <w:numFmt w:val="bullet"/>
+      <w:lvlText w:val=""/>
+      <w:lvlJc w:val="left"/>
+      <w:pPr>
+        <w:ind w:left="2160" w:hanging="360"/>
+      </w:pPr>
+      <w:rPr>
+        <w:rFonts w:ascii="Wingdings" w:hAnsi="Wingdings" w:hint="default"/>
+      </w:rPr>
+    </w:lvl>
+    <w:lvl w:ilvl="3" w:tplc="04090001" w:tentative="1">
+      <w:start w:val="1"/>
+      <w:numFmt w:val="bullet"/>
+      <w:lvlText w:val=""/>
+      <w:lvlJc w:val="left"/>
+      <w:pPr>
+        <w:ind w:left="2880" w:hanging="360"/>
+      </w:pPr>
+      <w:rPr>
+        <w:rFonts w:ascii="Symbol" w:hAnsi="Symbol" w:hint="default"/>
+      </w:rPr>
+    </w:lvl>
+    <w:lvl w:ilvl="4" w:tplc="04090003" w:tentative="1">
+      <w:start w:val="1"/>
+      <w:numFmt w:val="bullet"/>
+      <w:lvlText w:val="o"/>
+      <w:lvlJc w:val="left"/>
+      <w:pPr>
+        <w:ind w:left="3600" w:hanging="360"/>
+      </w:pPr>
+      <w:rPr>
+        <w:rFonts w:ascii="Courier New" w:hAnsi="Courier New" w:cs="Courier New" w:hint="default"/>
+      </w:rPr>
+    </w:lvl>
+    <w:lvl w:ilvl="5" w:tplc="04090005" w:tentative="1">
+      <w:start w:val="1"/>
+      <w:numFmt w:val="bullet"/>
+      <w:lvlText w:val=""/>
+      <w:lvlJc w:val="left"/>
+      <w:pPr>
+        <w:ind w:left="4320" w:hanging="360"/>
+      </w:pPr>
+      <w:rPr>
+        <w:rFonts w:ascii="Wingdings" w:hAnsi="Wingdings" w:hint="default"/>
+      </w:rPr>
+    </w:lvl>
+    <w:lvl w:ilvl="6" w:tplc="04090001" w:tentative="1">
+      <w:start w:val="1"/>
+      <w:numFmt w:val="bullet"/>
+      <w:lvlText w:val=""/>
+      <w:lvlJc w:val="left"/>
+      <w:pPr>
+        <w:ind w:left="5040" w:hanging="360"/>
+      </w:pPr>
+      <w:rPr>
+        <w:rFonts w:ascii="Symbol" w:hAnsi="Symbol" w:hint="default"/>
+      </w:rPr>
+    </w:lvl>
+    <w:lvl w:ilvl="7" w:tplc="04090003" w:tentative="1">
+      <w:start w:val="1"/>
+      <w:numFmt w:val="bullet"/>
+      <w:lvlText w:val="o"/>
+      <w:lvlJc w:val="left"/>
+      <w:pPr>
+        <w:ind w:left="5760" w:hanging="360"/>
+      </w:pPr>
+      <w:rPr>
+        <w:rFonts w:ascii="Courier New" w:hAnsi="Courier New" w:cs="Courier New" w:hint="default"/>
+      </w:rPr>
+    </w:lvl>
+    <w:lvl w:ilvl="8" w:tplc="04090005" w:tentative="1">
+      <w:start w:val="1"/>
+      <w:numFmt w:val="bullet"/>
+      <w:lvlText w:val=""/>
+      <w:lvlJc w:val="left"/>
+      <w:pPr>
+        <w:ind w:left="6480" w:hanging="360"/>
+      </w:pPr>
+      <w:rPr>
+        <w:rFonts w:ascii="Wingdings" w:hAnsi="Wingdings" w:hint="default"/>
+      </w:rPr>
+    </w:lvl>
+  </w:abstractNum>
   <w:num w:numId="1" w16cid:durableId="1178034950">
-    <w:abstractNumId w:val="0"/>
+    <w:abstractNumId w:val="2"/>
     <w:lvlOverride w:ilvl="0">
       <w:startOverride w:val="1"/>
     </w:lvlOverride>
+  </w:num>
+  <w:num w:numId="2" w16cid:durableId="882208355">
+    <w:abstractNumId w:val="1"/>
+  </w:num>
+  <w:num w:numId="3" w16cid:durableId="1120491919">
+    <w:abstractNumId w:val="0"/>
+  </w:num>
+  <w:num w:numId="4" w16cid:durableId="1440683765">
+    <w:abstractNumId w:val="3"/>
   </w:num>
 </w:numbering>
 </file>
